--- a/IT012_Lab01_2026.docx
+++ b/IT012_Lab01_2026.docx
@@ -8603,15 +8603,44 @@
             <w:pPr>
               <w:pStyle w:val="Normal"/>
               <w:rPr>
-                <w:i/>
-                <w:iCs/>
-                <w:color w:val="7F7F7F"/>
+                <w:i w:val="false"/>
+                <w:iCs w:val="false"/>
+                <w:color w:val="111111"/>
                 <w:sz w:val="20"/>
                 <w:szCs w:val="20"/>
               </w:rPr>
             </w:pPr>
             <w:r>
-              <w:rPr/>
+              <w:rPr>
+                <w:i w:val="false"/>
+                <w:iCs w:val="false"/>
+                <w:color w:val="111111"/>
+                <w:sz w:val="20"/>
+                <w:szCs w:val="20"/>
+              </w:rPr>
+              <w:t>Cột Chain ko trùng với NAND3</w:t>
+            </w:r>
+          </w:p>
+          <w:p>
+            <w:pPr>
+              <w:pStyle w:val="Normal"/>
+              <w:rPr>
+                <w:i w:val="false"/>
+                <w:iCs w:val="false"/>
+                <w:color w:val="111111"/>
+                <w:sz w:val="20"/>
+                <w:szCs w:val="20"/>
+              </w:rPr>
+            </w:pPr>
+            <w:r>
+              <w:rPr>
+                <w:i w:val="false"/>
+                <w:iCs w:val="false"/>
+                <w:color w:val="111111"/>
+                <w:sz w:val="20"/>
+                <w:szCs w:val="20"/>
+              </w:rPr>
+              <w:t>Thiếu tính chất Kết hợp</w:t>
             </w:r>
           </w:p>
         </w:tc>
@@ -8666,6 +8695,61 @@
               <w:jc w:val="center"/>
               <w:rPr/>
             </w:pPr>
+            <w:r>
+              <w:rPr>
+                <w:i/>
+                <w:iCs/>
+                <w:color w:val="7F7F7F"/>
+                <w:sz w:val="20"/>
+                <w:szCs w:val="20"/>
+              </w:rPr>
+              <w:drawing>
+                <wp:anchor distT="0" distB="0" distL="0" distR="0" simplePos="0" relativeHeight="3" behindDoc="0" locked="0" layoutInCell="0" allowOverlap="1">
+                  <wp:simplePos x="0" y="0"/>
+                  <wp:positionH relativeFrom="column">
+                    <wp:align>center</wp:align>
+                  </wp:positionH>
+                  <wp:positionV relativeFrom="paragraph">
+                    <wp:posOffset>635</wp:posOffset>
+                  </wp:positionV>
+                  <wp:extent cx="5980430" cy="3636010"/>
+                  <wp:effectExtent l="0" t="0" r="0" b="0"/>
+                  <wp:wrapSquare wrapText="largest"/>
+                  <wp:docPr id="2" name="Image2"/>
+                  <wp:cNvGraphicFramePr>
+                    <a:graphicFrameLocks xmlns:a="http://schemas.openxmlformats.org/drawingml/2006/main" noChangeAspect="1"/>
+                  </wp:cNvGraphicFramePr>
+                  <a:graphic xmlns:a="http://schemas.openxmlformats.org/drawingml/2006/main">
+                    <a:graphicData uri="http://schemas.openxmlformats.org/drawingml/2006/picture">
+                      <pic:pic xmlns:pic="http://schemas.openxmlformats.org/drawingml/2006/picture">
+                        <pic:nvPicPr>
+                          <pic:cNvPr id="2" name="Image2"/>
+                          <pic:cNvPicPr>
+                            <a:picLocks noChangeAspect="1" noChangeArrowheads="1"/>
+                          </pic:cNvPicPr>
+                        </pic:nvPicPr>
+                        <pic:blipFill>
+                          <a:blip r:embed="rId3"/>
+                          <a:stretch>
+                            <a:fillRect/>
+                          </a:stretch>
+                        </pic:blipFill>
+                        <pic:spPr bwMode="auto">
+                          <a:xfrm>
+                            <a:off x="0" y="0"/>
+                            <a:ext cx="5980430" cy="3636010"/>
+                          </a:xfrm>
+                          <a:prstGeom prst="rect">
+                            <a:avLst/>
+                          </a:prstGeom>
+                          <a:noFill/>
+                        </pic:spPr>
+                      </pic:pic>
+                    </a:graphicData>
+                  </a:graphic>
+                </wp:anchor>
+              </w:drawing>
+            </w:r>
             <w:r>
               <w:rPr>
                 <w:i/>
@@ -9136,6 +9220,7 @@
             </w:pPr>
             <w:r>
               <w:rPr/>
+              <w:t>D</w:t>
             </w:r>
           </w:p>
         </w:tc>
@@ -9161,6 +9246,7 @@
             </w:pPr>
             <w:r>
               <w:rPr/>
+              <w:t>D</w:t>
             </w:r>
           </w:p>
         </w:tc>
@@ -9249,6 +9335,7 @@
             </w:pPr>
             <w:r>
               <w:rPr/>
+              <w:t>S</w:t>
             </w:r>
           </w:p>
         </w:tc>
@@ -9274,6 +9361,7 @@
             </w:pPr>
             <w:r>
               <w:rPr/>
+              <w:t>S</w:t>
             </w:r>
           </w:p>
         </w:tc>
@@ -9362,6 +9450,7 @@
             </w:pPr>
             <w:r>
               <w:rPr/>
+              <w:t>D</w:t>
             </w:r>
           </w:p>
         </w:tc>
@@ -9387,6 +9476,7 @@
             </w:pPr>
             <w:r>
               <w:rPr/>
+              <w:t>D</w:t>
             </w:r>
           </w:p>
         </w:tc>
@@ -9475,6 +9565,7 @@
             </w:pPr>
             <w:r>
               <w:rPr/>
+              <w:t>S</w:t>
             </w:r>
           </w:p>
         </w:tc>
@@ -9500,6 +9591,7 @@
             </w:pPr>
             <w:r>
               <w:rPr/>
+              <w:t>S</w:t>
             </w:r>
           </w:p>
         </w:tc>
@@ -9585,6 +9677,7 @@
             </w:pPr>
             <w:r>
               <w:rPr/>
+              <w:t>D</w:t>
             </w:r>
           </w:p>
         </w:tc>
@@ -9609,6 +9702,7 @@
             </w:pPr>
             <w:r>
               <w:rPr/>
+              <w:t>D</w:t>
             </w:r>
           </w:p>
         </w:tc>
@@ -10212,6 +10306,7 @@
             </w:pPr>
             <w:r>
               <w:rPr/>
+              <w:t>1</w:t>
             </w:r>
           </w:p>
         </w:tc>
@@ -10237,6 +10332,7 @@
             </w:pPr>
             <w:r>
               <w:rPr/>
+              <w:t>1</w:t>
             </w:r>
           </w:p>
         </w:tc>
@@ -10262,6 +10358,7 @@
             </w:pPr>
             <w:r>
               <w:rPr/>
+              <w:t>1</w:t>
             </w:r>
           </w:p>
         </w:tc>
@@ -10287,6 +10384,7 @@
             </w:pPr>
             <w:r>
               <w:rPr/>
+              <w:t>1</w:t>
             </w:r>
           </w:p>
         </w:tc>
@@ -10312,6 +10410,7 @@
             </w:pPr>
             <w:r>
               <w:rPr/>
+              <w:t>1</w:t>
             </w:r>
           </w:p>
         </w:tc>
@@ -10429,6 +10528,7 @@
             </w:pPr>
             <w:r>
               <w:rPr/>
+              <w:t>1</w:t>
             </w:r>
           </w:p>
         </w:tc>
@@ -10454,6 +10554,7 @@
             </w:pPr>
             <w:r>
               <w:rPr/>
+              <w:t>1</w:t>
             </w:r>
           </w:p>
         </w:tc>
@@ -10479,6 +10580,7 @@
             </w:pPr>
             <w:r>
               <w:rPr/>
+              <w:t>1</w:t>
             </w:r>
           </w:p>
         </w:tc>
@@ -10504,6 +10606,7 @@
             </w:pPr>
             <w:r>
               <w:rPr/>
+              <w:t>1</w:t>
             </w:r>
           </w:p>
         </w:tc>
@@ -10529,6 +10632,7 @@
             </w:pPr>
             <w:r>
               <w:rPr/>
+              <w:t>1</w:t>
             </w:r>
           </w:p>
         </w:tc>
@@ -10646,6 +10750,7 @@
             </w:pPr>
             <w:r>
               <w:rPr/>
+              <w:t>1</w:t>
             </w:r>
           </w:p>
         </w:tc>
@@ -10671,6 +10776,7 @@
             </w:pPr>
             <w:r>
               <w:rPr/>
+              <w:t>0</w:t>
             </w:r>
           </w:p>
         </w:tc>
@@ -10696,6 +10802,7 @@
             </w:pPr>
             <w:r>
               <w:rPr/>
+              <w:t>1</w:t>
             </w:r>
           </w:p>
         </w:tc>
@@ -10721,6 +10828,7 @@
             </w:pPr>
             <w:r>
               <w:rPr/>
+              <w:t>0</w:t>
             </w:r>
           </w:p>
         </w:tc>
@@ -10746,6 +10854,7 @@
             </w:pPr>
             <w:r>
               <w:rPr/>
+              <w:t>1</w:t>
             </w:r>
           </w:p>
         </w:tc>
@@ -10863,6 +10972,7 @@
             </w:pPr>
             <w:r>
               <w:rPr/>
+              <w:t>1</w:t>
             </w:r>
           </w:p>
         </w:tc>
@@ -10888,6 +10998,7 @@
             </w:pPr>
             <w:r>
               <w:rPr/>
+              <w:t>0</w:t>
             </w:r>
           </w:p>
         </w:tc>
@@ -10913,6 +11024,7 @@
             </w:pPr>
             <w:r>
               <w:rPr/>
+              <w:t>1</w:t>
             </w:r>
           </w:p>
         </w:tc>
@@ -10938,6 +11050,7 @@
             </w:pPr>
             <w:r>
               <w:rPr/>
+              <w:t>0</w:t>
             </w:r>
           </w:p>
         </w:tc>
@@ -10963,6 +11076,7 @@
             </w:pPr>
             <w:r>
               <w:rPr/>
+              <w:t>1</w:t>
             </w:r>
           </w:p>
         </w:tc>
@@ -11080,6 +11194,7 @@
             </w:pPr>
             <w:r>
               <w:rPr/>
+              <w:t>1</w:t>
             </w:r>
           </w:p>
         </w:tc>
@@ -11105,6 +11220,7 @@
             </w:pPr>
             <w:r>
               <w:rPr/>
+              <w:t>0</w:t>
             </w:r>
           </w:p>
         </w:tc>
@@ -11130,6 +11246,7 @@
             </w:pPr>
             <w:r>
               <w:rPr/>
+              <w:t>1</w:t>
             </w:r>
           </w:p>
         </w:tc>
@@ -11155,6 +11272,7 @@
             </w:pPr>
             <w:r>
               <w:rPr/>
+              <w:t>1</w:t>
             </w:r>
           </w:p>
         </w:tc>
@@ -11180,6 +11298,7 @@
             </w:pPr>
             <w:r>
               <w:rPr/>
+              <w:t>1</w:t>
             </w:r>
           </w:p>
         </w:tc>
@@ -11297,6 +11416,7 @@
             </w:pPr>
             <w:r>
               <w:rPr/>
+              <w:t>1</w:t>
             </w:r>
           </w:p>
         </w:tc>
@@ -11322,6 +11442,7 @@
             </w:pPr>
             <w:r>
               <w:rPr/>
+              <w:t xml:space="preserve">0 </w:t>
             </w:r>
           </w:p>
         </w:tc>
@@ -11347,6 +11468,7 @@
             </w:pPr>
             <w:r>
               <w:rPr/>
+              <w:t>1</w:t>
             </w:r>
           </w:p>
         </w:tc>
@@ -11372,6 +11494,7 @@
             </w:pPr>
             <w:r>
               <w:rPr/>
+              <w:t>1</w:t>
             </w:r>
           </w:p>
         </w:tc>
@@ -11397,6 +11520,230 @@
             </w:pPr>
             <w:r>
               <w:rPr/>
+              <w:t>1</w:t>
+            </w:r>
+          </w:p>
+        </w:tc>
+      </w:tr>
+      <w:tr>
+        <w:trPr>
+          <w:trHeight w:val="293" w:hRule="atLeast"/>
+          <w:cantSplit/>
+        </w:trPr>
+        <w:tc>
+          <w:tcPr>
+            <w:tcW w:w="1204" w:type="dxa"/>
+            <w:tcBorders>
+              <w:top w:val="single" w:sz="4" w:space="0" w:color="7F7F7F"/>
+              <w:start w:val="single" w:sz="4" w:space="0" w:color="7F7F7F"/>
+              <w:bottom w:val="single" w:sz="4" w:space="0" w:color="7F7F7F"/>
+              <w:end w:val="single" w:sz="4" w:space="0" w:color="7F7F7F"/>
+            </w:tcBorders>
+            <w:shd w:color="auto" w:fill="F2F2F2" w:val="clear"/>
+            <w:vAlign w:val="center"/>
+          </w:tcPr>
+          <w:p>
+            <w:pPr>
+              <w:pStyle w:val="Normal"/>
+              <w:keepNext w:val="true"/>
+              <w:spacing w:lineRule="auto" w:line="252"/>
+              <w:jc w:val="center"/>
+              <w:rPr/>
+            </w:pPr>
+            <w:r>
+              <w:rPr>
+                <w:sz w:val="22"/>
+                <w:szCs w:val="22"/>
+              </w:rPr>
+              <w:t>1</w:t>
+            </w:r>
+          </w:p>
+        </w:tc>
+        <w:tc>
+          <w:tcPr>
+            <w:tcW w:w="1203" w:type="dxa"/>
+            <w:tcBorders>
+              <w:top w:val="single" w:sz="4" w:space="0" w:color="7F7F7F"/>
+              <w:start w:val="single" w:sz="4" w:space="0" w:color="7F7F7F"/>
+              <w:bottom w:val="single" w:sz="4" w:space="0" w:color="7F7F7F"/>
+              <w:end w:val="single" w:sz="4" w:space="0" w:color="7F7F7F"/>
+            </w:tcBorders>
+            <w:shd w:color="auto" w:fill="F2F2F2" w:val="clear"/>
+            <w:vAlign w:val="center"/>
+          </w:tcPr>
+          <w:p>
+            <w:pPr>
+              <w:pStyle w:val="Normal"/>
+              <w:keepNext w:val="true"/>
+              <w:spacing w:lineRule="auto" w:line="252"/>
+              <w:jc w:val="center"/>
+              <w:rPr/>
+            </w:pPr>
+            <w:r>
+              <w:rPr>
+                <w:sz w:val="22"/>
+                <w:szCs w:val="22"/>
+              </w:rPr>
+              <w:t>1</w:t>
+            </w:r>
+          </w:p>
+        </w:tc>
+        <w:tc>
+          <w:tcPr>
+            <w:tcW w:w="1206" w:type="dxa"/>
+            <w:tcBorders>
+              <w:top w:val="single" w:sz="4" w:space="0" w:color="7F7F7F"/>
+              <w:start w:val="single" w:sz="4" w:space="0" w:color="7F7F7F"/>
+              <w:bottom w:val="single" w:sz="4" w:space="0" w:color="7F7F7F"/>
+              <w:end w:val="single" w:sz="4" w:space="0" w:color="7F7F7F"/>
+            </w:tcBorders>
+            <w:shd w:color="auto" w:fill="F2F2F2" w:val="clear"/>
+            <w:vAlign w:val="center"/>
+          </w:tcPr>
+          <w:p>
+            <w:pPr>
+              <w:pStyle w:val="Normal"/>
+              <w:keepNext w:val="true"/>
+              <w:spacing w:lineRule="auto" w:line="252"/>
+              <w:jc w:val="center"/>
+              <w:rPr/>
+            </w:pPr>
+            <w:r>
+              <w:rPr>
+                <w:sz w:val="22"/>
+                <w:szCs w:val="22"/>
+              </w:rPr>
+              <w:t>0</w:t>
+            </w:r>
+          </w:p>
+        </w:tc>
+        <w:tc>
+          <w:tcPr>
+            <w:tcW w:w="1203" w:type="dxa"/>
+            <w:tcBorders>
+              <w:top w:val="single" w:sz="4" w:space="0" w:color="7F7F7F"/>
+              <w:start w:val="single" w:sz="4" w:space="0" w:color="7F7F7F"/>
+              <w:bottom w:val="single" w:sz="4" w:space="0" w:color="7F7F7F"/>
+              <w:end w:val="single" w:sz="4" w:space="0" w:color="7F7F7F"/>
+            </w:tcBorders>
+            <w:shd w:color="auto" w:fill="FFF6D6" w:val="clear"/>
+            <w:vAlign w:val="center"/>
+          </w:tcPr>
+          <w:p>
+            <w:pPr>
+              <w:pStyle w:val="Normal"/>
+              <w:keepNext w:val="true"/>
+              <w:spacing w:lineRule="auto" w:line="252"/>
+              <w:jc w:val="center"/>
+              <w:rPr/>
+            </w:pPr>
+            <w:r>
+              <w:rPr/>
+              <w:t>1</w:t>
+            </w:r>
+          </w:p>
+        </w:tc>
+        <w:tc>
+          <w:tcPr>
+            <w:tcW w:w="1203" w:type="dxa"/>
+            <w:tcBorders>
+              <w:top w:val="single" w:sz="4" w:space="0" w:color="7F7F7F"/>
+              <w:start w:val="single" w:sz="4" w:space="0" w:color="7F7F7F"/>
+              <w:bottom w:val="single" w:sz="4" w:space="0" w:color="7F7F7F"/>
+              <w:end w:val="single" w:sz="4" w:space="0" w:color="7F7F7F"/>
+            </w:tcBorders>
+            <w:shd w:color="auto" w:fill="FFF6D6" w:val="clear"/>
+            <w:vAlign w:val="center"/>
+          </w:tcPr>
+          <w:p>
+            <w:pPr>
+              <w:pStyle w:val="Normal"/>
+              <w:keepNext w:val="true"/>
+              <w:spacing w:lineRule="auto" w:line="252"/>
+              <w:jc w:val="center"/>
+              <w:rPr/>
+            </w:pPr>
+            <w:r>
+              <w:rPr/>
+              <w:t>1</w:t>
+            </w:r>
+          </w:p>
+        </w:tc>
+        <w:tc>
+          <w:tcPr>
+            <w:tcW w:w="1204" w:type="dxa"/>
+            <w:tcBorders>
+              <w:top w:val="single" w:sz="4" w:space="0" w:color="7F7F7F"/>
+              <w:start w:val="single" w:sz="4" w:space="0" w:color="7F7F7F"/>
+              <w:bottom w:val="single" w:sz="4" w:space="0" w:color="7F7F7F"/>
+              <w:end w:val="single" w:sz="4" w:space="0" w:color="7F7F7F"/>
+            </w:tcBorders>
+            <w:shd w:color="auto" w:fill="FFF6D6" w:val="clear"/>
+            <w:vAlign w:val="center"/>
+          </w:tcPr>
+          <w:p>
+            <w:pPr>
+              <w:pStyle w:val="Normal"/>
+              <w:keepNext w:val="true"/>
+              <w:spacing w:lineRule="auto" w:line="252"/>
+              <w:jc w:val="center"/>
+              <w:rPr/>
+            </w:pPr>
+            <w:r>
+              <w:rPr/>
+              <w:t>1</w:t>
+            </w:r>
+          </w:p>
+        </w:tc>
+        <w:tc>
+          <w:tcPr>
+            <w:tcW w:w="1205" w:type="dxa"/>
+            <w:tcBorders>
+              <w:top w:val="single" w:sz="4" w:space="0" w:color="7F7F7F"/>
+              <w:start w:val="single" w:sz="4" w:space="0" w:color="7F7F7F"/>
+              <w:bottom w:val="single" w:sz="4" w:space="0" w:color="7F7F7F"/>
+              <w:end w:val="single" w:sz="4" w:space="0" w:color="7F7F7F"/>
+            </w:tcBorders>
+            <w:shd w:color="auto" w:fill="FFF6D6" w:val="clear"/>
+            <w:vAlign w:val="center"/>
+          </w:tcPr>
+          <w:p>
+            <w:pPr>
+              <w:pStyle w:val="Normal"/>
+              <w:keepNext w:val="true"/>
+              <w:spacing w:lineRule="auto" w:line="252"/>
+              <w:jc w:val="center"/>
+              <w:rPr/>
+            </w:pPr>
+            <w:r>
+              <w:rPr/>
+              <w:t>1</w:t>
+            </w:r>
+          </w:p>
+        </w:tc>
+        <w:tc>
+          <w:tcPr>
+            <w:tcW w:w="1210" w:type="dxa"/>
+            <w:tcBorders>
+              <w:top w:val="single" w:sz="4" w:space="0" w:color="7F7F7F"/>
+              <w:start w:val="single" w:sz="4" w:space="0" w:color="7F7F7F"/>
+              <w:bottom w:val="single" w:sz="4" w:space="0" w:color="7F7F7F"/>
+              <w:end w:val="single" w:sz="4" w:space="0" w:color="7F7F7F"/>
+            </w:tcBorders>
+            <w:shd w:color="auto" w:fill="FFF6D6" w:val="clear"/>
+            <w:vAlign w:val="center"/>
+          </w:tcPr>
+          <w:p>
+            <w:pPr>
+              <w:pStyle w:val="Normal"/>
+              <w:keepNext w:val="true"/>
+              <w:spacing w:lineRule="auto" w:line="252"/>
+              <w:jc w:val="center"/>
+              <w:rPr/>
+            </w:pPr>
+            <w:r>
+              <w:rPr/>
+              <w:t>1</w:t>
             </w:r>
           </w:p>
         </w:tc>
@@ -11420,7 +11767,6 @@
           <w:p>
             <w:pPr>
               <w:pStyle w:val="Normal"/>
-              <w:keepNext w:val="true"/>
               <w:spacing w:lineRule="auto" w:line="252"/>
               <w:jc w:val="center"/>
               <w:rPr/>
@@ -11449,7 +11795,6 @@
           <w:p>
             <w:pPr>
               <w:pStyle w:val="Normal"/>
-              <w:keepNext w:val="true"/>
               <w:spacing w:lineRule="auto" w:line="252"/>
               <w:jc w:val="center"/>
               <w:rPr/>
@@ -11478,17 +11823,16 @@
           <w:p>
             <w:pPr>
               <w:pStyle w:val="Normal"/>
-              <w:keepNext w:val="true"/>
-              <w:spacing w:lineRule="auto" w:line="252"/>
-              <w:jc w:val="center"/>
-              <w:rPr/>
-            </w:pPr>
-            <w:r>
-              <w:rPr>
-                <w:sz w:val="22"/>
-                <w:szCs w:val="22"/>
-              </w:rPr>
-              <w:t>0</w:t>
+              <w:spacing w:lineRule="auto" w:line="252"/>
+              <w:jc w:val="center"/>
+              <w:rPr/>
+            </w:pPr>
+            <w:r>
+              <w:rPr>
+                <w:sz w:val="22"/>
+                <w:szCs w:val="22"/>
+              </w:rPr>
+              <w:t>1</w:t>
             </w:r>
           </w:p>
         </w:tc>
@@ -11507,13 +11851,13 @@
           <w:p>
             <w:pPr>
               <w:pStyle w:val="Normal"/>
-              <w:keepNext w:val="true"/>
-              <w:spacing w:lineRule="auto" w:line="252"/>
-              <w:jc w:val="center"/>
-              <w:rPr/>
-            </w:pPr>
-            <w:r>
-              <w:rPr/>
+              <w:spacing w:lineRule="auto" w:line="252"/>
+              <w:jc w:val="center"/>
+              <w:rPr/>
+            </w:pPr>
+            <w:r>
+              <w:rPr/>
+              <w:t>1</w:t>
             </w:r>
           </w:p>
         </w:tc>
@@ -11532,13 +11876,13 @@
           <w:p>
             <w:pPr>
               <w:pStyle w:val="Normal"/>
-              <w:keepNext w:val="true"/>
-              <w:spacing w:lineRule="auto" w:line="252"/>
-              <w:jc w:val="center"/>
-              <w:rPr/>
-            </w:pPr>
-            <w:r>
-              <w:rPr/>
+              <w:spacing w:lineRule="auto" w:line="252"/>
+              <w:jc w:val="center"/>
+              <w:rPr/>
+            </w:pPr>
+            <w:r>
+              <w:rPr/>
+              <w:t>1</w:t>
             </w:r>
           </w:p>
         </w:tc>
@@ -11557,13 +11901,13 @@
           <w:p>
             <w:pPr>
               <w:pStyle w:val="Normal"/>
-              <w:keepNext w:val="true"/>
-              <w:spacing w:lineRule="auto" w:line="252"/>
-              <w:jc w:val="center"/>
-              <w:rPr/>
-            </w:pPr>
-            <w:r>
-              <w:rPr/>
+              <w:spacing w:lineRule="auto" w:line="252"/>
+              <w:jc w:val="center"/>
+              <w:rPr/>
+            </w:pPr>
+            <w:r>
+              <w:rPr/>
+              <w:t>1</w:t>
             </w:r>
           </w:p>
         </w:tc>
@@ -11582,13 +11926,13 @@
           <w:p>
             <w:pPr>
               <w:pStyle w:val="Normal"/>
-              <w:keepNext w:val="true"/>
-              <w:spacing w:lineRule="auto" w:line="252"/>
-              <w:jc w:val="center"/>
-              <w:rPr/>
-            </w:pPr>
-            <w:r>
-              <w:rPr/>
+              <w:spacing w:lineRule="auto" w:line="252"/>
+              <w:jc w:val="center"/>
+              <w:rPr/>
+            </w:pPr>
+            <w:r>
+              <w:rPr/>
+              <w:t>1</w:t>
             </w:r>
           </w:p>
         </w:tc>
@@ -11607,222 +11951,13 @@
           <w:p>
             <w:pPr>
               <w:pStyle w:val="Normal"/>
-              <w:keepNext w:val="true"/>
-              <w:spacing w:lineRule="auto" w:line="252"/>
-              <w:jc w:val="center"/>
-              <w:rPr/>
-            </w:pPr>
-            <w:r>
-              <w:rPr/>
-            </w:r>
-          </w:p>
-        </w:tc>
-      </w:tr>
-      <w:tr>
-        <w:trPr>
-          <w:cantSplit/>
-        </w:trPr>
-        <w:tc>
-          <w:tcPr>
-            <w:tcW w:w="1204" w:type="dxa"/>
-            <w:tcBorders>
-              <w:top w:val="single" w:sz="4" w:space="0" w:color="7F7F7F"/>
-              <w:start w:val="single" w:sz="4" w:space="0" w:color="7F7F7F"/>
-              <w:bottom w:val="single" w:sz="4" w:space="0" w:color="7F7F7F"/>
-              <w:end w:val="single" w:sz="4" w:space="0" w:color="7F7F7F"/>
-            </w:tcBorders>
-            <w:shd w:color="auto" w:fill="F2F2F2" w:val="clear"/>
-            <w:vAlign w:val="center"/>
-          </w:tcPr>
-          <w:p>
-            <w:pPr>
-              <w:pStyle w:val="Normal"/>
-              <w:spacing w:lineRule="auto" w:line="252"/>
-              <w:jc w:val="center"/>
-              <w:rPr/>
-            </w:pPr>
-            <w:r>
-              <w:rPr>
-                <w:sz w:val="22"/>
-                <w:szCs w:val="22"/>
-              </w:rPr>
+              <w:spacing w:lineRule="auto" w:line="252"/>
+              <w:jc w:val="center"/>
+              <w:rPr/>
+            </w:pPr>
+            <w:r>
+              <w:rPr/>
               <w:t>1</w:t>
-            </w:r>
-          </w:p>
-        </w:tc>
-        <w:tc>
-          <w:tcPr>
-            <w:tcW w:w="1203" w:type="dxa"/>
-            <w:tcBorders>
-              <w:top w:val="single" w:sz="4" w:space="0" w:color="7F7F7F"/>
-              <w:start w:val="single" w:sz="4" w:space="0" w:color="7F7F7F"/>
-              <w:bottom w:val="single" w:sz="4" w:space="0" w:color="7F7F7F"/>
-              <w:end w:val="single" w:sz="4" w:space="0" w:color="7F7F7F"/>
-            </w:tcBorders>
-            <w:shd w:color="auto" w:fill="F2F2F2" w:val="clear"/>
-            <w:vAlign w:val="center"/>
-          </w:tcPr>
-          <w:p>
-            <w:pPr>
-              <w:pStyle w:val="Normal"/>
-              <w:spacing w:lineRule="auto" w:line="252"/>
-              <w:jc w:val="center"/>
-              <w:rPr/>
-            </w:pPr>
-            <w:r>
-              <w:rPr>
-                <w:sz w:val="22"/>
-                <w:szCs w:val="22"/>
-              </w:rPr>
-              <w:t>1</w:t>
-            </w:r>
-          </w:p>
-        </w:tc>
-        <w:tc>
-          <w:tcPr>
-            <w:tcW w:w="1206" w:type="dxa"/>
-            <w:tcBorders>
-              <w:top w:val="single" w:sz="4" w:space="0" w:color="7F7F7F"/>
-              <w:start w:val="single" w:sz="4" w:space="0" w:color="7F7F7F"/>
-              <w:bottom w:val="single" w:sz="4" w:space="0" w:color="7F7F7F"/>
-              <w:end w:val="single" w:sz="4" w:space="0" w:color="7F7F7F"/>
-            </w:tcBorders>
-            <w:shd w:color="auto" w:fill="F2F2F2" w:val="clear"/>
-            <w:vAlign w:val="center"/>
-          </w:tcPr>
-          <w:p>
-            <w:pPr>
-              <w:pStyle w:val="Normal"/>
-              <w:spacing w:lineRule="auto" w:line="252"/>
-              <w:jc w:val="center"/>
-              <w:rPr/>
-            </w:pPr>
-            <w:r>
-              <w:rPr>
-                <w:sz w:val="22"/>
-                <w:szCs w:val="22"/>
-              </w:rPr>
-              <w:t>1</w:t>
-            </w:r>
-          </w:p>
-        </w:tc>
-        <w:tc>
-          <w:tcPr>
-            <w:tcW w:w="1203" w:type="dxa"/>
-            <w:tcBorders>
-              <w:top w:val="single" w:sz="4" w:space="0" w:color="7F7F7F"/>
-              <w:start w:val="single" w:sz="4" w:space="0" w:color="7F7F7F"/>
-              <w:bottom w:val="single" w:sz="4" w:space="0" w:color="7F7F7F"/>
-              <w:end w:val="single" w:sz="4" w:space="0" w:color="7F7F7F"/>
-            </w:tcBorders>
-            <w:shd w:color="auto" w:fill="FFF6D6" w:val="clear"/>
-            <w:vAlign w:val="center"/>
-          </w:tcPr>
-          <w:p>
-            <w:pPr>
-              <w:pStyle w:val="Normal"/>
-              <w:spacing w:lineRule="auto" w:line="252"/>
-              <w:jc w:val="center"/>
-              <w:rPr/>
-            </w:pPr>
-            <w:r>
-              <w:rPr/>
-            </w:r>
-          </w:p>
-        </w:tc>
-        <w:tc>
-          <w:tcPr>
-            <w:tcW w:w="1203" w:type="dxa"/>
-            <w:tcBorders>
-              <w:top w:val="single" w:sz="4" w:space="0" w:color="7F7F7F"/>
-              <w:start w:val="single" w:sz="4" w:space="0" w:color="7F7F7F"/>
-              <w:bottom w:val="single" w:sz="4" w:space="0" w:color="7F7F7F"/>
-              <w:end w:val="single" w:sz="4" w:space="0" w:color="7F7F7F"/>
-            </w:tcBorders>
-            <w:shd w:color="auto" w:fill="FFF6D6" w:val="clear"/>
-            <w:vAlign w:val="center"/>
-          </w:tcPr>
-          <w:p>
-            <w:pPr>
-              <w:pStyle w:val="Normal"/>
-              <w:spacing w:lineRule="auto" w:line="252"/>
-              <w:jc w:val="center"/>
-              <w:rPr/>
-            </w:pPr>
-            <w:r>
-              <w:rPr/>
-            </w:r>
-          </w:p>
-        </w:tc>
-        <w:tc>
-          <w:tcPr>
-            <w:tcW w:w="1204" w:type="dxa"/>
-            <w:tcBorders>
-              <w:top w:val="single" w:sz="4" w:space="0" w:color="7F7F7F"/>
-              <w:start w:val="single" w:sz="4" w:space="0" w:color="7F7F7F"/>
-              <w:bottom w:val="single" w:sz="4" w:space="0" w:color="7F7F7F"/>
-              <w:end w:val="single" w:sz="4" w:space="0" w:color="7F7F7F"/>
-            </w:tcBorders>
-            <w:shd w:color="auto" w:fill="FFF6D6" w:val="clear"/>
-            <w:vAlign w:val="center"/>
-          </w:tcPr>
-          <w:p>
-            <w:pPr>
-              <w:pStyle w:val="Normal"/>
-              <w:spacing w:lineRule="auto" w:line="252"/>
-              <w:jc w:val="center"/>
-              <w:rPr/>
-            </w:pPr>
-            <w:r>
-              <w:rPr/>
-            </w:r>
-          </w:p>
-        </w:tc>
-        <w:tc>
-          <w:tcPr>
-            <w:tcW w:w="1205" w:type="dxa"/>
-            <w:tcBorders>
-              <w:top w:val="single" w:sz="4" w:space="0" w:color="7F7F7F"/>
-              <w:start w:val="single" w:sz="4" w:space="0" w:color="7F7F7F"/>
-              <w:bottom w:val="single" w:sz="4" w:space="0" w:color="7F7F7F"/>
-              <w:end w:val="single" w:sz="4" w:space="0" w:color="7F7F7F"/>
-            </w:tcBorders>
-            <w:shd w:color="auto" w:fill="FFF6D6" w:val="clear"/>
-            <w:vAlign w:val="center"/>
-          </w:tcPr>
-          <w:p>
-            <w:pPr>
-              <w:pStyle w:val="Normal"/>
-              <w:spacing w:lineRule="auto" w:line="252"/>
-              <w:jc w:val="center"/>
-              <w:rPr/>
-            </w:pPr>
-            <w:r>
-              <w:rPr/>
-            </w:r>
-          </w:p>
-        </w:tc>
-        <w:tc>
-          <w:tcPr>
-            <w:tcW w:w="1210" w:type="dxa"/>
-            <w:tcBorders>
-              <w:top w:val="single" w:sz="4" w:space="0" w:color="7F7F7F"/>
-              <w:start w:val="single" w:sz="4" w:space="0" w:color="7F7F7F"/>
-              <w:bottom w:val="single" w:sz="4" w:space="0" w:color="7F7F7F"/>
-              <w:end w:val="single" w:sz="4" w:space="0" w:color="7F7F7F"/>
-            </w:tcBorders>
-            <w:shd w:color="auto" w:fill="FFF6D6" w:val="clear"/>
-            <w:vAlign w:val="center"/>
-          </w:tcPr>
-          <w:p>
-            <w:pPr>
-              <w:pStyle w:val="Normal"/>
-              <w:spacing w:lineRule="auto" w:line="252"/>
-              <w:jc w:val="center"/>
-              <w:rPr/>
-            </w:pPr>
-            <w:r>
-              <w:rPr/>
             </w:r>
           </w:p>
         </w:tc>
@@ -12125,6 +12260,7 @@
             </w:pPr>
             <w:r>
               <w:rPr/>
+              <w:t>D</w:t>
             </w:r>
           </w:p>
         </w:tc>
@@ -12235,6 +12371,7 @@
             </w:pPr>
             <w:r>
               <w:rPr/>
+              <w:t>S</w:t>
             </w:r>
           </w:p>
         </w:tc>
@@ -12260,6 +12397,15 @@
             </w:pPr>
             <w:r>
               <w:rPr/>
+              <w:t>(x.y)’ = 1 !</w:t>
+            </w:r>
+            <w:r>
+              <w:rPr/>
+              <w:t>=</w:t>
+            </w:r>
+            <w:r>
+              <w:rPr/>
+              <w:t xml:space="preserve"> x’y’ = 0 khi x = 0, y = 1 </w:t>
             </w:r>
           </w:p>
         </w:tc>
@@ -12285,6 +12431,7 @@
             </w:pPr>
             <w:r>
               <w:rPr/>
+              <w:t>(x.y)’ = x’ + y’</w:t>
             </w:r>
           </w:p>
         </w:tc>
@@ -12345,6 +12492,7 @@
             </w:pPr>
             <w:r>
               <w:rPr/>
+              <w:t>D</w:t>
             </w:r>
           </w:p>
         </w:tc>
@@ -12455,6 +12603,7 @@
             </w:pPr>
             <w:r>
               <w:rPr/>
+              <w:t>S</w:t>
             </w:r>
           </w:p>
         </w:tc>
@@ -12480,6 +12629,7 @@
             </w:pPr>
             <w:r>
               <w:rPr/>
+              <w:t>(x,y) = (0,1), x + x’.y = VT = 1, x = VP = 0</w:t>
             </w:r>
           </w:p>
         </w:tc>
@@ -12505,6 +12655,7 @@
             </w:pPr>
             <w:r>
               <w:rPr/>
+              <w:t>X + x’y = x+y</w:t>
             </w:r>
           </w:p>
         </w:tc>
@@ -12563,6 +12714,7 @@
             </w:pPr>
             <w:r>
               <w:rPr/>
+              <w:t>D</w:t>
             </w:r>
           </w:p>
         </w:tc>
@@ -12681,17 +12833,53 @@
           <w:p>
             <w:pPr>
               <w:pStyle w:val="Normal"/>
-              <w:rPr/>
-            </w:pPr>
-            <w:r>
-              <w:rPr>
-                <w:i/>
-                <w:iCs/>
-                <w:color w:val="7F7F7F"/>
+              <w:rPr>
+                <w:b/>
+                <w:bCs/>
+                <w:i w:val="false"/>
+                <w:iCs w:val="false"/>
+                <w:color w:val="111111"/>
                 <w:sz w:val="20"/>
                 <w:szCs w:val="20"/>
               </w:rPr>
-              <w:t>Trả lời:</w:t>
+            </w:pPr>
+            <w:r>
+              <w:rPr>
+                <w:b/>
+                <w:bCs/>
+                <w:i w:val="false"/>
+                <w:iCs w:val="false"/>
+                <w:color w:val="111111"/>
+                <w:sz w:val="20"/>
+                <w:szCs w:val="20"/>
+              </w:rPr>
+              <w:t>X + (x.y) = x(1 + y) = x.1 = x</w:t>
+            </w:r>
+          </w:p>
+          <w:p>
+            <w:pPr>
+              <w:pStyle w:val="Normal"/>
+              <w:rPr>
+                <w:b/>
+                <w:bCs/>
+                <w:i w:val="false"/>
+                <w:iCs w:val="false"/>
+                <w:color w:val="111111"/>
+                <w:sz w:val="20"/>
+                <w:szCs w:val="20"/>
+              </w:rPr>
+            </w:pPr>
+            <w:r>
+              <w:rPr>
+                <w:b/>
+                <w:bCs/>
+                <w:i w:val="false"/>
+                <w:iCs w:val="false"/>
+                <w:color w:val="111111"/>
+                <w:sz w:val="20"/>
+                <w:szCs w:val="20"/>
+              </w:rPr>
+              <w:t>dễ bị nhầm x + x’y = x vì tính nhanh, vốn lười biếng nên thấy các dấu hiệu x và x’ xuẩt hiện cùng 1 chỗ, bản thân dễ bỏ qua, nhìn thoáng qua.</w:t>
             </w:r>
           </w:p>
         </w:tc>
@@ -12773,17 +12961,155 @@
           <w:p>
             <w:pPr>
               <w:pStyle w:val="Normal"/>
-              <w:rPr/>
-            </w:pPr>
-            <w:r>
-              <w:rPr>
-                <w:i/>
-                <w:iCs/>
-                <w:color w:val="7F7F7F"/>
+              <w:keepNext w:val="true"/>
+              <w:rPr>
+                <w:b w:val="false"/>
+                <w:bCs w:val="false"/>
+                <w:i w:val="false"/>
+                <w:iCs w:val="false"/>
+                <w:color w:val="111111"/>
                 <w:sz w:val="20"/>
                 <w:szCs w:val="20"/>
               </w:rPr>
-              <w:t>Trả lời:</w:t>
+            </w:pPr>
+            <w:r>
+              <w:rPr>
+                <w:b w:val="false"/>
+                <w:bCs w:val="false"/>
+                <w:i w:val="false"/>
+                <w:iCs w:val="false"/>
+                <w:color w:val="111111"/>
+                <w:sz w:val="20"/>
+                <w:szCs w:val="20"/>
+              </w:rPr>
+              <w:t>tiên đề phân phối</w:t>
+            </w:r>
+          </w:p>
+          <w:p>
+            <w:pPr>
+              <w:pStyle w:val="Normal"/>
+              <w:rPr>
+                <w:sz w:val="22"/>
+                <w:szCs w:val="22"/>
+              </w:rPr>
+            </w:pPr>
+            <w:r>
+              <w:rPr>
+                <w:b w:val="false"/>
+                <w:bCs w:val="false"/>
+                <w:i w:val="false"/>
+                <w:iCs w:val="false"/>
+                <w:color w:val="111111"/>
+                <w:sz w:val="22"/>
+                <w:szCs w:val="22"/>
+              </w:rPr>
+            </w:r>
+          </w:p>
+        </w:tc>
+      </w:tr>
+      <w:tr>
+        <w:trPr>
+          <w:trHeight w:val="900" w:hRule="atLeast"/>
+          <w:cantSplit/>
+        </w:trPr>
+        <w:tc>
+          <w:tcPr>
+            <w:tcW w:w="9638" w:type="dxa"/>
+            <w:tcBorders>
+              <w:start w:val="single" w:sz="4" w:space="0" w:color="7F7F7F"/>
+              <w:bottom w:val="single" w:sz="4" w:space="0" w:color="7F7F7F"/>
+              <w:end w:val="single" w:sz="4" w:space="0" w:color="7F7F7F"/>
+            </w:tcBorders>
+            <w:shd w:color="auto" w:fill="FFF6D6" w:val="clear"/>
+          </w:tcPr>
+          <w:p>
+            <w:pPr>
+              <w:pStyle w:val="Normal"/>
+              <w:rPr>
+                <w:b w:val="false"/>
+                <w:bCs w:val="false"/>
+                <w:i w:val="false"/>
+                <w:iCs w:val="false"/>
+                <w:color w:val="111111"/>
+                <w:sz w:val="20"/>
+                <w:szCs w:val="20"/>
+              </w:rPr>
+            </w:pPr>
+            <w:r>
+              <w:rPr>
+                <w:b w:val="false"/>
+                <w:bCs w:val="false"/>
+                <w:i w:val="false"/>
+                <w:iCs w:val="false"/>
+                <w:color w:val="111111"/>
+                <w:sz w:val="20"/>
+                <w:szCs w:val="20"/>
+              </w:rPr>
+              <w:t xml:space="preserve">đẳng thức đối ngẫu của : </w:t>
+            </w:r>
+            <w:r>
+              <w:rPr>
+                <w:b w:val="false"/>
+                <w:bCs w:val="false"/>
+                <w:i w:val="false"/>
+                <w:iCs w:val="false"/>
+                <w:color w:val="111111"/>
+                <w:sz w:val="22"/>
+                <w:szCs w:val="22"/>
+              </w:rPr>
+              <w:t>x + y·z = (x + y)·(x + z) là:</w:t>
+            </w:r>
+          </w:p>
+          <w:p>
+            <w:pPr>
+              <w:pStyle w:val="Normal"/>
+              <w:rPr>
+                <w:b w:val="false"/>
+                <w:bCs w:val="false"/>
+                <w:i w:val="false"/>
+                <w:iCs w:val="false"/>
+                <w:color w:val="111111"/>
+                <w:sz w:val="22"/>
+                <w:szCs w:val="22"/>
+              </w:rPr>
+            </w:pPr>
+            <w:r>
+              <w:rPr>
+                <w:b w:val="false"/>
+                <w:bCs w:val="false"/>
+                <w:i w:val="false"/>
+                <w:iCs w:val="false"/>
+                <w:color w:val="111111"/>
+                <w:sz w:val="22"/>
+                <w:szCs w:val="22"/>
+              </w:rPr>
+              <w:t>x (y + z) = x.y + x.z</w:t>
+            </w:r>
+          </w:p>
+          <w:p>
+            <w:pPr>
+              <w:pStyle w:val="Normal"/>
+              <w:rPr>
+                <w:b w:val="false"/>
+                <w:bCs w:val="false"/>
+                <w:i w:val="false"/>
+                <w:iCs w:val="false"/>
+                <w:color w:val="111111"/>
+                <w:sz w:val="22"/>
+                <w:szCs w:val="22"/>
+              </w:rPr>
+            </w:pPr>
+            <w:r>
+              <w:rPr>
+                <w:b w:val="false"/>
+                <w:bCs w:val="false"/>
+                <w:i w:val="false"/>
+                <w:iCs w:val="false"/>
+                <w:color w:val="111111"/>
+                <w:sz w:val="22"/>
+                <w:szCs w:val="22"/>
+              </w:rPr>
+              <w:t>là ĐÚNG vì VT = x(y + z) = xy + xz (Phân phối) = VP;</w:t>
             </w:r>
           </w:p>
         </w:tc>
@@ -13050,6 +13376,7 @@
             </w:pPr>
             <w:r>
               <w:rPr/>
+              <w:t>phân phối</w:t>
             </w:r>
           </w:p>
         </w:tc>
@@ -13109,6 +13436,7 @@
             </w:pPr>
             <w:r>
               <w:rPr/>
+              <w:t>Phần tử bù</w:t>
             </w:r>
           </w:p>
         </w:tc>
@@ -13166,6 +13494,7 @@
             </w:pPr>
             <w:r>
               <w:rPr/>
+              <w:t>Trung hòa</w:t>
             </w:r>
           </w:p>
         </w:tc>
@@ -13493,6 +13822,7 @@
             </w:pPr>
             <w:r>
               <w:rPr/>
+              <w:t>F = AB(C + C’) + A’B</w:t>
             </w:r>
           </w:p>
         </w:tc>
@@ -13518,6 +13848,7 @@
             </w:pPr>
             <w:r>
               <w:rPr/>
+              <w:t>Phân phối</w:t>
             </w:r>
           </w:p>
         </w:tc>
@@ -13578,6 +13909,7 @@
             </w:pPr>
             <w:r>
               <w:rPr/>
+              <w:t>F = 1.AB + A’B</w:t>
             </w:r>
           </w:p>
         </w:tc>
@@ -13603,6 +13935,7 @@
             </w:pPr>
             <w:r>
               <w:rPr/>
+              <w:t>Phần tử bù</w:t>
             </w:r>
           </w:p>
         </w:tc>
@@ -13663,6 +13996,7 @@
             </w:pPr>
             <w:r>
               <w:rPr/>
+              <w:t>F = AB + A’B</w:t>
             </w:r>
           </w:p>
         </w:tc>
@@ -13688,6 +14022,7 @@
             </w:pPr>
             <w:r>
               <w:rPr/>
+              <w:t>Trung hòa</w:t>
             </w:r>
           </w:p>
         </w:tc>
@@ -13748,6 +14083,7 @@
             </w:pPr>
             <w:r>
               <w:rPr/>
+              <w:t>F = B(A + A’)</w:t>
             </w:r>
           </w:p>
         </w:tc>
@@ -13773,6 +14109,7 @@
             </w:pPr>
             <w:r>
               <w:rPr/>
+              <w:t>Phân phối</w:t>
             </w:r>
           </w:p>
         </w:tc>
@@ -13831,6 +14168,7 @@
             </w:pPr>
             <w:r>
               <w:rPr/>
+              <w:t>F = 1.B</w:t>
             </w:r>
           </w:p>
         </w:tc>
@@ -13855,6 +14193,7 @@
             </w:pPr>
             <w:r>
               <w:rPr/>
+              <w:t>Phần tử bù</w:t>
             </w:r>
           </w:p>
         </w:tc>
@@ -13944,6 +14283,7 @@
             </w:pPr>
             <w:r>
               <w:rPr/>
+              <w:t>B</w:t>
             </w:r>
           </w:p>
         </w:tc>
@@ -14024,17 +14364,47 @@
           <w:p>
             <w:pPr>
               <w:pStyle w:val="Normal"/>
-              <w:rPr/>
-            </w:pPr>
-            <w:r>
-              <w:rPr>
-                <w:i/>
-                <w:iCs/>
-                <w:color w:val="7F7F7F"/>
+              <w:rPr>
+                <w:i w:val="false"/>
+                <w:iCs w:val="false"/>
+                <w:color w:val="111111"/>
                 <w:sz w:val="20"/>
                 <w:szCs w:val="20"/>
               </w:rPr>
-              <w:t>Trả lời:</w:t>
+            </w:pPr>
+            <w:r>
+              <w:rPr>
+                <w:i w:val="false"/>
+                <w:iCs w:val="false"/>
+                <w:color w:val="111111"/>
+                <w:sz w:val="20"/>
+                <w:szCs w:val="20"/>
+              </w:rPr>
+              <w:t>1024</w:t>
+            </w:r>
+          </w:p>
+          <w:p>
+            <w:pPr>
+              <w:pStyle w:val="Normal"/>
+              <w:rPr>
+                <w:i w:val="false"/>
+                <w:iCs w:val="false"/>
+                <w:color w:val="111111"/>
+                <w:sz w:val="20"/>
+                <w:szCs w:val="20"/>
+              </w:rPr>
+            </w:pPr>
+            <w:r>
+              <w:rPr>
+                <w:i w:val="false"/>
+                <w:iCs w:val="false"/>
+                <w:color w:val="111111"/>
+                <w:sz w:val="20"/>
+                <w:szCs w:val="20"/>
+              </w:rPr>
+              <w:t>Kiếm chứng bằng mô phỏng khi n &lt;= 4</w:t>
+              <w:br/>
+              <w:t>Chứng minh đại số  khi n &gt; 4</w:t>
             </w:r>
           </w:p>
         </w:tc>
@@ -14069,7 +14439,7 @@
       </w:tblGrid>
       <w:tr>
         <w:trPr>
-          <w:trHeight w:val="2400" w:hRule="atLeast"/>
+          <w:trHeight w:val="3600" w:hRule="atLeast"/>
           <w:cantSplit/>
         </w:trPr>
         <w:tc>
@@ -14089,6 +14459,107 @@
               <w:jc w:val="center"/>
               <w:rPr/>
             </w:pPr>
+            <w:r>
+              <w:rPr>
+                <w:i/>
+                <w:iCs/>
+                <w:color w:val="7F7F7F"/>
+                <w:sz w:val="20"/>
+                <w:szCs w:val="20"/>
+              </w:rPr>
+              <w:drawing>
+                <wp:anchor distT="0" distB="0" distL="0" distR="0" simplePos="0" relativeHeight="4" behindDoc="0" locked="0" layoutInCell="0" allowOverlap="1">
+                  <wp:simplePos x="0" y="0"/>
+                  <wp:positionH relativeFrom="column">
+                    <wp:posOffset>-20955</wp:posOffset>
+                  </wp:positionH>
+                  <wp:positionV relativeFrom="paragraph">
+                    <wp:posOffset>635</wp:posOffset>
+                  </wp:positionV>
+                  <wp:extent cx="4456430" cy="2249805"/>
+                  <wp:effectExtent l="0" t="0" r="0" b="0"/>
+                  <wp:wrapSquare wrapText="largest"/>
+                  <wp:docPr id="3" name="Image3"/>
+                  <wp:cNvGraphicFramePr>
+                    <a:graphicFrameLocks xmlns:a="http://schemas.openxmlformats.org/drawingml/2006/main" noChangeAspect="1"/>
+                  </wp:cNvGraphicFramePr>
+                  <a:graphic xmlns:a="http://schemas.openxmlformats.org/drawingml/2006/main">
+                    <a:graphicData uri="http://schemas.openxmlformats.org/drawingml/2006/picture">
+                      <pic:pic xmlns:pic="http://schemas.openxmlformats.org/drawingml/2006/picture">
+                        <pic:nvPicPr>
+                          <pic:cNvPr id="3" name="Image3"/>
+                          <pic:cNvPicPr>
+                            <a:picLocks noChangeAspect="1" noChangeArrowheads="1"/>
+                          </pic:cNvPicPr>
+                        </pic:nvPicPr>
+                        <pic:blipFill>
+                          <a:blip r:embed="rId4"/>
+                          <a:stretch>
+                            <a:fillRect/>
+                          </a:stretch>
+                        </pic:blipFill>
+                        <pic:spPr bwMode="auto">
+                          <a:xfrm>
+                            <a:off x="0" y="0"/>
+                            <a:ext cx="4456430" cy="2249805"/>
+                          </a:xfrm>
+                          <a:prstGeom prst="rect">
+                            <a:avLst/>
+                          </a:prstGeom>
+                          <a:noFill/>
+                        </pic:spPr>
+                      </pic:pic>
+                    </a:graphicData>
+                  </a:graphic>
+                </wp:anchor>
+              </w:drawing>
+              <w:drawing>
+                <wp:anchor distT="0" distB="0" distL="0" distR="0" simplePos="0" relativeHeight="5" behindDoc="0" locked="0" layoutInCell="0" allowOverlap="1">
+                  <wp:simplePos x="0" y="0"/>
+                  <wp:positionH relativeFrom="column">
+                    <wp:posOffset>4427220</wp:posOffset>
+                  </wp:positionH>
+                  <wp:positionV relativeFrom="paragraph">
+                    <wp:posOffset>206375</wp:posOffset>
+                  </wp:positionV>
+                  <wp:extent cx="1525905" cy="1118870"/>
+                  <wp:effectExtent l="0" t="0" r="0" b="0"/>
+                  <wp:wrapSquare wrapText="largest"/>
+                  <wp:docPr id="4" name="Image4"/>
+                  <wp:cNvGraphicFramePr>
+                    <a:graphicFrameLocks xmlns:a="http://schemas.openxmlformats.org/drawingml/2006/main" noChangeAspect="1"/>
+                  </wp:cNvGraphicFramePr>
+                  <a:graphic xmlns:a="http://schemas.openxmlformats.org/drawingml/2006/main">
+                    <a:graphicData uri="http://schemas.openxmlformats.org/drawingml/2006/picture">
+                      <pic:pic xmlns:pic="http://schemas.openxmlformats.org/drawingml/2006/picture">
+                        <pic:nvPicPr>
+                          <pic:cNvPr id="4" name="Image4"/>
+                          <pic:cNvPicPr>
+                            <a:picLocks noChangeAspect="1" noChangeArrowheads="1"/>
+                          </pic:cNvPicPr>
+                        </pic:nvPicPr>
+                        <pic:blipFill>
+                          <a:blip r:embed="rId5"/>
+                          <a:stretch>
+                            <a:fillRect/>
+                          </a:stretch>
+                        </pic:blipFill>
+                        <pic:spPr bwMode="auto">
+                          <a:xfrm>
+                            <a:off x="0" y="0"/>
+                            <a:ext cx="1525905" cy="1118870"/>
+                          </a:xfrm>
+                          <a:prstGeom prst="rect">
+                            <a:avLst/>
+                          </a:prstGeom>
+                          <a:noFill/>
+                        </pic:spPr>
+                      </pic:pic>
+                    </a:graphicData>
+                  </a:graphic>
+                </wp:anchor>
+              </w:drawing>
+            </w:r>
             <w:r>
               <w:rPr>
                 <w:i/>
@@ -14987,6 +15458,7 @@
             </w:pPr>
             <w:r>
               <w:rPr/>
+              <w:t>0</w:t>
             </w:r>
           </w:p>
         </w:tc>
@@ -15176,6 +15648,7 @@
             </w:pPr>
             <w:r>
               <w:rPr/>
+              <w:t>0</w:t>
             </w:r>
           </w:p>
         </w:tc>
@@ -15351,6 +15824,7 @@
             </w:pPr>
             <w:r>
               <w:rPr/>
+              <w:t>0</w:t>
             </w:r>
           </w:p>
         </w:tc>
@@ -15540,6 +16014,7 @@
             </w:pPr>
             <w:r>
               <w:rPr/>
+              <w:t>0</w:t>
             </w:r>
           </w:p>
         </w:tc>
@@ -15715,6 +16190,7 @@
             </w:pPr>
             <w:r>
               <w:rPr/>
+              <w:t>1</w:t>
             </w:r>
           </w:p>
         </w:tc>
@@ -15904,6 +16380,7 @@
             </w:pPr>
             <w:r>
               <w:rPr/>
+              <w:t>0</w:t>
             </w:r>
           </w:p>
         </w:tc>
@@ -16079,6 +16556,7 @@
             </w:pPr>
             <w:r>
               <w:rPr/>
+              <w:t>1</w:t>
             </w:r>
           </w:p>
         </w:tc>
@@ -16268,6 +16746,7 @@
             </w:pPr>
             <w:r>
               <w:rPr/>
+              <w:t>1</w:t>
             </w:r>
           </w:p>
         </w:tc>
@@ -16443,6 +16922,7 @@
             </w:pPr>
             <w:r>
               <w:rPr/>
+              <w:t>0</w:t>
             </w:r>
           </w:p>
         </w:tc>
@@ -16632,6 +17112,7 @@
             </w:pPr>
             <w:r>
               <w:rPr/>
+              <w:t>0</w:t>
             </w:r>
           </w:p>
         </w:tc>
@@ -16807,6 +17288,7 @@
             </w:pPr>
             <w:r>
               <w:rPr/>
+              <w:t>1</w:t>
             </w:r>
           </w:p>
         </w:tc>
@@ -16996,6 +17478,7 @@
             </w:pPr>
             <w:r>
               <w:rPr/>
+              <w:t>1</w:t>
             </w:r>
           </w:p>
         </w:tc>
@@ -17171,6 +17654,7 @@
             </w:pPr>
             <w:r>
               <w:rPr/>
+              <w:t>0</w:t>
             </w:r>
           </w:p>
         </w:tc>
@@ -17360,6 +17844,7 @@
             </w:pPr>
             <w:r>
               <w:rPr/>
+              <w:t>0</w:t>
             </w:r>
           </w:p>
         </w:tc>
@@ -17529,6 +18014,7 @@
             </w:pPr>
             <w:r>
               <w:rPr/>
+              <w:t>1</w:t>
             </w:r>
           </w:p>
         </w:tc>
@@ -17711,6 +18197,7 @@
             </w:pPr>
             <w:r>
               <w:rPr/>
+              <w:t>0</w:t>
             </w:r>
           </w:p>
         </w:tc>
@@ -17781,17 +18268,19 @@
           <w:p>
             <w:pPr>
               <w:pStyle w:val="Normal"/>
-              <w:rPr/>
+              <w:rPr>
+                <w:color w:val="111111"/>
+              </w:rPr>
             </w:pPr>
             <w:r>
               <w:rPr>
                 <w:i/>
                 <w:iCs/>
-                <w:color w:val="7F7F7F"/>
+                <w:color w:val="111111"/>
                 <w:sz w:val="20"/>
                 <w:szCs w:val="20"/>
               </w:rPr>
-              <w:t>Trả lời:</w:t>
+              <w:t xml:space="preserve">Xếp vào F = 0 vì SNT là số lớn hơn 1 </w:t>
             </w:r>
           </w:p>
         </w:tc>
@@ -28478,12 +28967,12 @@
       </w:r>
     </w:p>
     <w:sectPr>
-      <w:headerReference w:type="even" r:id="rId3"/>
-      <w:headerReference w:type="default" r:id="rId4"/>
-      <w:headerReference w:type="first" r:id="rId5"/>
-      <w:footerReference w:type="even" r:id="rId6"/>
-      <w:footerReference w:type="default" r:id="rId7"/>
-      <w:footerReference w:type="first" r:id="rId8"/>
+      <w:headerReference w:type="even" r:id="rId6"/>
+      <w:headerReference w:type="default" r:id="rId7"/>
+      <w:headerReference w:type="first" r:id="rId8"/>
+      <w:footerReference w:type="even" r:id="rId9"/>
+      <w:footerReference w:type="default" r:id="rId10"/>
+      <w:footerReference w:type="first" r:id="rId11"/>
       <w:type w:val="nextPage"/>
       <w:pgSz w:w="11906" w:h="16838"/>
       <w:pgMar w:left="1134" w:right="1134" w:gutter="0" w:header="500" w:top="1134" w:footer="500" w:bottom="1134"/>

--- a/IT012_Lab01_2026.docx
+++ b/IT012_Lab01_2026.docx
@@ -556,7 +556,7 @@
         <w:pStyle w:val="ListParagraph"/>
         <w:numPr>
           <w:ilvl w:val="0"/>
-          <w:numId w:val="4"/>
+          <w:numId w:val="6"/>
         </w:numPr>
         <w:spacing w:lineRule="auto" w:line="276" w:before="0" w:after="60"/>
         <w:rPr/>
@@ -571,7 +571,7 @@
         <w:pStyle w:val="ListParagraph"/>
         <w:numPr>
           <w:ilvl w:val="0"/>
-          <w:numId w:val="1"/>
+          <w:numId w:val="3"/>
         </w:numPr>
         <w:spacing w:lineRule="auto" w:line="276" w:before="0" w:after="60"/>
         <w:rPr/>
@@ -597,7 +597,7 @@
         <w:pStyle w:val="ListParagraph"/>
         <w:numPr>
           <w:ilvl w:val="0"/>
-          <w:numId w:val="1"/>
+          <w:numId w:val="3"/>
         </w:numPr>
         <w:spacing w:lineRule="auto" w:line="276" w:before="0" w:after="60"/>
         <w:rPr/>
@@ -612,7 +612,7 @@
         <w:pStyle w:val="ListParagraph"/>
         <w:numPr>
           <w:ilvl w:val="0"/>
-          <w:numId w:val="1"/>
+          <w:numId w:val="3"/>
         </w:numPr>
         <w:spacing w:lineRule="auto" w:line="276" w:before="0" w:after="60"/>
         <w:rPr/>
@@ -627,7 +627,7 @@
         <w:pStyle w:val="ListParagraph"/>
         <w:numPr>
           <w:ilvl w:val="0"/>
-          <w:numId w:val="1"/>
+          <w:numId w:val="3"/>
         </w:numPr>
         <w:spacing w:lineRule="auto" w:line="276" w:before="0" w:after="60"/>
         <w:rPr/>
@@ -663,8 +663,8 @@
       </w:tblPr>
       <w:tblGrid>
         <w:gridCol w:w="1250"/>
-        <w:gridCol w:w="5387"/>
-        <w:gridCol w:w="1501"/>
+        <w:gridCol w:w="5386"/>
+        <w:gridCol w:w="1502"/>
         <w:gridCol w:w="1500"/>
       </w:tblGrid>
       <w:tr>
@@ -704,7 +704,7 @@
         </w:tc>
         <w:tc>
           <w:tcPr>
-            <w:tcW w:w="5387" w:type="dxa"/>
+            <w:tcW w:w="5386" w:type="dxa"/>
             <w:tcBorders>
               <w:top w:val="single" w:sz="4" w:space="0" w:color="7F7F7F"/>
               <w:start w:val="single" w:sz="4" w:space="0" w:color="7F7F7F"/>
@@ -735,7 +735,7 @@
         </w:tc>
         <w:tc>
           <w:tcPr>
-            <w:tcW w:w="1501" w:type="dxa"/>
+            <w:tcW w:w="1502" w:type="dxa"/>
             <w:tcBorders>
               <w:top w:val="single" w:sz="4" w:space="0" w:color="7F7F7F"/>
               <w:start w:val="single" w:sz="4" w:space="0" w:color="7F7F7F"/>
@@ -833,7 +833,7 @@
         </w:tc>
         <w:tc>
           <w:tcPr>
-            <w:tcW w:w="5387" w:type="dxa"/>
+            <w:tcW w:w="5386" w:type="dxa"/>
             <w:tcBorders>
               <w:top w:val="single" w:sz="4" w:space="0" w:color="7F7F7F"/>
               <w:start w:val="single" w:sz="4" w:space="0" w:color="7F7F7F"/>
@@ -861,7 +861,7 @@
         </w:tc>
         <w:tc>
           <w:tcPr>
-            <w:tcW w:w="1501" w:type="dxa"/>
+            <w:tcW w:w="1502" w:type="dxa"/>
             <w:tcBorders>
               <w:top w:val="single" w:sz="4" w:space="0" w:color="7F7F7F"/>
               <w:start w:val="single" w:sz="4" w:space="0" w:color="7F7F7F"/>
@@ -951,7 +951,7 @@
         </w:tc>
         <w:tc>
           <w:tcPr>
-            <w:tcW w:w="5387" w:type="dxa"/>
+            <w:tcW w:w="5386" w:type="dxa"/>
             <w:tcBorders>
               <w:top w:val="single" w:sz="4" w:space="0" w:color="7F7F7F"/>
               <w:start w:val="single" w:sz="4" w:space="0" w:color="7F7F7F"/>
@@ -979,7 +979,7 @@
         </w:tc>
         <w:tc>
           <w:tcPr>
-            <w:tcW w:w="1501" w:type="dxa"/>
+            <w:tcW w:w="1502" w:type="dxa"/>
             <w:tcBorders>
               <w:top w:val="single" w:sz="4" w:space="0" w:color="7F7F7F"/>
               <w:start w:val="single" w:sz="4" w:space="0" w:color="7F7F7F"/>
@@ -1073,7 +1073,7 @@
         </w:tc>
         <w:tc>
           <w:tcPr>
-            <w:tcW w:w="5387" w:type="dxa"/>
+            <w:tcW w:w="5386" w:type="dxa"/>
             <w:tcBorders>
               <w:top w:val="single" w:sz="4" w:space="0" w:color="7F7F7F"/>
               <w:start w:val="single" w:sz="4" w:space="0" w:color="7F7F7F"/>
@@ -1101,7 +1101,7 @@
         </w:tc>
         <w:tc>
           <w:tcPr>
-            <w:tcW w:w="1501" w:type="dxa"/>
+            <w:tcW w:w="1502" w:type="dxa"/>
             <w:tcBorders>
               <w:top w:val="single" w:sz="4" w:space="0" w:color="7F7F7F"/>
               <w:start w:val="single" w:sz="4" w:space="0" w:color="7F7F7F"/>
@@ -1195,7 +1195,7 @@
         </w:tc>
         <w:tc>
           <w:tcPr>
-            <w:tcW w:w="5387" w:type="dxa"/>
+            <w:tcW w:w="5386" w:type="dxa"/>
             <w:tcBorders>
               <w:top w:val="single" w:sz="4" w:space="0" w:color="7F7F7F"/>
               <w:start w:val="single" w:sz="4" w:space="0" w:color="7F7F7F"/>
@@ -1223,7 +1223,7 @@
         </w:tc>
         <w:tc>
           <w:tcPr>
-            <w:tcW w:w="1501" w:type="dxa"/>
+            <w:tcW w:w="1502" w:type="dxa"/>
             <w:tcBorders>
               <w:top w:val="single" w:sz="4" w:space="0" w:color="7F7F7F"/>
               <w:start w:val="single" w:sz="4" w:space="0" w:color="7F7F7F"/>
@@ -1317,7 +1317,7 @@
         </w:tc>
         <w:tc>
           <w:tcPr>
-            <w:tcW w:w="5387" w:type="dxa"/>
+            <w:tcW w:w="5386" w:type="dxa"/>
             <w:tcBorders>
               <w:top w:val="single" w:sz="4" w:space="0" w:color="7F7F7F"/>
               <w:start w:val="single" w:sz="4" w:space="0" w:color="7F7F7F"/>
@@ -1345,7 +1345,7 @@
         </w:tc>
         <w:tc>
           <w:tcPr>
-            <w:tcW w:w="1501" w:type="dxa"/>
+            <w:tcW w:w="1502" w:type="dxa"/>
             <w:tcBorders>
               <w:top w:val="single" w:sz="4" w:space="0" w:color="7F7F7F"/>
               <w:start w:val="single" w:sz="4" w:space="0" w:color="7F7F7F"/>
@@ -1439,7 +1439,7 @@
         </w:tc>
         <w:tc>
           <w:tcPr>
-            <w:tcW w:w="5387" w:type="dxa"/>
+            <w:tcW w:w="5386" w:type="dxa"/>
             <w:tcBorders>
               <w:top w:val="single" w:sz="4" w:space="0" w:color="7F7F7F"/>
               <w:start w:val="single" w:sz="4" w:space="0" w:color="7F7F7F"/>
@@ -1467,7 +1467,7 @@
         </w:tc>
         <w:tc>
           <w:tcPr>
-            <w:tcW w:w="1501" w:type="dxa"/>
+            <w:tcW w:w="1502" w:type="dxa"/>
             <w:tcBorders>
               <w:top w:val="single" w:sz="4" w:space="0" w:color="7F7F7F"/>
               <w:start w:val="single" w:sz="4" w:space="0" w:color="7F7F7F"/>
@@ -1561,7 +1561,7 @@
         </w:tc>
         <w:tc>
           <w:tcPr>
-            <w:tcW w:w="5387" w:type="dxa"/>
+            <w:tcW w:w="5386" w:type="dxa"/>
             <w:tcBorders>
               <w:top w:val="single" w:sz="4" w:space="0" w:color="7F7F7F"/>
               <w:start w:val="single" w:sz="4" w:space="0" w:color="7F7F7F"/>
@@ -1589,7 +1589,7 @@
         </w:tc>
         <w:tc>
           <w:tcPr>
-            <w:tcW w:w="1501" w:type="dxa"/>
+            <w:tcW w:w="1502" w:type="dxa"/>
             <w:tcBorders>
               <w:top w:val="single" w:sz="4" w:space="0" w:color="7F7F7F"/>
               <w:start w:val="single" w:sz="4" w:space="0" w:color="7F7F7F"/>
@@ -1682,7 +1682,7 @@
         </w:tc>
         <w:tc>
           <w:tcPr>
-            <w:tcW w:w="5387" w:type="dxa"/>
+            <w:tcW w:w="5386" w:type="dxa"/>
             <w:tcBorders>
               <w:top w:val="single" w:sz="4" w:space="0" w:color="7F7F7F"/>
               <w:start w:val="single" w:sz="4" w:space="0" w:color="7F7F7F"/>
@@ -1706,7 +1706,7 @@
         </w:tc>
         <w:tc>
           <w:tcPr>
-            <w:tcW w:w="1501" w:type="dxa"/>
+            <w:tcW w:w="1502" w:type="dxa"/>
             <w:tcBorders>
               <w:top w:val="single" w:sz="4" w:space="0" w:color="7F7F7F"/>
               <w:start w:val="single" w:sz="4" w:space="0" w:color="7F7F7F"/>
@@ -1827,7 +1827,7 @@
               <w:pStyle w:val="ListParagraph"/>
               <w:numPr>
                 <w:ilvl w:val="0"/>
-                <w:numId w:val="5"/>
+                <w:numId w:val="7"/>
               </w:numPr>
               <w:spacing w:lineRule="auto" w:line="264" w:before="0" w:after="50"/>
               <w:rPr/>
@@ -1854,7 +1854,7 @@
               <w:pStyle w:val="ListParagraph"/>
               <w:numPr>
                 <w:ilvl w:val="0"/>
-                <w:numId w:val="2"/>
+                <w:numId w:val="4"/>
               </w:numPr>
               <w:spacing w:lineRule="auto" w:line="264" w:before="0" w:after="50"/>
               <w:rPr/>
@@ -1872,7 +1872,7 @@
               <w:pStyle w:val="ListParagraph"/>
               <w:numPr>
                 <w:ilvl w:val="0"/>
-                <w:numId w:val="2"/>
+                <w:numId w:val="4"/>
               </w:numPr>
               <w:spacing w:lineRule="auto" w:line="264" w:before="0" w:after="50"/>
               <w:rPr/>
@@ -1994,8 +1994,8 @@
         <w:tblLook w:noHBand="0" w:noVBand="0" w:firstColumn="0" w:lastRow="0" w:lastColumn="0" w:firstRow="0" w:val="0000"/>
       </w:tblPr>
       <w:tblGrid>
-        <w:gridCol w:w="619"/>
-        <w:gridCol w:w="4701"/>
+        <w:gridCol w:w="618"/>
+        <w:gridCol w:w="4702"/>
         <w:gridCol w:w="4318"/>
       </w:tblGrid>
       <w:tr>
@@ -2005,7 +2005,7 @@
         </w:trPr>
         <w:tc>
           <w:tcPr>
-            <w:tcW w:w="619" w:type="dxa"/>
+            <w:tcW w:w="618" w:type="dxa"/>
             <w:tcBorders>
               <w:top w:val="single" w:sz="4" w:space="0" w:color="7F7F7F"/>
               <w:start w:val="single" w:sz="4" w:space="0" w:color="7F7F7F"/>
@@ -2036,7 +2036,7 @@
         </w:tc>
         <w:tc>
           <w:tcPr>
-            <w:tcW w:w="4701" w:type="dxa"/>
+            <w:tcW w:w="4702" w:type="dxa"/>
             <w:tcBorders>
               <w:top w:val="single" w:sz="4" w:space="0" w:color="7F7F7F"/>
               <w:start w:val="single" w:sz="4" w:space="0" w:color="7F7F7F"/>
@@ -2103,7 +2103,7 @@
         </w:trPr>
         <w:tc>
           <w:tcPr>
-            <w:tcW w:w="619" w:type="dxa"/>
+            <w:tcW w:w="618" w:type="dxa"/>
             <w:tcBorders>
               <w:top w:val="single" w:sz="4" w:space="0" w:color="7F7F7F"/>
               <w:start w:val="single" w:sz="4" w:space="0" w:color="7F7F7F"/>
@@ -2134,7 +2134,7 @@
         </w:tc>
         <w:tc>
           <w:tcPr>
-            <w:tcW w:w="4701" w:type="dxa"/>
+            <w:tcW w:w="4702" w:type="dxa"/>
             <w:tcBorders>
               <w:top w:val="single" w:sz="4" w:space="0" w:color="7F7F7F"/>
               <w:start w:val="single" w:sz="4" w:space="0" w:color="7F7F7F"/>
@@ -2236,7 +2236,7 @@
         </w:trPr>
         <w:tc>
           <w:tcPr>
-            <w:tcW w:w="619" w:type="dxa"/>
+            <w:tcW w:w="618" w:type="dxa"/>
             <w:tcBorders>
               <w:top w:val="single" w:sz="4" w:space="0" w:color="7F7F7F"/>
               <w:start w:val="single" w:sz="4" w:space="0" w:color="7F7F7F"/>
@@ -2267,7 +2267,7 @@
         </w:tc>
         <w:tc>
           <w:tcPr>
-            <w:tcW w:w="4701" w:type="dxa"/>
+            <w:tcW w:w="4702" w:type="dxa"/>
             <w:tcBorders>
               <w:top w:val="single" w:sz="4" w:space="0" w:color="7F7F7F"/>
               <w:start w:val="single" w:sz="4" w:space="0" w:color="7F7F7F"/>
@@ -2360,7 +2360,7 @@
         </w:trPr>
         <w:tc>
           <w:tcPr>
-            <w:tcW w:w="619" w:type="dxa"/>
+            <w:tcW w:w="618" w:type="dxa"/>
             <w:tcBorders>
               <w:top w:val="single" w:sz="4" w:space="0" w:color="7F7F7F"/>
               <w:start w:val="single" w:sz="4" w:space="0" w:color="7F7F7F"/>
@@ -2391,7 +2391,7 @@
         </w:tc>
         <w:tc>
           <w:tcPr>
-            <w:tcW w:w="4701" w:type="dxa"/>
+            <w:tcW w:w="4702" w:type="dxa"/>
             <w:tcBorders>
               <w:top w:val="single" w:sz="4" w:space="0" w:color="7F7F7F"/>
               <w:start w:val="single" w:sz="4" w:space="0" w:color="7F7F7F"/>
@@ -2461,7 +2461,7 @@
         </w:trPr>
         <w:tc>
           <w:tcPr>
-            <w:tcW w:w="619" w:type="dxa"/>
+            <w:tcW w:w="618" w:type="dxa"/>
             <w:tcBorders>
               <w:top w:val="single" w:sz="4" w:space="0" w:color="7F7F7F"/>
               <w:start w:val="single" w:sz="4" w:space="0" w:color="7F7F7F"/>
@@ -2492,7 +2492,7 @@
         </w:tc>
         <w:tc>
           <w:tcPr>
-            <w:tcW w:w="4701" w:type="dxa"/>
+            <w:tcW w:w="4702" w:type="dxa"/>
             <w:tcBorders>
               <w:top w:val="single" w:sz="4" w:space="0" w:color="7F7F7F"/>
               <w:start w:val="single" w:sz="4" w:space="0" w:color="7F7F7F"/>
@@ -2569,7 +2569,7 @@
         </w:trPr>
         <w:tc>
           <w:tcPr>
-            <w:tcW w:w="619" w:type="dxa"/>
+            <w:tcW w:w="618" w:type="dxa"/>
             <w:tcBorders>
               <w:top w:val="single" w:sz="4" w:space="0" w:color="7F7F7F"/>
               <w:start w:val="single" w:sz="4" w:space="0" w:color="7F7F7F"/>
@@ -2600,7 +2600,7 @@
         </w:tc>
         <w:tc>
           <w:tcPr>
-            <w:tcW w:w="4701" w:type="dxa"/>
+            <w:tcW w:w="4702" w:type="dxa"/>
             <w:tcBorders>
               <w:top w:val="single" w:sz="4" w:space="0" w:color="7F7F7F"/>
               <w:start w:val="single" w:sz="4" w:space="0" w:color="7F7F7F"/>
@@ -2677,7 +2677,7 @@
         </w:trPr>
         <w:tc>
           <w:tcPr>
-            <w:tcW w:w="619" w:type="dxa"/>
+            <w:tcW w:w="618" w:type="dxa"/>
             <w:tcBorders>
               <w:top w:val="single" w:sz="4" w:space="0" w:color="7F7F7F"/>
               <w:start w:val="single" w:sz="4" w:space="0" w:color="7F7F7F"/>
@@ -2708,7 +2708,7 @@
         </w:tc>
         <w:tc>
           <w:tcPr>
-            <w:tcW w:w="4701" w:type="dxa"/>
+            <w:tcW w:w="4702" w:type="dxa"/>
             <w:tcBorders>
               <w:top w:val="single" w:sz="4" w:space="0" w:color="7F7F7F"/>
               <w:start w:val="single" w:sz="4" w:space="0" w:color="7F7F7F"/>
@@ -2769,7 +2769,7 @@
         </w:trPr>
         <w:tc>
           <w:tcPr>
-            <w:tcW w:w="619" w:type="dxa"/>
+            <w:tcW w:w="618" w:type="dxa"/>
             <w:tcBorders>
               <w:top w:val="single" w:sz="4" w:space="0" w:color="7F7F7F"/>
               <w:start w:val="single" w:sz="4" w:space="0" w:color="7F7F7F"/>
@@ -2800,7 +2800,7 @@
         </w:tc>
         <w:tc>
           <w:tcPr>
-            <w:tcW w:w="4701" w:type="dxa"/>
+            <w:tcW w:w="4702" w:type="dxa"/>
             <w:tcBorders>
               <w:top w:val="single" w:sz="4" w:space="0" w:color="7F7F7F"/>
               <w:start w:val="single" w:sz="4" w:space="0" w:color="7F7F7F"/>
@@ -2886,7 +2886,7 @@
         </w:trPr>
         <w:tc>
           <w:tcPr>
-            <w:tcW w:w="619" w:type="dxa"/>
+            <w:tcW w:w="618" w:type="dxa"/>
             <w:tcBorders>
               <w:top w:val="single" w:sz="4" w:space="0" w:color="7F7F7F"/>
               <w:start w:val="single" w:sz="4" w:space="0" w:color="7F7F7F"/>
@@ -2917,7 +2917,7 @@
         </w:tc>
         <w:tc>
           <w:tcPr>
-            <w:tcW w:w="4701" w:type="dxa"/>
+            <w:tcW w:w="4702" w:type="dxa"/>
             <w:tcBorders>
               <w:top w:val="single" w:sz="4" w:space="0" w:color="7F7F7F"/>
               <w:start w:val="single" w:sz="4" w:space="0" w:color="7F7F7F"/>
@@ -2996,8 +2996,8 @@
         <w:tblLook w:noHBand="0" w:noVBand="0" w:firstColumn="0" w:lastRow="0" w:lastColumn="0" w:firstRow="0" w:val="0000"/>
       </w:tblPr>
       <w:tblGrid>
-        <w:gridCol w:w="3199"/>
-        <w:gridCol w:w="6439"/>
+        <w:gridCol w:w="3198"/>
+        <w:gridCol w:w="6440"/>
       </w:tblGrid>
       <w:tr>
         <w:trPr>
@@ -3006,7 +3006,7 @@
         </w:trPr>
         <w:tc>
           <w:tcPr>
-            <w:tcW w:w="3199" w:type="dxa"/>
+            <w:tcW w:w="3198" w:type="dxa"/>
             <w:tcBorders>
               <w:top w:val="single" w:sz="4" w:space="0" w:color="7F7F7F"/>
               <w:start w:val="single" w:sz="4" w:space="0" w:color="7F7F7F"/>
@@ -3036,7 +3036,7 @@
         </w:tc>
         <w:tc>
           <w:tcPr>
-            <w:tcW w:w="6439" w:type="dxa"/>
+            <w:tcW w:w="6440" w:type="dxa"/>
             <w:tcBorders>
               <w:top w:val="single" w:sz="4" w:space="0" w:color="7F7F7F"/>
               <w:start w:val="single" w:sz="4" w:space="0" w:color="7F7F7F"/>
@@ -3800,15 +3800,8 @@
               <w:rPr/>
             </w:pPr>
             <w:r>
-              <w:rPr>
-                <w:i/>
-                <w:iCs/>
-                <w:color w:val="7F7F7F"/>
-                <w:sz w:val="20"/>
-                <w:szCs w:val="20"/>
-              </w:rPr>
               <w:drawing>
-                <wp:anchor distT="0" distB="0" distL="0" distR="0" simplePos="0" relativeHeight="2" behindDoc="0" locked="0" layoutInCell="0" allowOverlap="1">
+                <wp:anchor distT="0" distB="0" distL="0" distR="0" simplePos="0" relativeHeight="2" behindDoc="0" locked="0" layoutInCell="1" allowOverlap="1">
                   <wp:simplePos x="0" y="0"/>
                   <wp:positionH relativeFrom="column">
                     <wp:posOffset>40005</wp:posOffset>
@@ -3885,6 +3878,7 @@
       <w:pPr>
         <w:pStyle w:val="Heading1"/>
         <w:keepNext w:val="true"/>
+        <w:spacing w:before="0" w:after="140"/>
         <w:rPr/>
       </w:pPr>
       <w:r>
@@ -4062,13 +4056,13 @@
       </w:tblPr>
       <w:tblGrid>
         <w:gridCol w:w="1070"/>
-        <w:gridCol w:w="1069"/>
-        <w:gridCol w:w="1071"/>
+        <w:gridCol w:w="1068"/>
+        <w:gridCol w:w="1072"/>
         <w:gridCol w:w="1070"/>
         <w:gridCol w:w="1070"/>
-        <w:gridCol w:w="1069"/>
+        <w:gridCol w:w="1068"/>
         <w:gridCol w:w="1070"/>
-        <w:gridCol w:w="1071"/>
+        <w:gridCol w:w="1072"/>
         <w:gridCol w:w="1078"/>
       </w:tblGrid>
       <w:tr>
@@ -4109,7 +4103,7 @@
         </w:tc>
         <w:tc>
           <w:tcPr>
-            <w:tcW w:w="1069" w:type="dxa"/>
+            <w:tcW w:w="1068" w:type="dxa"/>
             <w:tcBorders>
               <w:top w:val="single" w:sz="4" w:space="0" w:color="7F7F7F"/>
               <w:start w:val="single" w:sz="4" w:space="0" w:color="7F7F7F"/>
@@ -4140,7 +4134,7 @@
         </w:tc>
         <w:tc>
           <w:tcPr>
-            <w:tcW w:w="1071" w:type="dxa"/>
+            <w:tcW w:w="1072" w:type="dxa"/>
             <w:tcBorders>
               <w:top w:val="single" w:sz="4" w:space="0" w:color="7F7F7F"/>
               <w:start w:val="single" w:sz="4" w:space="0" w:color="7F7F7F"/>
@@ -4233,7 +4227,7 @@
         </w:tc>
         <w:tc>
           <w:tcPr>
-            <w:tcW w:w="1069" w:type="dxa"/>
+            <w:tcW w:w="1068" w:type="dxa"/>
             <w:tcBorders>
               <w:top w:val="single" w:sz="4" w:space="0" w:color="7F7F7F"/>
               <w:start w:val="single" w:sz="4" w:space="0" w:color="7F7F7F"/>
@@ -4295,7 +4289,7 @@
         </w:tc>
         <w:tc>
           <w:tcPr>
-            <w:tcW w:w="1071" w:type="dxa"/>
+            <w:tcW w:w="1072" w:type="dxa"/>
             <w:tcBorders>
               <w:top w:val="single" w:sz="4" w:space="0" w:color="7F7F7F"/>
               <w:start w:val="single" w:sz="4" w:space="0" w:color="7F7F7F"/>
@@ -4392,7 +4386,7 @@
         </w:tc>
         <w:tc>
           <w:tcPr>
-            <w:tcW w:w="1069" w:type="dxa"/>
+            <w:tcW w:w="1068" w:type="dxa"/>
             <w:tcBorders>
               <w:top w:val="single" w:sz="4" w:space="0" w:color="7F7F7F"/>
               <w:start w:val="single" w:sz="4" w:space="0" w:color="7F7F7F"/>
@@ -4421,7 +4415,7 @@
         </w:tc>
         <w:tc>
           <w:tcPr>
-            <w:tcW w:w="1071" w:type="dxa"/>
+            <w:tcW w:w="1072" w:type="dxa"/>
             <w:tcBorders>
               <w:top w:val="single" w:sz="4" w:space="0" w:color="7F7F7F"/>
               <w:start w:val="single" w:sz="4" w:space="0" w:color="7F7F7F"/>
@@ -4499,7 +4493,7 @@
         </w:tc>
         <w:tc>
           <w:tcPr>
-            <w:tcW w:w="1069" w:type="dxa"/>
+            <w:tcW w:w="1068" w:type="dxa"/>
             <w:tcBorders>
               <w:top w:val="single" w:sz="4" w:space="0" w:color="7F7F7F"/>
               <w:start w:val="single" w:sz="4" w:space="0" w:color="7F7F7F"/>
@@ -4551,7 +4545,7 @@
         </w:tc>
         <w:tc>
           <w:tcPr>
-            <w:tcW w:w="1071" w:type="dxa"/>
+            <w:tcW w:w="1072" w:type="dxa"/>
             <w:tcBorders>
               <w:top w:val="single" w:sz="4" w:space="0" w:color="7F7F7F"/>
               <w:start w:val="single" w:sz="4" w:space="0" w:color="7F7F7F"/>
@@ -4637,7 +4631,7 @@
         </w:tc>
         <w:tc>
           <w:tcPr>
-            <w:tcW w:w="1069" w:type="dxa"/>
+            <w:tcW w:w="1068" w:type="dxa"/>
             <w:tcBorders>
               <w:top w:val="single" w:sz="4" w:space="0" w:color="7F7F7F"/>
               <w:start w:val="single" w:sz="4" w:space="0" w:color="7F7F7F"/>
@@ -4666,7 +4660,7 @@
         </w:tc>
         <w:tc>
           <w:tcPr>
-            <w:tcW w:w="1071" w:type="dxa"/>
+            <w:tcW w:w="1072" w:type="dxa"/>
             <w:tcBorders>
               <w:top w:val="single" w:sz="4" w:space="0" w:color="7F7F7F"/>
               <w:start w:val="single" w:sz="4" w:space="0" w:color="7F7F7F"/>
@@ -4744,7 +4738,7 @@
         </w:tc>
         <w:tc>
           <w:tcPr>
-            <w:tcW w:w="1069" w:type="dxa"/>
+            <w:tcW w:w="1068" w:type="dxa"/>
             <w:tcBorders>
               <w:top w:val="single" w:sz="4" w:space="0" w:color="7F7F7F"/>
               <w:start w:val="single" w:sz="4" w:space="0" w:color="7F7F7F"/>
@@ -4796,7 +4790,7 @@
         </w:tc>
         <w:tc>
           <w:tcPr>
-            <w:tcW w:w="1071" w:type="dxa"/>
+            <w:tcW w:w="1072" w:type="dxa"/>
             <w:tcBorders>
               <w:top w:val="single" w:sz="4" w:space="0" w:color="7F7F7F"/>
               <w:start w:val="single" w:sz="4" w:space="0" w:color="7F7F7F"/>
@@ -4882,7 +4876,7 @@
         </w:tc>
         <w:tc>
           <w:tcPr>
-            <w:tcW w:w="1069" w:type="dxa"/>
+            <w:tcW w:w="1068" w:type="dxa"/>
             <w:tcBorders>
               <w:top w:val="single" w:sz="4" w:space="0" w:color="7F7F7F"/>
               <w:start w:val="single" w:sz="4" w:space="0" w:color="7F7F7F"/>
@@ -4911,7 +4905,7 @@
         </w:tc>
         <w:tc>
           <w:tcPr>
-            <w:tcW w:w="1071" w:type="dxa"/>
+            <w:tcW w:w="1072" w:type="dxa"/>
             <w:tcBorders>
               <w:top w:val="single" w:sz="4" w:space="0" w:color="7F7F7F"/>
               <w:start w:val="single" w:sz="4" w:space="0" w:color="7F7F7F"/>
@@ -4989,7 +4983,7 @@
         </w:tc>
         <w:tc>
           <w:tcPr>
-            <w:tcW w:w="1069" w:type="dxa"/>
+            <w:tcW w:w="1068" w:type="dxa"/>
             <w:tcBorders>
               <w:top w:val="single" w:sz="4" w:space="0" w:color="7F7F7F"/>
               <w:start w:val="single" w:sz="4" w:space="0" w:color="7F7F7F"/>
@@ -5041,7 +5035,7 @@
         </w:tc>
         <w:tc>
           <w:tcPr>
-            <w:tcW w:w="1071" w:type="dxa"/>
+            <w:tcW w:w="1072" w:type="dxa"/>
             <w:tcBorders>
               <w:top w:val="single" w:sz="4" w:space="0" w:color="7F7F7F"/>
               <w:start w:val="single" w:sz="4" w:space="0" w:color="7F7F7F"/>
@@ -5127,7 +5121,7 @@
         </w:tc>
         <w:tc>
           <w:tcPr>
-            <w:tcW w:w="1069" w:type="dxa"/>
+            <w:tcW w:w="1068" w:type="dxa"/>
             <w:tcBorders>
               <w:top w:val="single" w:sz="4" w:space="0" w:color="7F7F7F"/>
               <w:start w:val="single" w:sz="4" w:space="0" w:color="7F7F7F"/>
@@ -5155,7 +5149,7 @@
         </w:tc>
         <w:tc>
           <w:tcPr>
-            <w:tcW w:w="1071" w:type="dxa"/>
+            <w:tcW w:w="1072" w:type="dxa"/>
             <w:tcBorders>
               <w:top w:val="single" w:sz="4" w:space="0" w:color="7F7F7F"/>
               <w:start w:val="single" w:sz="4" w:space="0" w:color="7F7F7F"/>
@@ -5230,7 +5224,7 @@
         </w:tc>
         <w:tc>
           <w:tcPr>
-            <w:tcW w:w="1069" w:type="dxa"/>
+            <w:tcW w:w="1068" w:type="dxa"/>
             <w:tcBorders>
               <w:top w:val="single" w:sz="4" w:space="0" w:color="7F7F7F"/>
               <w:start w:val="single" w:sz="4" w:space="0" w:color="7F7F7F"/>
@@ -5280,7 +5274,7 @@
         </w:tc>
         <w:tc>
           <w:tcPr>
-            <w:tcW w:w="1071" w:type="dxa"/>
+            <w:tcW w:w="1072" w:type="dxa"/>
             <w:tcBorders>
               <w:top w:val="single" w:sz="4" w:space="0" w:color="7F7F7F"/>
               <w:start w:val="single" w:sz="4" w:space="0" w:color="7F7F7F"/>
@@ -5963,11 +5957,7 @@
             </w:pPr>
             <w:r>
               <w:rPr/>
-              <w:t>M</w:t>
-            </w:r>
-            <w:r>
-              <w:rPr/>
-              <w:t>0</w:t>
+              <w:t>M0</w:t>
             </w:r>
           </w:p>
         </w:tc>
@@ -6407,11 +6397,11 @@
         <w:tblLook w:noHBand="0" w:noVBand="0" w:firstColumn="0" w:lastRow="0" w:lastColumn="0" w:firstRow="0" w:val="0000"/>
       </w:tblPr>
       <w:tblGrid>
-        <w:gridCol w:w="699"/>
-        <w:gridCol w:w="701"/>
+        <w:gridCol w:w="698"/>
+        <w:gridCol w:w="702"/>
         <w:gridCol w:w="700"/>
-        <w:gridCol w:w="1899"/>
-        <w:gridCol w:w="1901"/>
+        <w:gridCol w:w="1898"/>
+        <w:gridCol w:w="1902"/>
         <w:gridCol w:w="2138"/>
         <w:gridCol w:w="1600"/>
       </w:tblGrid>
@@ -6422,7 +6412,7 @@
         </w:trPr>
         <w:tc>
           <w:tcPr>
-            <w:tcW w:w="699" w:type="dxa"/>
+            <w:tcW w:w="698" w:type="dxa"/>
             <w:tcBorders>
               <w:top w:val="single" w:sz="4" w:space="0" w:color="7F7F7F"/>
               <w:start w:val="single" w:sz="4" w:space="0" w:color="7F7F7F"/>
@@ -6453,7 +6443,7 @@
         </w:tc>
         <w:tc>
           <w:tcPr>
-            <w:tcW w:w="701" w:type="dxa"/>
+            <w:tcW w:w="702" w:type="dxa"/>
             <w:tcBorders>
               <w:top w:val="single" w:sz="4" w:space="0" w:color="7F7F7F"/>
               <w:start w:val="single" w:sz="4" w:space="0" w:color="7F7F7F"/>
@@ -6515,7 +6505,7 @@
         </w:tc>
         <w:tc>
           <w:tcPr>
-            <w:tcW w:w="1899" w:type="dxa"/>
+            <w:tcW w:w="1898" w:type="dxa"/>
             <w:tcBorders>
               <w:top w:val="single" w:sz="4" w:space="0" w:color="7F7F7F"/>
               <w:start w:val="single" w:sz="4" w:space="0" w:color="7F7F7F"/>
@@ -6546,7 +6536,7 @@
         </w:tc>
         <w:tc>
           <w:tcPr>
-            <w:tcW w:w="1901" w:type="dxa"/>
+            <w:tcW w:w="1902" w:type="dxa"/>
             <w:tcBorders>
               <w:top w:val="single" w:sz="4" w:space="0" w:color="7F7F7F"/>
               <w:start w:val="single" w:sz="4" w:space="0" w:color="7F7F7F"/>
@@ -6644,7 +6634,7 @@
         </w:trPr>
         <w:tc>
           <w:tcPr>
-            <w:tcW w:w="699" w:type="dxa"/>
+            <w:tcW w:w="698" w:type="dxa"/>
             <w:tcBorders>
               <w:top w:val="single" w:sz="4" w:space="0" w:color="7F7F7F"/>
               <w:start w:val="single" w:sz="4" w:space="0" w:color="7F7F7F"/>
@@ -6673,7 +6663,7 @@
         </w:tc>
         <w:tc>
           <w:tcPr>
-            <w:tcW w:w="701" w:type="dxa"/>
+            <w:tcW w:w="702" w:type="dxa"/>
             <w:tcBorders>
               <w:top w:val="single" w:sz="4" w:space="0" w:color="7F7F7F"/>
               <w:start w:val="single" w:sz="4" w:space="0" w:color="7F7F7F"/>
@@ -6731,7 +6721,7 @@
         </w:tc>
         <w:tc>
           <w:tcPr>
-            <w:tcW w:w="1899" w:type="dxa"/>
+            <w:tcW w:w="1898" w:type="dxa"/>
             <w:tcBorders>
               <w:top w:val="single" w:sz="4" w:space="0" w:color="7F7F7F"/>
               <w:start w:val="single" w:sz="4" w:space="0" w:color="7F7F7F"/>
@@ -6757,7 +6747,7 @@
         </w:tc>
         <w:tc>
           <w:tcPr>
-            <w:tcW w:w="1901" w:type="dxa"/>
+            <w:tcW w:w="1902" w:type="dxa"/>
             <w:tcBorders>
               <w:top w:val="single" w:sz="4" w:space="0" w:color="7F7F7F"/>
               <w:start w:val="single" w:sz="4" w:space="0" w:color="7F7F7F"/>
@@ -6840,7 +6830,7 @@
         </w:trPr>
         <w:tc>
           <w:tcPr>
-            <w:tcW w:w="699" w:type="dxa"/>
+            <w:tcW w:w="698" w:type="dxa"/>
             <w:tcBorders>
               <w:top w:val="single" w:sz="4" w:space="0" w:color="7F7F7F"/>
               <w:start w:val="single" w:sz="4" w:space="0" w:color="7F7F7F"/>
@@ -6869,7 +6859,7 @@
         </w:tc>
         <w:tc>
           <w:tcPr>
-            <w:tcW w:w="701" w:type="dxa"/>
+            <w:tcW w:w="702" w:type="dxa"/>
             <w:tcBorders>
               <w:top w:val="single" w:sz="4" w:space="0" w:color="7F7F7F"/>
               <w:start w:val="single" w:sz="4" w:space="0" w:color="7F7F7F"/>
@@ -6927,7 +6917,7 @@
         </w:tc>
         <w:tc>
           <w:tcPr>
-            <w:tcW w:w="1899" w:type="dxa"/>
+            <w:tcW w:w="1898" w:type="dxa"/>
             <w:tcBorders>
               <w:top w:val="single" w:sz="4" w:space="0" w:color="7F7F7F"/>
               <w:start w:val="single" w:sz="4" w:space="0" w:color="7F7F7F"/>
@@ -6953,7 +6943,7 @@
         </w:tc>
         <w:tc>
           <w:tcPr>
-            <w:tcW w:w="1901" w:type="dxa"/>
+            <w:tcW w:w="1902" w:type="dxa"/>
             <w:tcBorders>
               <w:top w:val="single" w:sz="4" w:space="0" w:color="7F7F7F"/>
               <w:start w:val="single" w:sz="4" w:space="0" w:color="7F7F7F"/>
@@ -7036,7 +7026,7 @@
         </w:trPr>
         <w:tc>
           <w:tcPr>
-            <w:tcW w:w="699" w:type="dxa"/>
+            <w:tcW w:w="698" w:type="dxa"/>
             <w:tcBorders>
               <w:top w:val="single" w:sz="4" w:space="0" w:color="7F7F7F"/>
               <w:start w:val="single" w:sz="4" w:space="0" w:color="7F7F7F"/>
@@ -7065,7 +7055,7 @@
         </w:tc>
         <w:tc>
           <w:tcPr>
-            <w:tcW w:w="701" w:type="dxa"/>
+            <w:tcW w:w="702" w:type="dxa"/>
             <w:tcBorders>
               <w:top w:val="single" w:sz="4" w:space="0" w:color="7F7F7F"/>
               <w:start w:val="single" w:sz="4" w:space="0" w:color="7F7F7F"/>
@@ -7123,7 +7113,7 @@
         </w:tc>
         <w:tc>
           <w:tcPr>
-            <w:tcW w:w="1899" w:type="dxa"/>
+            <w:tcW w:w="1898" w:type="dxa"/>
             <w:tcBorders>
               <w:top w:val="single" w:sz="4" w:space="0" w:color="7F7F7F"/>
               <w:start w:val="single" w:sz="4" w:space="0" w:color="7F7F7F"/>
@@ -7149,7 +7139,7 @@
         </w:tc>
         <w:tc>
           <w:tcPr>
-            <w:tcW w:w="1901" w:type="dxa"/>
+            <w:tcW w:w="1902" w:type="dxa"/>
             <w:tcBorders>
               <w:top w:val="single" w:sz="4" w:space="0" w:color="7F7F7F"/>
               <w:start w:val="single" w:sz="4" w:space="0" w:color="7F7F7F"/>
@@ -7232,7 +7222,7 @@
         </w:trPr>
         <w:tc>
           <w:tcPr>
-            <w:tcW w:w="699" w:type="dxa"/>
+            <w:tcW w:w="698" w:type="dxa"/>
             <w:tcBorders>
               <w:top w:val="single" w:sz="4" w:space="0" w:color="7F7F7F"/>
               <w:start w:val="single" w:sz="4" w:space="0" w:color="7F7F7F"/>
@@ -7261,7 +7251,7 @@
         </w:tc>
         <w:tc>
           <w:tcPr>
-            <w:tcW w:w="701" w:type="dxa"/>
+            <w:tcW w:w="702" w:type="dxa"/>
             <w:tcBorders>
               <w:top w:val="single" w:sz="4" w:space="0" w:color="7F7F7F"/>
               <w:start w:val="single" w:sz="4" w:space="0" w:color="7F7F7F"/>
@@ -7319,7 +7309,7 @@
         </w:tc>
         <w:tc>
           <w:tcPr>
-            <w:tcW w:w="1899" w:type="dxa"/>
+            <w:tcW w:w="1898" w:type="dxa"/>
             <w:tcBorders>
               <w:top w:val="single" w:sz="4" w:space="0" w:color="7F7F7F"/>
               <w:start w:val="single" w:sz="4" w:space="0" w:color="7F7F7F"/>
@@ -7345,7 +7335,7 @@
         </w:tc>
         <w:tc>
           <w:tcPr>
-            <w:tcW w:w="1901" w:type="dxa"/>
+            <w:tcW w:w="1902" w:type="dxa"/>
             <w:tcBorders>
               <w:top w:val="single" w:sz="4" w:space="0" w:color="7F7F7F"/>
               <w:start w:val="single" w:sz="4" w:space="0" w:color="7F7F7F"/>
@@ -7428,7 +7418,7 @@
         </w:trPr>
         <w:tc>
           <w:tcPr>
-            <w:tcW w:w="699" w:type="dxa"/>
+            <w:tcW w:w="698" w:type="dxa"/>
             <w:tcBorders>
               <w:top w:val="single" w:sz="4" w:space="0" w:color="7F7F7F"/>
               <w:start w:val="single" w:sz="4" w:space="0" w:color="7F7F7F"/>
@@ -7457,7 +7447,7 @@
         </w:tc>
         <w:tc>
           <w:tcPr>
-            <w:tcW w:w="701" w:type="dxa"/>
+            <w:tcW w:w="702" w:type="dxa"/>
             <w:tcBorders>
               <w:top w:val="single" w:sz="4" w:space="0" w:color="7F7F7F"/>
               <w:start w:val="single" w:sz="4" w:space="0" w:color="7F7F7F"/>
@@ -7515,7 +7505,7 @@
         </w:tc>
         <w:tc>
           <w:tcPr>
-            <w:tcW w:w="1899" w:type="dxa"/>
+            <w:tcW w:w="1898" w:type="dxa"/>
             <w:tcBorders>
               <w:top w:val="single" w:sz="4" w:space="0" w:color="7F7F7F"/>
               <w:start w:val="single" w:sz="4" w:space="0" w:color="7F7F7F"/>
@@ -7541,7 +7531,7 @@
         </w:tc>
         <w:tc>
           <w:tcPr>
-            <w:tcW w:w="1901" w:type="dxa"/>
+            <w:tcW w:w="1902" w:type="dxa"/>
             <w:tcBorders>
               <w:top w:val="single" w:sz="4" w:space="0" w:color="7F7F7F"/>
               <w:start w:val="single" w:sz="4" w:space="0" w:color="7F7F7F"/>
@@ -7624,7 +7614,7 @@
         </w:trPr>
         <w:tc>
           <w:tcPr>
-            <w:tcW w:w="699" w:type="dxa"/>
+            <w:tcW w:w="698" w:type="dxa"/>
             <w:tcBorders>
               <w:top w:val="single" w:sz="4" w:space="0" w:color="7F7F7F"/>
               <w:start w:val="single" w:sz="4" w:space="0" w:color="7F7F7F"/>
@@ -7653,7 +7643,7 @@
         </w:tc>
         <w:tc>
           <w:tcPr>
-            <w:tcW w:w="701" w:type="dxa"/>
+            <w:tcW w:w="702" w:type="dxa"/>
             <w:tcBorders>
               <w:top w:val="single" w:sz="4" w:space="0" w:color="7F7F7F"/>
               <w:start w:val="single" w:sz="4" w:space="0" w:color="7F7F7F"/>
@@ -7711,7 +7701,7 @@
         </w:tc>
         <w:tc>
           <w:tcPr>
-            <w:tcW w:w="1899" w:type="dxa"/>
+            <w:tcW w:w="1898" w:type="dxa"/>
             <w:tcBorders>
               <w:top w:val="single" w:sz="4" w:space="0" w:color="7F7F7F"/>
               <w:start w:val="single" w:sz="4" w:space="0" w:color="7F7F7F"/>
@@ -7737,7 +7727,7 @@
         </w:tc>
         <w:tc>
           <w:tcPr>
-            <w:tcW w:w="1901" w:type="dxa"/>
+            <w:tcW w:w="1902" w:type="dxa"/>
             <w:tcBorders>
               <w:top w:val="single" w:sz="4" w:space="0" w:color="7F7F7F"/>
               <w:start w:val="single" w:sz="4" w:space="0" w:color="7F7F7F"/>
@@ -7820,7 +7810,7 @@
         </w:trPr>
         <w:tc>
           <w:tcPr>
-            <w:tcW w:w="699" w:type="dxa"/>
+            <w:tcW w:w="698" w:type="dxa"/>
             <w:tcBorders>
               <w:top w:val="single" w:sz="4" w:space="0" w:color="7F7F7F"/>
               <w:start w:val="single" w:sz="4" w:space="0" w:color="7F7F7F"/>
@@ -7849,7 +7839,7 @@
         </w:tc>
         <w:tc>
           <w:tcPr>
-            <w:tcW w:w="701" w:type="dxa"/>
+            <w:tcW w:w="702" w:type="dxa"/>
             <w:tcBorders>
               <w:top w:val="single" w:sz="4" w:space="0" w:color="7F7F7F"/>
               <w:start w:val="single" w:sz="4" w:space="0" w:color="7F7F7F"/>
@@ -7907,7 +7897,7 @@
         </w:tc>
         <w:tc>
           <w:tcPr>
-            <w:tcW w:w="1899" w:type="dxa"/>
+            <w:tcW w:w="1898" w:type="dxa"/>
             <w:tcBorders>
               <w:top w:val="single" w:sz="4" w:space="0" w:color="7F7F7F"/>
               <w:start w:val="single" w:sz="4" w:space="0" w:color="7F7F7F"/>
@@ -7933,7 +7923,7 @@
         </w:tc>
         <w:tc>
           <w:tcPr>
-            <w:tcW w:w="1901" w:type="dxa"/>
+            <w:tcW w:w="1902" w:type="dxa"/>
             <w:tcBorders>
               <w:top w:val="single" w:sz="4" w:space="0" w:color="7F7F7F"/>
               <w:start w:val="single" w:sz="4" w:space="0" w:color="7F7F7F"/>
@@ -8017,7 +8007,7 @@
         </w:trPr>
         <w:tc>
           <w:tcPr>
-            <w:tcW w:w="699" w:type="dxa"/>
+            <w:tcW w:w="698" w:type="dxa"/>
             <w:tcBorders>
               <w:top w:val="single" w:sz="4" w:space="0" w:color="7F7F7F"/>
               <w:start w:val="single" w:sz="4" w:space="0" w:color="7F7F7F"/>
@@ -8045,7 +8035,7 @@
         </w:tc>
         <w:tc>
           <w:tcPr>
-            <w:tcW w:w="701" w:type="dxa"/>
+            <w:tcW w:w="702" w:type="dxa"/>
             <w:tcBorders>
               <w:top w:val="single" w:sz="4" w:space="0" w:color="7F7F7F"/>
               <w:start w:val="single" w:sz="4" w:space="0" w:color="7F7F7F"/>
@@ -8101,7 +8091,7 @@
         </w:tc>
         <w:tc>
           <w:tcPr>
-            <w:tcW w:w="1899" w:type="dxa"/>
+            <w:tcW w:w="1898" w:type="dxa"/>
             <w:tcBorders>
               <w:top w:val="single" w:sz="4" w:space="0" w:color="7F7F7F"/>
               <w:start w:val="single" w:sz="4" w:space="0" w:color="7F7F7F"/>
@@ -8126,7 +8116,7 @@
         </w:tc>
         <w:tc>
           <w:tcPr>
-            <w:tcW w:w="1901" w:type="dxa"/>
+            <w:tcW w:w="1902" w:type="dxa"/>
             <w:tcBorders>
               <w:top w:val="single" w:sz="4" w:space="0" w:color="7F7F7F"/>
               <w:start w:val="single" w:sz="4" w:space="0" w:color="7F7F7F"/>
@@ -8410,11 +8400,11 @@
         <w:tblLook w:noHBand="0" w:noVBand="0" w:firstColumn="0" w:lastRow="0" w:lastColumn="0" w:firstRow="0" w:val="0000"/>
       </w:tblPr>
       <w:tblGrid>
-        <w:gridCol w:w="3099"/>
+        <w:gridCol w:w="3098"/>
         <w:gridCol w:w="400"/>
         <w:gridCol w:w="2600"/>
         <w:gridCol w:w="400"/>
-        <w:gridCol w:w="3139"/>
+        <w:gridCol w:w="3140"/>
       </w:tblGrid>
       <w:tr>
         <w:trPr>
@@ -8423,7 +8413,7 @@
         </w:trPr>
         <w:tc>
           <w:tcPr>
-            <w:tcW w:w="3099" w:type="dxa"/>
+            <w:tcW w:w="3098" w:type="dxa"/>
             <w:tcBorders>
               <w:top w:val="single" w:sz="4" w:space="0" w:color="7F7F7F"/>
               <w:start w:val="single" w:sz="4" w:space="0" w:color="7F7F7F"/>
@@ -8531,7 +8521,7 @@
         </w:tc>
         <w:tc>
           <w:tcPr>
-            <w:tcW w:w="3139" w:type="dxa"/>
+            <w:tcW w:w="3140" w:type="dxa"/>
             <w:tcBorders>
               <w:top w:val="single" w:sz="4" w:space="0" w:color="7F7F7F"/>
               <w:start w:val="single" w:sz="4" w:space="0" w:color="7F7F7F"/>
@@ -8696,15 +8686,8 @@
               <w:rPr/>
             </w:pPr>
             <w:r>
-              <w:rPr>
-                <w:i/>
-                <w:iCs/>
-                <w:color w:val="7F7F7F"/>
-                <w:sz w:val="20"/>
-                <w:szCs w:val="20"/>
-              </w:rPr>
               <w:drawing>
-                <wp:anchor distT="0" distB="0" distL="0" distR="0" simplePos="0" relativeHeight="3" behindDoc="0" locked="0" layoutInCell="0" allowOverlap="1">
+                <wp:anchor distT="0" distB="0" distL="0" distR="0" simplePos="0" relativeHeight="3" behindDoc="0" locked="0" layoutInCell="1" allowOverlap="1">
                   <wp:simplePos x="0" y="0"/>
                   <wp:positionH relativeFrom="column">
                     <wp:align>center</wp:align>
@@ -8768,6 +8751,7 @@
       <w:pPr>
         <w:pStyle w:val="Heading1"/>
         <w:keepNext w:val="true"/>
+        <w:spacing w:before="0" w:after="140"/>
         <w:rPr/>
       </w:pPr>
       <w:r>
@@ -9001,8 +8985,8 @@
       </w:tblPr>
       <w:tblGrid>
         <w:gridCol w:w="500"/>
-        <w:gridCol w:w="4799"/>
-        <w:gridCol w:w="2170"/>
+        <w:gridCol w:w="4798"/>
+        <w:gridCol w:w="2171"/>
         <w:gridCol w:w="2169"/>
       </w:tblGrid>
       <w:tr>
@@ -9044,7 +9028,7 @@
         </w:tc>
         <w:tc>
           <w:tcPr>
-            <w:tcW w:w="4799" w:type="dxa"/>
+            <w:tcW w:w="4798" w:type="dxa"/>
             <w:tcBorders>
               <w:top w:val="single" w:sz="4" w:space="0" w:color="7F7F7F"/>
               <w:start w:val="single" w:sz="4" w:space="0" w:color="7F7F7F"/>
@@ -9075,7 +9059,7 @@
         </w:tc>
         <w:tc>
           <w:tcPr>
-            <w:tcW w:w="2170" w:type="dxa"/>
+            <w:tcW w:w="2171" w:type="dxa"/>
             <w:tcBorders>
               <w:top w:val="single" w:sz="4" w:space="0" w:color="7F7F7F"/>
               <w:start w:val="single" w:sz="4" w:space="0" w:color="7F7F7F"/>
@@ -9172,7 +9156,7 @@
         </w:tc>
         <w:tc>
           <w:tcPr>
-            <w:tcW w:w="4799" w:type="dxa"/>
+            <w:tcW w:w="4798" w:type="dxa"/>
             <w:tcBorders>
               <w:top w:val="single" w:sz="4" w:space="0" w:color="7F7F7F"/>
               <w:start w:val="single" w:sz="4" w:space="0" w:color="7F7F7F"/>
@@ -9200,7 +9184,7 @@
         </w:tc>
         <w:tc>
           <w:tcPr>
-            <w:tcW w:w="2170" w:type="dxa"/>
+            <w:tcW w:w="2171" w:type="dxa"/>
             <w:tcBorders>
               <w:top w:val="single" w:sz="4" w:space="0" w:color="7F7F7F"/>
               <w:start w:val="single" w:sz="4" w:space="0" w:color="7F7F7F"/>
@@ -9287,7 +9271,7 @@
         </w:tc>
         <w:tc>
           <w:tcPr>
-            <w:tcW w:w="4799" w:type="dxa"/>
+            <w:tcW w:w="4798" w:type="dxa"/>
             <w:tcBorders>
               <w:top w:val="single" w:sz="4" w:space="0" w:color="7F7F7F"/>
               <w:start w:val="single" w:sz="4" w:space="0" w:color="7F7F7F"/>
@@ -9315,7 +9299,7 @@
         </w:tc>
         <w:tc>
           <w:tcPr>
-            <w:tcW w:w="2170" w:type="dxa"/>
+            <w:tcW w:w="2171" w:type="dxa"/>
             <w:tcBorders>
               <w:top w:val="single" w:sz="4" w:space="0" w:color="7F7F7F"/>
               <w:start w:val="single" w:sz="4" w:space="0" w:color="7F7F7F"/>
@@ -9402,7 +9386,7 @@
         </w:tc>
         <w:tc>
           <w:tcPr>
-            <w:tcW w:w="4799" w:type="dxa"/>
+            <w:tcW w:w="4798" w:type="dxa"/>
             <w:tcBorders>
               <w:top w:val="single" w:sz="4" w:space="0" w:color="7F7F7F"/>
               <w:start w:val="single" w:sz="4" w:space="0" w:color="7F7F7F"/>
@@ -9430,7 +9414,7 @@
         </w:tc>
         <w:tc>
           <w:tcPr>
-            <w:tcW w:w="2170" w:type="dxa"/>
+            <w:tcW w:w="2171" w:type="dxa"/>
             <w:tcBorders>
               <w:top w:val="single" w:sz="4" w:space="0" w:color="7F7F7F"/>
               <w:start w:val="single" w:sz="4" w:space="0" w:color="7F7F7F"/>
@@ -9517,7 +9501,7 @@
         </w:tc>
         <w:tc>
           <w:tcPr>
-            <w:tcW w:w="4799" w:type="dxa"/>
+            <w:tcW w:w="4798" w:type="dxa"/>
             <w:tcBorders>
               <w:top w:val="single" w:sz="4" w:space="0" w:color="7F7F7F"/>
               <w:start w:val="single" w:sz="4" w:space="0" w:color="7F7F7F"/>
@@ -9545,7 +9529,7 @@
         </w:tc>
         <w:tc>
           <w:tcPr>
-            <w:tcW w:w="2170" w:type="dxa"/>
+            <w:tcW w:w="2171" w:type="dxa"/>
             <w:tcBorders>
               <w:top w:val="single" w:sz="4" w:space="0" w:color="7F7F7F"/>
               <w:start w:val="single" w:sz="4" w:space="0" w:color="7F7F7F"/>
@@ -9631,7 +9615,7 @@
         </w:tc>
         <w:tc>
           <w:tcPr>
-            <w:tcW w:w="4799" w:type="dxa"/>
+            <w:tcW w:w="4798" w:type="dxa"/>
             <w:tcBorders>
               <w:top w:val="single" w:sz="4" w:space="0" w:color="7F7F7F"/>
               <w:start w:val="single" w:sz="4" w:space="0" w:color="7F7F7F"/>
@@ -9658,7 +9642,7 @@
         </w:tc>
         <w:tc>
           <w:tcPr>
-            <w:tcW w:w="2170" w:type="dxa"/>
+            <w:tcW w:w="2171" w:type="dxa"/>
             <w:tcBorders>
               <w:top w:val="single" w:sz="4" w:space="0" w:color="7F7F7F"/>
               <w:start w:val="single" w:sz="4" w:space="0" w:color="7F7F7F"/>
@@ -9931,12 +9915,12 @@
       </w:tblPr>
       <w:tblGrid>
         <w:gridCol w:w="1204"/>
+        <w:gridCol w:w="1202"/>
+        <w:gridCol w:w="1207"/>
         <w:gridCol w:w="1203"/>
+        <w:gridCol w:w="1202"/>
+        <w:gridCol w:w="1204"/>
         <w:gridCol w:w="1206"/>
-        <w:gridCol w:w="1203"/>
-        <w:gridCol w:w="1203"/>
-        <w:gridCol w:w="1204"/>
-        <w:gridCol w:w="1205"/>
         <w:gridCol w:w="1210"/>
       </w:tblGrid>
       <w:tr>
@@ -9977,7 +9961,7 @@
         </w:tc>
         <w:tc>
           <w:tcPr>
-            <w:tcW w:w="1203" w:type="dxa"/>
+            <w:tcW w:w="1202" w:type="dxa"/>
             <w:tcBorders>
               <w:top w:val="single" w:sz="4" w:space="0" w:color="7F7F7F"/>
               <w:start w:val="single" w:sz="4" w:space="0" w:color="7F7F7F"/>
@@ -10008,7 +9992,7 @@
         </w:tc>
         <w:tc>
           <w:tcPr>
-            <w:tcW w:w="1206" w:type="dxa"/>
+            <w:tcW w:w="1207" w:type="dxa"/>
             <w:tcBorders>
               <w:top w:val="single" w:sz="4" w:space="0" w:color="7F7F7F"/>
               <w:start w:val="single" w:sz="4" w:space="0" w:color="7F7F7F"/>
@@ -10070,7 +10054,7 @@
         </w:tc>
         <w:tc>
           <w:tcPr>
-            <w:tcW w:w="1203" w:type="dxa"/>
+            <w:tcW w:w="1202" w:type="dxa"/>
             <w:tcBorders>
               <w:top w:val="single" w:sz="4" w:space="0" w:color="7F7F7F"/>
               <w:start w:val="single" w:sz="4" w:space="0" w:color="7F7F7F"/>
@@ -10132,7 +10116,7 @@
         </w:tc>
         <w:tc>
           <w:tcPr>
-            <w:tcW w:w="1205" w:type="dxa"/>
+            <w:tcW w:w="1206" w:type="dxa"/>
             <w:tcBorders>
               <w:top w:val="single" w:sz="4" w:space="0" w:color="7F7F7F"/>
               <w:start w:val="single" w:sz="4" w:space="0" w:color="7F7F7F"/>
@@ -10228,6 +10212,64 @@
         </w:tc>
         <w:tc>
           <w:tcPr>
+            <w:tcW w:w="1202" w:type="dxa"/>
+            <w:tcBorders>
+              <w:top w:val="single" w:sz="4" w:space="0" w:color="7F7F7F"/>
+              <w:start w:val="single" w:sz="4" w:space="0" w:color="7F7F7F"/>
+              <w:bottom w:val="single" w:sz="4" w:space="0" w:color="7F7F7F"/>
+              <w:end w:val="single" w:sz="4" w:space="0" w:color="7F7F7F"/>
+            </w:tcBorders>
+            <w:shd w:color="auto" w:fill="F2F2F2" w:val="clear"/>
+            <w:vAlign w:val="center"/>
+          </w:tcPr>
+          <w:p>
+            <w:pPr>
+              <w:pStyle w:val="Normal"/>
+              <w:keepNext w:val="true"/>
+              <w:spacing w:lineRule="auto" w:line="252"/>
+              <w:jc w:val="center"/>
+              <w:rPr/>
+            </w:pPr>
+            <w:r>
+              <w:rPr>
+                <w:sz w:val="22"/>
+                <w:szCs w:val="22"/>
+              </w:rPr>
+              <w:t>0</w:t>
+            </w:r>
+          </w:p>
+        </w:tc>
+        <w:tc>
+          <w:tcPr>
+            <w:tcW w:w="1207" w:type="dxa"/>
+            <w:tcBorders>
+              <w:top w:val="single" w:sz="4" w:space="0" w:color="7F7F7F"/>
+              <w:start w:val="single" w:sz="4" w:space="0" w:color="7F7F7F"/>
+              <w:bottom w:val="single" w:sz="4" w:space="0" w:color="7F7F7F"/>
+              <w:end w:val="single" w:sz="4" w:space="0" w:color="7F7F7F"/>
+            </w:tcBorders>
+            <w:shd w:color="auto" w:fill="F2F2F2" w:val="clear"/>
+            <w:vAlign w:val="center"/>
+          </w:tcPr>
+          <w:p>
+            <w:pPr>
+              <w:pStyle w:val="Normal"/>
+              <w:keepNext w:val="true"/>
+              <w:spacing w:lineRule="auto" w:line="252"/>
+              <w:jc w:val="center"/>
+              <w:rPr/>
+            </w:pPr>
+            <w:r>
+              <w:rPr>
+                <w:sz w:val="22"/>
+                <w:szCs w:val="22"/>
+              </w:rPr>
+              <w:t>0</w:t>
+            </w:r>
+          </w:p>
+        </w:tc>
+        <w:tc>
+          <w:tcPr>
             <w:tcW w:w="1203" w:type="dxa"/>
             <w:tcBorders>
               <w:top w:val="single" w:sz="4" w:space="0" w:color="7F7F7F"/>
@@ -10235,136 +10277,78 @@
               <w:bottom w:val="single" w:sz="4" w:space="0" w:color="7F7F7F"/>
               <w:end w:val="single" w:sz="4" w:space="0" w:color="7F7F7F"/>
             </w:tcBorders>
-            <w:shd w:color="auto" w:fill="F2F2F2" w:val="clear"/>
-            <w:vAlign w:val="center"/>
-          </w:tcPr>
-          <w:p>
-            <w:pPr>
-              <w:pStyle w:val="Normal"/>
-              <w:keepNext w:val="true"/>
-              <w:spacing w:lineRule="auto" w:line="252"/>
-              <w:jc w:val="center"/>
-              <w:rPr/>
-            </w:pPr>
-            <w:r>
-              <w:rPr>
-                <w:sz w:val="22"/>
-                <w:szCs w:val="22"/>
-              </w:rPr>
-              <w:t>0</w:t>
+            <w:shd w:color="auto" w:fill="FFF6D6" w:val="clear"/>
+            <w:vAlign w:val="center"/>
+          </w:tcPr>
+          <w:p>
+            <w:pPr>
+              <w:pStyle w:val="Normal"/>
+              <w:keepNext w:val="true"/>
+              <w:spacing w:lineRule="auto" w:line="252"/>
+              <w:jc w:val="center"/>
+              <w:rPr/>
+            </w:pPr>
+            <w:r>
+              <w:rPr/>
+              <w:t>1</w:t>
+            </w:r>
+          </w:p>
+        </w:tc>
+        <w:tc>
+          <w:tcPr>
+            <w:tcW w:w="1202" w:type="dxa"/>
+            <w:tcBorders>
+              <w:top w:val="single" w:sz="4" w:space="0" w:color="7F7F7F"/>
+              <w:start w:val="single" w:sz="4" w:space="0" w:color="7F7F7F"/>
+              <w:bottom w:val="single" w:sz="4" w:space="0" w:color="7F7F7F"/>
+              <w:end w:val="single" w:sz="4" w:space="0" w:color="7F7F7F"/>
+            </w:tcBorders>
+            <w:shd w:color="auto" w:fill="FFF6D6" w:val="clear"/>
+            <w:vAlign w:val="center"/>
+          </w:tcPr>
+          <w:p>
+            <w:pPr>
+              <w:pStyle w:val="Normal"/>
+              <w:keepNext w:val="true"/>
+              <w:spacing w:lineRule="auto" w:line="252"/>
+              <w:jc w:val="center"/>
+              <w:rPr/>
+            </w:pPr>
+            <w:r>
+              <w:rPr/>
+              <w:t>1</w:t>
+            </w:r>
+          </w:p>
+        </w:tc>
+        <w:tc>
+          <w:tcPr>
+            <w:tcW w:w="1204" w:type="dxa"/>
+            <w:tcBorders>
+              <w:top w:val="single" w:sz="4" w:space="0" w:color="7F7F7F"/>
+              <w:start w:val="single" w:sz="4" w:space="0" w:color="7F7F7F"/>
+              <w:bottom w:val="single" w:sz="4" w:space="0" w:color="7F7F7F"/>
+              <w:end w:val="single" w:sz="4" w:space="0" w:color="7F7F7F"/>
+            </w:tcBorders>
+            <w:shd w:color="auto" w:fill="FFF6D6" w:val="clear"/>
+            <w:vAlign w:val="center"/>
+          </w:tcPr>
+          <w:p>
+            <w:pPr>
+              <w:pStyle w:val="Normal"/>
+              <w:keepNext w:val="true"/>
+              <w:spacing w:lineRule="auto" w:line="252"/>
+              <w:jc w:val="center"/>
+              <w:rPr/>
+            </w:pPr>
+            <w:r>
+              <w:rPr/>
+              <w:t>1</w:t>
             </w:r>
           </w:p>
         </w:tc>
         <w:tc>
           <w:tcPr>
             <w:tcW w:w="1206" w:type="dxa"/>
-            <w:tcBorders>
-              <w:top w:val="single" w:sz="4" w:space="0" w:color="7F7F7F"/>
-              <w:start w:val="single" w:sz="4" w:space="0" w:color="7F7F7F"/>
-              <w:bottom w:val="single" w:sz="4" w:space="0" w:color="7F7F7F"/>
-              <w:end w:val="single" w:sz="4" w:space="0" w:color="7F7F7F"/>
-            </w:tcBorders>
-            <w:shd w:color="auto" w:fill="F2F2F2" w:val="clear"/>
-            <w:vAlign w:val="center"/>
-          </w:tcPr>
-          <w:p>
-            <w:pPr>
-              <w:pStyle w:val="Normal"/>
-              <w:keepNext w:val="true"/>
-              <w:spacing w:lineRule="auto" w:line="252"/>
-              <w:jc w:val="center"/>
-              <w:rPr/>
-            </w:pPr>
-            <w:r>
-              <w:rPr>
-                <w:sz w:val="22"/>
-                <w:szCs w:val="22"/>
-              </w:rPr>
-              <w:t>0</w:t>
-            </w:r>
-          </w:p>
-        </w:tc>
-        <w:tc>
-          <w:tcPr>
-            <w:tcW w:w="1203" w:type="dxa"/>
-            <w:tcBorders>
-              <w:top w:val="single" w:sz="4" w:space="0" w:color="7F7F7F"/>
-              <w:start w:val="single" w:sz="4" w:space="0" w:color="7F7F7F"/>
-              <w:bottom w:val="single" w:sz="4" w:space="0" w:color="7F7F7F"/>
-              <w:end w:val="single" w:sz="4" w:space="0" w:color="7F7F7F"/>
-            </w:tcBorders>
-            <w:shd w:color="auto" w:fill="FFF6D6" w:val="clear"/>
-            <w:vAlign w:val="center"/>
-          </w:tcPr>
-          <w:p>
-            <w:pPr>
-              <w:pStyle w:val="Normal"/>
-              <w:keepNext w:val="true"/>
-              <w:spacing w:lineRule="auto" w:line="252"/>
-              <w:jc w:val="center"/>
-              <w:rPr/>
-            </w:pPr>
-            <w:r>
-              <w:rPr/>
-              <w:t>1</w:t>
-            </w:r>
-          </w:p>
-        </w:tc>
-        <w:tc>
-          <w:tcPr>
-            <w:tcW w:w="1203" w:type="dxa"/>
-            <w:tcBorders>
-              <w:top w:val="single" w:sz="4" w:space="0" w:color="7F7F7F"/>
-              <w:start w:val="single" w:sz="4" w:space="0" w:color="7F7F7F"/>
-              <w:bottom w:val="single" w:sz="4" w:space="0" w:color="7F7F7F"/>
-              <w:end w:val="single" w:sz="4" w:space="0" w:color="7F7F7F"/>
-            </w:tcBorders>
-            <w:shd w:color="auto" w:fill="FFF6D6" w:val="clear"/>
-            <w:vAlign w:val="center"/>
-          </w:tcPr>
-          <w:p>
-            <w:pPr>
-              <w:pStyle w:val="Normal"/>
-              <w:keepNext w:val="true"/>
-              <w:spacing w:lineRule="auto" w:line="252"/>
-              <w:jc w:val="center"/>
-              <w:rPr/>
-            </w:pPr>
-            <w:r>
-              <w:rPr/>
-              <w:t>1</w:t>
-            </w:r>
-          </w:p>
-        </w:tc>
-        <w:tc>
-          <w:tcPr>
-            <w:tcW w:w="1204" w:type="dxa"/>
-            <w:tcBorders>
-              <w:top w:val="single" w:sz="4" w:space="0" w:color="7F7F7F"/>
-              <w:start w:val="single" w:sz="4" w:space="0" w:color="7F7F7F"/>
-              <w:bottom w:val="single" w:sz="4" w:space="0" w:color="7F7F7F"/>
-              <w:end w:val="single" w:sz="4" w:space="0" w:color="7F7F7F"/>
-            </w:tcBorders>
-            <w:shd w:color="auto" w:fill="FFF6D6" w:val="clear"/>
-            <w:vAlign w:val="center"/>
-          </w:tcPr>
-          <w:p>
-            <w:pPr>
-              <w:pStyle w:val="Normal"/>
-              <w:keepNext w:val="true"/>
-              <w:spacing w:lineRule="auto" w:line="252"/>
-              <w:jc w:val="center"/>
-              <w:rPr/>
-            </w:pPr>
-            <w:r>
-              <w:rPr/>
-              <w:t>1</w:t>
-            </w:r>
-          </w:p>
-        </w:tc>
-        <w:tc>
-          <w:tcPr>
-            <w:tcW w:w="1205" w:type="dxa"/>
             <w:tcBorders>
               <w:top w:val="single" w:sz="4" w:space="0" w:color="7F7F7F"/>
               <w:start w:val="single" w:sz="4" w:space="0" w:color="7F7F7F"/>
@@ -10450,6 +10434,64 @@
         </w:tc>
         <w:tc>
           <w:tcPr>
+            <w:tcW w:w="1202" w:type="dxa"/>
+            <w:tcBorders>
+              <w:top w:val="single" w:sz="4" w:space="0" w:color="7F7F7F"/>
+              <w:start w:val="single" w:sz="4" w:space="0" w:color="7F7F7F"/>
+              <w:bottom w:val="single" w:sz="4" w:space="0" w:color="7F7F7F"/>
+              <w:end w:val="single" w:sz="4" w:space="0" w:color="7F7F7F"/>
+            </w:tcBorders>
+            <w:shd w:color="auto" w:fill="F2F2F2" w:val="clear"/>
+            <w:vAlign w:val="center"/>
+          </w:tcPr>
+          <w:p>
+            <w:pPr>
+              <w:pStyle w:val="Normal"/>
+              <w:keepNext w:val="true"/>
+              <w:spacing w:lineRule="auto" w:line="252"/>
+              <w:jc w:val="center"/>
+              <w:rPr/>
+            </w:pPr>
+            <w:r>
+              <w:rPr>
+                <w:sz w:val="22"/>
+                <w:szCs w:val="22"/>
+              </w:rPr>
+              <w:t>0</w:t>
+            </w:r>
+          </w:p>
+        </w:tc>
+        <w:tc>
+          <w:tcPr>
+            <w:tcW w:w="1207" w:type="dxa"/>
+            <w:tcBorders>
+              <w:top w:val="single" w:sz="4" w:space="0" w:color="7F7F7F"/>
+              <w:start w:val="single" w:sz="4" w:space="0" w:color="7F7F7F"/>
+              <w:bottom w:val="single" w:sz="4" w:space="0" w:color="7F7F7F"/>
+              <w:end w:val="single" w:sz="4" w:space="0" w:color="7F7F7F"/>
+            </w:tcBorders>
+            <w:shd w:color="auto" w:fill="F2F2F2" w:val="clear"/>
+            <w:vAlign w:val="center"/>
+          </w:tcPr>
+          <w:p>
+            <w:pPr>
+              <w:pStyle w:val="Normal"/>
+              <w:keepNext w:val="true"/>
+              <w:spacing w:lineRule="auto" w:line="252"/>
+              <w:jc w:val="center"/>
+              <w:rPr/>
+            </w:pPr>
+            <w:r>
+              <w:rPr>
+                <w:sz w:val="22"/>
+                <w:szCs w:val="22"/>
+              </w:rPr>
+              <w:t>1</w:t>
+            </w:r>
+          </w:p>
+        </w:tc>
+        <w:tc>
+          <w:tcPr>
             <w:tcW w:w="1203" w:type="dxa"/>
             <w:tcBorders>
               <w:top w:val="single" w:sz="4" w:space="0" w:color="7F7F7F"/>
@@ -10457,136 +10499,78 @@
               <w:bottom w:val="single" w:sz="4" w:space="0" w:color="7F7F7F"/>
               <w:end w:val="single" w:sz="4" w:space="0" w:color="7F7F7F"/>
             </w:tcBorders>
-            <w:shd w:color="auto" w:fill="F2F2F2" w:val="clear"/>
-            <w:vAlign w:val="center"/>
-          </w:tcPr>
-          <w:p>
-            <w:pPr>
-              <w:pStyle w:val="Normal"/>
-              <w:keepNext w:val="true"/>
-              <w:spacing w:lineRule="auto" w:line="252"/>
-              <w:jc w:val="center"/>
-              <w:rPr/>
-            </w:pPr>
-            <w:r>
-              <w:rPr>
-                <w:sz w:val="22"/>
-                <w:szCs w:val="22"/>
-              </w:rPr>
-              <w:t>0</w:t>
+            <w:shd w:color="auto" w:fill="FFF6D6" w:val="clear"/>
+            <w:vAlign w:val="center"/>
+          </w:tcPr>
+          <w:p>
+            <w:pPr>
+              <w:pStyle w:val="Normal"/>
+              <w:keepNext w:val="true"/>
+              <w:spacing w:lineRule="auto" w:line="252"/>
+              <w:jc w:val="center"/>
+              <w:rPr/>
+            </w:pPr>
+            <w:r>
+              <w:rPr/>
+              <w:t>1</w:t>
+            </w:r>
+          </w:p>
+        </w:tc>
+        <w:tc>
+          <w:tcPr>
+            <w:tcW w:w="1202" w:type="dxa"/>
+            <w:tcBorders>
+              <w:top w:val="single" w:sz="4" w:space="0" w:color="7F7F7F"/>
+              <w:start w:val="single" w:sz="4" w:space="0" w:color="7F7F7F"/>
+              <w:bottom w:val="single" w:sz="4" w:space="0" w:color="7F7F7F"/>
+              <w:end w:val="single" w:sz="4" w:space="0" w:color="7F7F7F"/>
+            </w:tcBorders>
+            <w:shd w:color="auto" w:fill="FFF6D6" w:val="clear"/>
+            <w:vAlign w:val="center"/>
+          </w:tcPr>
+          <w:p>
+            <w:pPr>
+              <w:pStyle w:val="Normal"/>
+              <w:keepNext w:val="true"/>
+              <w:spacing w:lineRule="auto" w:line="252"/>
+              <w:jc w:val="center"/>
+              <w:rPr/>
+            </w:pPr>
+            <w:r>
+              <w:rPr/>
+              <w:t>1</w:t>
+            </w:r>
+          </w:p>
+        </w:tc>
+        <w:tc>
+          <w:tcPr>
+            <w:tcW w:w="1204" w:type="dxa"/>
+            <w:tcBorders>
+              <w:top w:val="single" w:sz="4" w:space="0" w:color="7F7F7F"/>
+              <w:start w:val="single" w:sz="4" w:space="0" w:color="7F7F7F"/>
+              <w:bottom w:val="single" w:sz="4" w:space="0" w:color="7F7F7F"/>
+              <w:end w:val="single" w:sz="4" w:space="0" w:color="7F7F7F"/>
+            </w:tcBorders>
+            <w:shd w:color="auto" w:fill="FFF6D6" w:val="clear"/>
+            <w:vAlign w:val="center"/>
+          </w:tcPr>
+          <w:p>
+            <w:pPr>
+              <w:pStyle w:val="Normal"/>
+              <w:keepNext w:val="true"/>
+              <w:spacing w:lineRule="auto" w:line="252"/>
+              <w:jc w:val="center"/>
+              <w:rPr/>
+            </w:pPr>
+            <w:r>
+              <w:rPr/>
+              <w:t>1</w:t>
             </w:r>
           </w:p>
         </w:tc>
         <w:tc>
           <w:tcPr>
             <w:tcW w:w="1206" w:type="dxa"/>
-            <w:tcBorders>
-              <w:top w:val="single" w:sz="4" w:space="0" w:color="7F7F7F"/>
-              <w:start w:val="single" w:sz="4" w:space="0" w:color="7F7F7F"/>
-              <w:bottom w:val="single" w:sz="4" w:space="0" w:color="7F7F7F"/>
-              <w:end w:val="single" w:sz="4" w:space="0" w:color="7F7F7F"/>
-            </w:tcBorders>
-            <w:shd w:color="auto" w:fill="F2F2F2" w:val="clear"/>
-            <w:vAlign w:val="center"/>
-          </w:tcPr>
-          <w:p>
-            <w:pPr>
-              <w:pStyle w:val="Normal"/>
-              <w:keepNext w:val="true"/>
-              <w:spacing w:lineRule="auto" w:line="252"/>
-              <w:jc w:val="center"/>
-              <w:rPr/>
-            </w:pPr>
-            <w:r>
-              <w:rPr>
-                <w:sz w:val="22"/>
-                <w:szCs w:val="22"/>
-              </w:rPr>
-              <w:t>1</w:t>
-            </w:r>
-          </w:p>
-        </w:tc>
-        <w:tc>
-          <w:tcPr>
-            <w:tcW w:w="1203" w:type="dxa"/>
-            <w:tcBorders>
-              <w:top w:val="single" w:sz="4" w:space="0" w:color="7F7F7F"/>
-              <w:start w:val="single" w:sz="4" w:space="0" w:color="7F7F7F"/>
-              <w:bottom w:val="single" w:sz="4" w:space="0" w:color="7F7F7F"/>
-              <w:end w:val="single" w:sz="4" w:space="0" w:color="7F7F7F"/>
-            </w:tcBorders>
-            <w:shd w:color="auto" w:fill="FFF6D6" w:val="clear"/>
-            <w:vAlign w:val="center"/>
-          </w:tcPr>
-          <w:p>
-            <w:pPr>
-              <w:pStyle w:val="Normal"/>
-              <w:keepNext w:val="true"/>
-              <w:spacing w:lineRule="auto" w:line="252"/>
-              <w:jc w:val="center"/>
-              <w:rPr/>
-            </w:pPr>
-            <w:r>
-              <w:rPr/>
-              <w:t>1</w:t>
-            </w:r>
-          </w:p>
-        </w:tc>
-        <w:tc>
-          <w:tcPr>
-            <w:tcW w:w="1203" w:type="dxa"/>
-            <w:tcBorders>
-              <w:top w:val="single" w:sz="4" w:space="0" w:color="7F7F7F"/>
-              <w:start w:val="single" w:sz="4" w:space="0" w:color="7F7F7F"/>
-              <w:bottom w:val="single" w:sz="4" w:space="0" w:color="7F7F7F"/>
-              <w:end w:val="single" w:sz="4" w:space="0" w:color="7F7F7F"/>
-            </w:tcBorders>
-            <w:shd w:color="auto" w:fill="FFF6D6" w:val="clear"/>
-            <w:vAlign w:val="center"/>
-          </w:tcPr>
-          <w:p>
-            <w:pPr>
-              <w:pStyle w:val="Normal"/>
-              <w:keepNext w:val="true"/>
-              <w:spacing w:lineRule="auto" w:line="252"/>
-              <w:jc w:val="center"/>
-              <w:rPr/>
-            </w:pPr>
-            <w:r>
-              <w:rPr/>
-              <w:t>1</w:t>
-            </w:r>
-          </w:p>
-        </w:tc>
-        <w:tc>
-          <w:tcPr>
-            <w:tcW w:w="1204" w:type="dxa"/>
-            <w:tcBorders>
-              <w:top w:val="single" w:sz="4" w:space="0" w:color="7F7F7F"/>
-              <w:start w:val="single" w:sz="4" w:space="0" w:color="7F7F7F"/>
-              <w:bottom w:val="single" w:sz="4" w:space="0" w:color="7F7F7F"/>
-              <w:end w:val="single" w:sz="4" w:space="0" w:color="7F7F7F"/>
-            </w:tcBorders>
-            <w:shd w:color="auto" w:fill="FFF6D6" w:val="clear"/>
-            <w:vAlign w:val="center"/>
-          </w:tcPr>
-          <w:p>
-            <w:pPr>
-              <w:pStyle w:val="Normal"/>
-              <w:keepNext w:val="true"/>
-              <w:spacing w:lineRule="auto" w:line="252"/>
-              <w:jc w:val="center"/>
-              <w:rPr/>
-            </w:pPr>
-            <w:r>
-              <w:rPr/>
-              <w:t>1</w:t>
-            </w:r>
-          </w:p>
-        </w:tc>
-        <w:tc>
-          <w:tcPr>
-            <w:tcW w:w="1205" w:type="dxa"/>
             <w:tcBorders>
               <w:top w:val="single" w:sz="4" w:space="0" w:color="7F7F7F"/>
               <w:start w:val="single" w:sz="4" w:space="0" w:color="7F7F7F"/>
@@ -10672,6 +10656,64 @@
         </w:tc>
         <w:tc>
           <w:tcPr>
+            <w:tcW w:w="1202" w:type="dxa"/>
+            <w:tcBorders>
+              <w:top w:val="single" w:sz="4" w:space="0" w:color="7F7F7F"/>
+              <w:start w:val="single" w:sz="4" w:space="0" w:color="7F7F7F"/>
+              <w:bottom w:val="single" w:sz="4" w:space="0" w:color="7F7F7F"/>
+              <w:end w:val="single" w:sz="4" w:space="0" w:color="7F7F7F"/>
+            </w:tcBorders>
+            <w:shd w:color="auto" w:fill="F2F2F2" w:val="clear"/>
+            <w:vAlign w:val="center"/>
+          </w:tcPr>
+          <w:p>
+            <w:pPr>
+              <w:pStyle w:val="Normal"/>
+              <w:keepNext w:val="true"/>
+              <w:spacing w:lineRule="auto" w:line="252"/>
+              <w:jc w:val="center"/>
+              <w:rPr/>
+            </w:pPr>
+            <w:r>
+              <w:rPr>
+                <w:sz w:val="22"/>
+                <w:szCs w:val="22"/>
+              </w:rPr>
+              <w:t>1</w:t>
+            </w:r>
+          </w:p>
+        </w:tc>
+        <w:tc>
+          <w:tcPr>
+            <w:tcW w:w="1207" w:type="dxa"/>
+            <w:tcBorders>
+              <w:top w:val="single" w:sz="4" w:space="0" w:color="7F7F7F"/>
+              <w:start w:val="single" w:sz="4" w:space="0" w:color="7F7F7F"/>
+              <w:bottom w:val="single" w:sz="4" w:space="0" w:color="7F7F7F"/>
+              <w:end w:val="single" w:sz="4" w:space="0" w:color="7F7F7F"/>
+            </w:tcBorders>
+            <w:shd w:color="auto" w:fill="F2F2F2" w:val="clear"/>
+            <w:vAlign w:val="center"/>
+          </w:tcPr>
+          <w:p>
+            <w:pPr>
+              <w:pStyle w:val="Normal"/>
+              <w:keepNext w:val="true"/>
+              <w:spacing w:lineRule="auto" w:line="252"/>
+              <w:jc w:val="center"/>
+              <w:rPr/>
+            </w:pPr>
+            <w:r>
+              <w:rPr>
+                <w:sz w:val="22"/>
+                <w:szCs w:val="22"/>
+              </w:rPr>
+              <w:t>0</w:t>
+            </w:r>
+          </w:p>
+        </w:tc>
+        <w:tc>
+          <w:tcPr>
             <w:tcW w:w="1203" w:type="dxa"/>
             <w:tcBorders>
               <w:top w:val="single" w:sz="4" w:space="0" w:color="7F7F7F"/>
@@ -10679,136 +10721,78 @@
               <w:bottom w:val="single" w:sz="4" w:space="0" w:color="7F7F7F"/>
               <w:end w:val="single" w:sz="4" w:space="0" w:color="7F7F7F"/>
             </w:tcBorders>
-            <w:shd w:color="auto" w:fill="F2F2F2" w:val="clear"/>
-            <w:vAlign w:val="center"/>
-          </w:tcPr>
-          <w:p>
-            <w:pPr>
-              <w:pStyle w:val="Normal"/>
-              <w:keepNext w:val="true"/>
-              <w:spacing w:lineRule="auto" w:line="252"/>
-              <w:jc w:val="center"/>
-              <w:rPr/>
-            </w:pPr>
-            <w:r>
-              <w:rPr>
-                <w:sz w:val="22"/>
-                <w:szCs w:val="22"/>
-              </w:rPr>
+            <w:shd w:color="auto" w:fill="FFF6D6" w:val="clear"/>
+            <w:vAlign w:val="center"/>
+          </w:tcPr>
+          <w:p>
+            <w:pPr>
+              <w:pStyle w:val="Normal"/>
+              <w:keepNext w:val="true"/>
+              <w:spacing w:lineRule="auto" w:line="252"/>
+              <w:jc w:val="center"/>
+              <w:rPr/>
+            </w:pPr>
+            <w:r>
+              <w:rPr/>
               <w:t>1</w:t>
             </w:r>
           </w:p>
         </w:tc>
         <w:tc>
           <w:tcPr>
+            <w:tcW w:w="1202" w:type="dxa"/>
+            <w:tcBorders>
+              <w:top w:val="single" w:sz="4" w:space="0" w:color="7F7F7F"/>
+              <w:start w:val="single" w:sz="4" w:space="0" w:color="7F7F7F"/>
+              <w:bottom w:val="single" w:sz="4" w:space="0" w:color="7F7F7F"/>
+              <w:end w:val="single" w:sz="4" w:space="0" w:color="7F7F7F"/>
+            </w:tcBorders>
+            <w:shd w:color="auto" w:fill="FFF6D6" w:val="clear"/>
+            <w:vAlign w:val="center"/>
+          </w:tcPr>
+          <w:p>
+            <w:pPr>
+              <w:pStyle w:val="Normal"/>
+              <w:keepNext w:val="true"/>
+              <w:spacing w:lineRule="auto" w:line="252"/>
+              <w:jc w:val="center"/>
+              <w:rPr/>
+            </w:pPr>
+            <w:r>
+              <w:rPr/>
+              <w:t>0</w:t>
+            </w:r>
+          </w:p>
+        </w:tc>
+        <w:tc>
+          <w:tcPr>
+            <w:tcW w:w="1204" w:type="dxa"/>
+            <w:tcBorders>
+              <w:top w:val="single" w:sz="4" w:space="0" w:color="7F7F7F"/>
+              <w:start w:val="single" w:sz="4" w:space="0" w:color="7F7F7F"/>
+              <w:bottom w:val="single" w:sz="4" w:space="0" w:color="7F7F7F"/>
+              <w:end w:val="single" w:sz="4" w:space="0" w:color="7F7F7F"/>
+            </w:tcBorders>
+            <w:shd w:color="auto" w:fill="FFF6D6" w:val="clear"/>
+            <w:vAlign w:val="center"/>
+          </w:tcPr>
+          <w:p>
+            <w:pPr>
+              <w:pStyle w:val="Normal"/>
+              <w:keepNext w:val="true"/>
+              <w:spacing w:lineRule="auto" w:line="252"/>
+              <w:jc w:val="center"/>
+              <w:rPr/>
+            </w:pPr>
+            <w:r>
+              <w:rPr/>
+              <w:t>1</w:t>
+            </w:r>
+          </w:p>
+        </w:tc>
+        <w:tc>
+          <w:tcPr>
             <w:tcW w:w="1206" w:type="dxa"/>
-            <w:tcBorders>
-              <w:top w:val="single" w:sz="4" w:space="0" w:color="7F7F7F"/>
-              <w:start w:val="single" w:sz="4" w:space="0" w:color="7F7F7F"/>
-              <w:bottom w:val="single" w:sz="4" w:space="0" w:color="7F7F7F"/>
-              <w:end w:val="single" w:sz="4" w:space="0" w:color="7F7F7F"/>
-            </w:tcBorders>
-            <w:shd w:color="auto" w:fill="F2F2F2" w:val="clear"/>
-            <w:vAlign w:val="center"/>
-          </w:tcPr>
-          <w:p>
-            <w:pPr>
-              <w:pStyle w:val="Normal"/>
-              <w:keepNext w:val="true"/>
-              <w:spacing w:lineRule="auto" w:line="252"/>
-              <w:jc w:val="center"/>
-              <w:rPr/>
-            </w:pPr>
-            <w:r>
-              <w:rPr>
-                <w:sz w:val="22"/>
-                <w:szCs w:val="22"/>
-              </w:rPr>
-              <w:t>0</w:t>
-            </w:r>
-          </w:p>
-        </w:tc>
-        <w:tc>
-          <w:tcPr>
-            <w:tcW w:w="1203" w:type="dxa"/>
-            <w:tcBorders>
-              <w:top w:val="single" w:sz="4" w:space="0" w:color="7F7F7F"/>
-              <w:start w:val="single" w:sz="4" w:space="0" w:color="7F7F7F"/>
-              <w:bottom w:val="single" w:sz="4" w:space="0" w:color="7F7F7F"/>
-              <w:end w:val="single" w:sz="4" w:space="0" w:color="7F7F7F"/>
-            </w:tcBorders>
-            <w:shd w:color="auto" w:fill="FFF6D6" w:val="clear"/>
-            <w:vAlign w:val="center"/>
-          </w:tcPr>
-          <w:p>
-            <w:pPr>
-              <w:pStyle w:val="Normal"/>
-              <w:keepNext w:val="true"/>
-              <w:spacing w:lineRule="auto" w:line="252"/>
-              <w:jc w:val="center"/>
-              <w:rPr/>
-            </w:pPr>
-            <w:r>
-              <w:rPr/>
-              <w:t>1</w:t>
-            </w:r>
-          </w:p>
-        </w:tc>
-        <w:tc>
-          <w:tcPr>
-            <w:tcW w:w="1203" w:type="dxa"/>
-            <w:tcBorders>
-              <w:top w:val="single" w:sz="4" w:space="0" w:color="7F7F7F"/>
-              <w:start w:val="single" w:sz="4" w:space="0" w:color="7F7F7F"/>
-              <w:bottom w:val="single" w:sz="4" w:space="0" w:color="7F7F7F"/>
-              <w:end w:val="single" w:sz="4" w:space="0" w:color="7F7F7F"/>
-            </w:tcBorders>
-            <w:shd w:color="auto" w:fill="FFF6D6" w:val="clear"/>
-            <w:vAlign w:val="center"/>
-          </w:tcPr>
-          <w:p>
-            <w:pPr>
-              <w:pStyle w:val="Normal"/>
-              <w:keepNext w:val="true"/>
-              <w:spacing w:lineRule="auto" w:line="252"/>
-              <w:jc w:val="center"/>
-              <w:rPr/>
-            </w:pPr>
-            <w:r>
-              <w:rPr/>
-              <w:t>0</w:t>
-            </w:r>
-          </w:p>
-        </w:tc>
-        <w:tc>
-          <w:tcPr>
-            <w:tcW w:w="1204" w:type="dxa"/>
-            <w:tcBorders>
-              <w:top w:val="single" w:sz="4" w:space="0" w:color="7F7F7F"/>
-              <w:start w:val="single" w:sz="4" w:space="0" w:color="7F7F7F"/>
-              <w:bottom w:val="single" w:sz="4" w:space="0" w:color="7F7F7F"/>
-              <w:end w:val="single" w:sz="4" w:space="0" w:color="7F7F7F"/>
-            </w:tcBorders>
-            <w:shd w:color="auto" w:fill="FFF6D6" w:val="clear"/>
-            <w:vAlign w:val="center"/>
-          </w:tcPr>
-          <w:p>
-            <w:pPr>
-              <w:pStyle w:val="Normal"/>
-              <w:keepNext w:val="true"/>
-              <w:spacing w:lineRule="auto" w:line="252"/>
-              <w:jc w:val="center"/>
-              <w:rPr/>
-            </w:pPr>
-            <w:r>
-              <w:rPr/>
-              <w:t>1</w:t>
-            </w:r>
-          </w:p>
-        </w:tc>
-        <w:tc>
-          <w:tcPr>
-            <w:tcW w:w="1205" w:type="dxa"/>
             <w:tcBorders>
               <w:top w:val="single" w:sz="4" w:space="0" w:color="7F7F7F"/>
               <w:start w:val="single" w:sz="4" w:space="0" w:color="7F7F7F"/>
@@ -10894,6 +10878,64 @@
         </w:tc>
         <w:tc>
           <w:tcPr>
+            <w:tcW w:w="1202" w:type="dxa"/>
+            <w:tcBorders>
+              <w:top w:val="single" w:sz="4" w:space="0" w:color="7F7F7F"/>
+              <w:start w:val="single" w:sz="4" w:space="0" w:color="7F7F7F"/>
+              <w:bottom w:val="single" w:sz="4" w:space="0" w:color="7F7F7F"/>
+              <w:end w:val="single" w:sz="4" w:space="0" w:color="7F7F7F"/>
+            </w:tcBorders>
+            <w:shd w:color="auto" w:fill="F2F2F2" w:val="clear"/>
+            <w:vAlign w:val="center"/>
+          </w:tcPr>
+          <w:p>
+            <w:pPr>
+              <w:pStyle w:val="Normal"/>
+              <w:keepNext w:val="true"/>
+              <w:spacing w:lineRule="auto" w:line="252"/>
+              <w:jc w:val="center"/>
+              <w:rPr/>
+            </w:pPr>
+            <w:r>
+              <w:rPr>
+                <w:sz w:val="22"/>
+                <w:szCs w:val="22"/>
+              </w:rPr>
+              <w:t>1</w:t>
+            </w:r>
+          </w:p>
+        </w:tc>
+        <w:tc>
+          <w:tcPr>
+            <w:tcW w:w="1207" w:type="dxa"/>
+            <w:tcBorders>
+              <w:top w:val="single" w:sz="4" w:space="0" w:color="7F7F7F"/>
+              <w:start w:val="single" w:sz="4" w:space="0" w:color="7F7F7F"/>
+              <w:bottom w:val="single" w:sz="4" w:space="0" w:color="7F7F7F"/>
+              <w:end w:val="single" w:sz="4" w:space="0" w:color="7F7F7F"/>
+            </w:tcBorders>
+            <w:shd w:color="auto" w:fill="F2F2F2" w:val="clear"/>
+            <w:vAlign w:val="center"/>
+          </w:tcPr>
+          <w:p>
+            <w:pPr>
+              <w:pStyle w:val="Normal"/>
+              <w:keepNext w:val="true"/>
+              <w:spacing w:lineRule="auto" w:line="252"/>
+              <w:jc w:val="center"/>
+              <w:rPr/>
+            </w:pPr>
+            <w:r>
+              <w:rPr>
+                <w:sz w:val="22"/>
+                <w:szCs w:val="22"/>
+              </w:rPr>
+              <w:t>1</w:t>
+            </w:r>
+          </w:p>
+        </w:tc>
+        <w:tc>
+          <w:tcPr>
             <w:tcW w:w="1203" w:type="dxa"/>
             <w:tcBorders>
               <w:top w:val="single" w:sz="4" w:space="0" w:color="7F7F7F"/>
@@ -10901,136 +10943,78 @@
               <w:bottom w:val="single" w:sz="4" w:space="0" w:color="7F7F7F"/>
               <w:end w:val="single" w:sz="4" w:space="0" w:color="7F7F7F"/>
             </w:tcBorders>
-            <w:shd w:color="auto" w:fill="F2F2F2" w:val="clear"/>
-            <w:vAlign w:val="center"/>
-          </w:tcPr>
-          <w:p>
-            <w:pPr>
-              <w:pStyle w:val="Normal"/>
-              <w:keepNext w:val="true"/>
-              <w:spacing w:lineRule="auto" w:line="252"/>
-              <w:jc w:val="center"/>
-              <w:rPr/>
-            </w:pPr>
-            <w:r>
-              <w:rPr>
-                <w:sz w:val="22"/>
-                <w:szCs w:val="22"/>
-              </w:rPr>
+            <w:shd w:color="auto" w:fill="FFF6D6" w:val="clear"/>
+            <w:vAlign w:val="center"/>
+          </w:tcPr>
+          <w:p>
+            <w:pPr>
+              <w:pStyle w:val="Normal"/>
+              <w:keepNext w:val="true"/>
+              <w:spacing w:lineRule="auto" w:line="252"/>
+              <w:jc w:val="center"/>
+              <w:rPr/>
+            </w:pPr>
+            <w:r>
+              <w:rPr/>
               <w:t>1</w:t>
             </w:r>
           </w:p>
         </w:tc>
         <w:tc>
           <w:tcPr>
+            <w:tcW w:w="1202" w:type="dxa"/>
+            <w:tcBorders>
+              <w:top w:val="single" w:sz="4" w:space="0" w:color="7F7F7F"/>
+              <w:start w:val="single" w:sz="4" w:space="0" w:color="7F7F7F"/>
+              <w:bottom w:val="single" w:sz="4" w:space="0" w:color="7F7F7F"/>
+              <w:end w:val="single" w:sz="4" w:space="0" w:color="7F7F7F"/>
+            </w:tcBorders>
+            <w:shd w:color="auto" w:fill="FFF6D6" w:val="clear"/>
+            <w:vAlign w:val="center"/>
+          </w:tcPr>
+          <w:p>
+            <w:pPr>
+              <w:pStyle w:val="Normal"/>
+              <w:keepNext w:val="true"/>
+              <w:spacing w:lineRule="auto" w:line="252"/>
+              <w:jc w:val="center"/>
+              <w:rPr/>
+            </w:pPr>
+            <w:r>
+              <w:rPr/>
+              <w:t>0</w:t>
+            </w:r>
+          </w:p>
+        </w:tc>
+        <w:tc>
+          <w:tcPr>
+            <w:tcW w:w="1204" w:type="dxa"/>
+            <w:tcBorders>
+              <w:top w:val="single" w:sz="4" w:space="0" w:color="7F7F7F"/>
+              <w:start w:val="single" w:sz="4" w:space="0" w:color="7F7F7F"/>
+              <w:bottom w:val="single" w:sz="4" w:space="0" w:color="7F7F7F"/>
+              <w:end w:val="single" w:sz="4" w:space="0" w:color="7F7F7F"/>
+            </w:tcBorders>
+            <w:shd w:color="auto" w:fill="FFF6D6" w:val="clear"/>
+            <w:vAlign w:val="center"/>
+          </w:tcPr>
+          <w:p>
+            <w:pPr>
+              <w:pStyle w:val="Normal"/>
+              <w:keepNext w:val="true"/>
+              <w:spacing w:lineRule="auto" w:line="252"/>
+              <w:jc w:val="center"/>
+              <w:rPr/>
+            </w:pPr>
+            <w:r>
+              <w:rPr/>
+              <w:t>1</w:t>
+            </w:r>
+          </w:p>
+        </w:tc>
+        <w:tc>
+          <w:tcPr>
             <w:tcW w:w="1206" w:type="dxa"/>
-            <w:tcBorders>
-              <w:top w:val="single" w:sz="4" w:space="0" w:color="7F7F7F"/>
-              <w:start w:val="single" w:sz="4" w:space="0" w:color="7F7F7F"/>
-              <w:bottom w:val="single" w:sz="4" w:space="0" w:color="7F7F7F"/>
-              <w:end w:val="single" w:sz="4" w:space="0" w:color="7F7F7F"/>
-            </w:tcBorders>
-            <w:shd w:color="auto" w:fill="F2F2F2" w:val="clear"/>
-            <w:vAlign w:val="center"/>
-          </w:tcPr>
-          <w:p>
-            <w:pPr>
-              <w:pStyle w:val="Normal"/>
-              <w:keepNext w:val="true"/>
-              <w:spacing w:lineRule="auto" w:line="252"/>
-              <w:jc w:val="center"/>
-              <w:rPr/>
-            </w:pPr>
-            <w:r>
-              <w:rPr>
-                <w:sz w:val="22"/>
-                <w:szCs w:val="22"/>
-              </w:rPr>
-              <w:t>1</w:t>
-            </w:r>
-          </w:p>
-        </w:tc>
-        <w:tc>
-          <w:tcPr>
-            <w:tcW w:w="1203" w:type="dxa"/>
-            <w:tcBorders>
-              <w:top w:val="single" w:sz="4" w:space="0" w:color="7F7F7F"/>
-              <w:start w:val="single" w:sz="4" w:space="0" w:color="7F7F7F"/>
-              <w:bottom w:val="single" w:sz="4" w:space="0" w:color="7F7F7F"/>
-              <w:end w:val="single" w:sz="4" w:space="0" w:color="7F7F7F"/>
-            </w:tcBorders>
-            <w:shd w:color="auto" w:fill="FFF6D6" w:val="clear"/>
-            <w:vAlign w:val="center"/>
-          </w:tcPr>
-          <w:p>
-            <w:pPr>
-              <w:pStyle w:val="Normal"/>
-              <w:keepNext w:val="true"/>
-              <w:spacing w:lineRule="auto" w:line="252"/>
-              <w:jc w:val="center"/>
-              <w:rPr/>
-            </w:pPr>
-            <w:r>
-              <w:rPr/>
-              <w:t>1</w:t>
-            </w:r>
-          </w:p>
-        </w:tc>
-        <w:tc>
-          <w:tcPr>
-            <w:tcW w:w="1203" w:type="dxa"/>
-            <w:tcBorders>
-              <w:top w:val="single" w:sz="4" w:space="0" w:color="7F7F7F"/>
-              <w:start w:val="single" w:sz="4" w:space="0" w:color="7F7F7F"/>
-              <w:bottom w:val="single" w:sz="4" w:space="0" w:color="7F7F7F"/>
-              <w:end w:val="single" w:sz="4" w:space="0" w:color="7F7F7F"/>
-            </w:tcBorders>
-            <w:shd w:color="auto" w:fill="FFF6D6" w:val="clear"/>
-            <w:vAlign w:val="center"/>
-          </w:tcPr>
-          <w:p>
-            <w:pPr>
-              <w:pStyle w:val="Normal"/>
-              <w:keepNext w:val="true"/>
-              <w:spacing w:lineRule="auto" w:line="252"/>
-              <w:jc w:val="center"/>
-              <w:rPr/>
-            </w:pPr>
-            <w:r>
-              <w:rPr/>
-              <w:t>0</w:t>
-            </w:r>
-          </w:p>
-        </w:tc>
-        <w:tc>
-          <w:tcPr>
-            <w:tcW w:w="1204" w:type="dxa"/>
-            <w:tcBorders>
-              <w:top w:val="single" w:sz="4" w:space="0" w:color="7F7F7F"/>
-              <w:start w:val="single" w:sz="4" w:space="0" w:color="7F7F7F"/>
-              <w:bottom w:val="single" w:sz="4" w:space="0" w:color="7F7F7F"/>
-              <w:end w:val="single" w:sz="4" w:space="0" w:color="7F7F7F"/>
-            </w:tcBorders>
-            <w:shd w:color="auto" w:fill="FFF6D6" w:val="clear"/>
-            <w:vAlign w:val="center"/>
-          </w:tcPr>
-          <w:p>
-            <w:pPr>
-              <w:pStyle w:val="Normal"/>
-              <w:keepNext w:val="true"/>
-              <w:spacing w:lineRule="auto" w:line="252"/>
-              <w:jc w:val="center"/>
-              <w:rPr/>
-            </w:pPr>
-            <w:r>
-              <w:rPr/>
-              <w:t>1</w:t>
-            </w:r>
-          </w:p>
-        </w:tc>
-        <w:tc>
-          <w:tcPr>
-            <w:tcW w:w="1205" w:type="dxa"/>
             <w:tcBorders>
               <w:top w:val="single" w:sz="4" w:space="0" w:color="7F7F7F"/>
               <w:start w:val="single" w:sz="4" w:space="0" w:color="7F7F7F"/>
@@ -11116,6 +11100,64 @@
         </w:tc>
         <w:tc>
           <w:tcPr>
+            <w:tcW w:w="1202" w:type="dxa"/>
+            <w:tcBorders>
+              <w:top w:val="single" w:sz="4" w:space="0" w:color="7F7F7F"/>
+              <w:start w:val="single" w:sz="4" w:space="0" w:color="7F7F7F"/>
+              <w:bottom w:val="single" w:sz="4" w:space="0" w:color="7F7F7F"/>
+              <w:end w:val="single" w:sz="4" w:space="0" w:color="7F7F7F"/>
+            </w:tcBorders>
+            <w:shd w:color="auto" w:fill="F2F2F2" w:val="clear"/>
+            <w:vAlign w:val="center"/>
+          </w:tcPr>
+          <w:p>
+            <w:pPr>
+              <w:pStyle w:val="Normal"/>
+              <w:keepNext w:val="true"/>
+              <w:spacing w:lineRule="auto" w:line="252"/>
+              <w:jc w:val="center"/>
+              <w:rPr/>
+            </w:pPr>
+            <w:r>
+              <w:rPr>
+                <w:sz w:val="22"/>
+                <w:szCs w:val="22"/>
+              </w:rPr>
+              <w:t>0</w:t>
+            </w:r>
+          </w:p>
+        </w:tc>
+        <w:tc>
+          <w:tcPr>
+            <w:tcW w:w="1207" w:type="dxa"/>
+            <w:tcBorders>
+              <w:top w:val="single" w:sz="4" w:space="0" w:color="7F7F7F"/>
+              <w:start w:val="single" w:sz="4" w:space="0" w:color="7F7F7F"/>
+              <w:bottom w:val="single" w:sz="4" w:space="0" w:color="7F7F7F"/>
+              <w:end w:val="single" w:sz="4" w:space="0" w:color="7F7F7F"/>
+            </w:tcBorders>
+            <w:shd w:color="auto" w:fill="F2F2F2" w:val="clear"/>
+            <w:vAlign w:val="center"/>
+          </w:tcPr>
+          <w:p>
+            <w:pPr>
+              <w:pStyle w:val="Normal"/>
+              <w:keepNext w:val="true"/>
+              <w:spacing w:lineRule="auto" w:line="252"/>
+              <w:jc w:val="center"/>
+              <w:rPr/>
+            </w:pPr>
+            <w:r>
+              <w:rPr>
+                <w:sz w:val="22"/>
+                <w:szCs w:val="22"/>
+              </w:rPr>
+              <w:t>0</w:t>
+            </w:r>
+          </w:p>
+        </w:tc>
+        <w:tc>
+          <w:tcPr>
             <w:tcW w:w="1203" w:type="dxa"/>
             <w:tcBorders>
               <w:top w:val="single" w:sz="4" w:space="0" w:color="7F7F7F"/>
@@ -11123,136 +11165,78 @@
               <w:bottom w:val="single" w:sz="4" w:space="0" w:color="7F7F7F"/>
               <w:end w:val="single" w:sz="4" w:space="0" w:color="7F7F7F"/>
             </w:tcBorders>
-            <w:shd w:color="auto" w:fill="F2F2F2" w:val="clear"/>
-            <w:vAlign w:val="center"/>
-          </w:tcPr>
-          <w:p>
-            <w:pPr>
-              <w:pStyle w:val="Normal"/>
-              <w:keepNext w:val="true"/>
-              <w:spacing w:lineRule="auto" w:line="252"/>
-              <w:jc w:val="center"/>
-              <w:rPr/>
-            </w:pPr>
-            <w:r>
-              <w:rPr>
-                <w:sz w:val="22"/>
-                <w:szCs w:val="22"/>
-              </w:rPr>
+            <w:shd w:color="auto" w:fill="FFF6D6" w:val="clear"/>
+            <w:vAlign w:val="center"/>
+          </w:tcPr>
+          <w:p>
+            <w:pPr>
+              <w:pStyle w:val="Normal"/>
+              <w:keepNext w:val="true"/>
+              <w:spacing w:lineRule="auto" w:line="252"/>
+              <w:jc w:val="center"/>
+              <w:rPr/>
+            </w:pPr>
+            <w:r>
+              <w:rPr/>
+              <w:t>1</w:t>
+            </w:r>
+          </w:p>
+        </w:tc>
+        <w:tc>
+          <w:tcPr>
+            <w:tcW w:w="1202" w:type="dxa"/>
+            <w:tcBorders>
+              <w:top w:val="single" w:sz="4" w:space="0" w:color="7F7F7F"/>
+              <w:start w:val="single" w:sz="4" w:space="0" w:color="7F7F7F"/>
+              <w:bottom w:val="single" w:sz="4" w:space="0" w:color="7F7F7F"/>
+              <w:end w:val="single" w:sz="4" w:space="0" w:color="7F7F7F"/>
+            </w:tcBorders>
+            <w:shd w:color="auto" w:fill="FFF6D6" w:val="clear"/>
+            <w:vAlign w:val="center"/>
+          </w:tcPr>
+          <w:p>
+            <w:pPr>
+              <w:pStyle w:val="Normal"/>
+              <w:keepNext w:val="true"/>
+              <w:spacing w:lineRule="auto" w:line="252"/>
+              <w:jc w:val="center"/>
+              <w:rPr/>
+            </w:pPr>
+            <w:r>
+              <w:rPr/>
               <w:t>0</w:t>
             </w:r>
           </w:p>
         </w:tc>
         <w:tc>
           <w:tcPr>
+            <w:tcW w:w="1204" w:type="dxa"/>
+            <w:tcBorders>
+              <w:top w:val="single" w:sz="4" w:space="0" w:color="7F7F7F"/>
+              <w:start w:val="single" w:sz="4" w:space="0" w:color="7F7F7F"/>
+              <w:bottom w:val="single" w:sz="4" w:space="0" w:color="7F7F7F"/>
+              <w:end w:val="single" w:sz="4" w:space="0" w:color="7F7F7F"/>
+            </w:tcBorders>
+            <w:shd w:color="auto" w:fill="FFF6D6" w:val="clear"/>
+            <w:vAlign w:val="center"/>
+          </w:tcPr>
+          <w:p>
+            <w:pPr>
+              <w:pStyle w:val="Normal"/>
+              <w:keepNext w:val="true"/>
+              <w:spacing w:lineRule="auto" w:line="252"/>
+              <w:jc w:val="center"/>
+              <w:rPr/>
+            </w:pPr>
+            <w:r>
+              <w:rPr/>
+              <w:t>1</w:t>
+            </w:r>
+          </w:p>
+        </w:tc>
+        <w:tc>
+          <w:tcPr>
             <w:tcW w:w="1206" w:type="dxa"/>
-            <w:tcBorders>
-              <w:top w:val="single" w:sz="4" w:space="0" w:color="7F7F7F"/>
-              <w:start w:val="single" w:sz="4" w:space="0" w:color="7F7F7F"/>
-              <w:bottom w:val="single" w:sz="4" w:space="0" w:color="7F7F7F"/>
-              <w:end w:val="single" w:sz="4" w:space="0" w:color="7F7F7F"/>
-            </w:tcBorders>
-            <w:shd w:color="auto" w:fill="F2F2F2" w:val="clear"/>
-            <w:vAlign w:val="center"/>
-          </w:tcPr>
-          <w:p>
-            <w:pPr>
-              <w:pStyle w:val="Normal"/>
-              <w:keepNext w:val="true"/>
-              <w:spacing w:lineRule="auto" w:line="252"/>
-              <w:jc w:val="center"/>
-              <w:rPr/>
-            </w:pPr>
-            <w:r>
-              <w:rPr>
-                <w:sz w:val="22"/>
-                <w:szCs w:val="22"/>
-              </w:rPr>
-              <w:t>0</w:t>
-            </w:r>
-          </w:p>
-        </w:tc>
-        <w:tc>
-          <w:tcPr>
-            <w:tcW w:w="1203" w:type="dxa"/>
-            <w:tcBorders>
-              <w:top w:val="single" w:sz="4" w:space="0" w:color="7F7F7F"/>
-              <w:start w:val="single" w:sz="4" w:space="0" w:color="7F7F7F"/>
-              <w:bottom w:val="single" w:sz="4" w:space="0" w:color="7F7F7F"/>
-              <w:end w:val="single" w:sz="4" w:space="0" w:color="7F7F7F"/>
-            </w:tcBorders>
-            <w:shd w:color="auto" w:fill="FFF6D6" w:val="clear"/>
-            <w:vAlign w:val="center"/>
-          </w:tcPr>
-          <w:p>
-            <w:pPr>
-              <w:pStyle w:val="Normal"/>
-              <w:keepNext w:val="true"/>
-              <w:spacing w:lineRule="auto" w:line="252"/>
-              <w:jc w:val="center"/>
-              <w:rPr/>
-            </w:pPr>
-            <w:r>
-              <w:rPr/>
-              <w:t>1</w:t>
-            </w:r>
-          </w:p>
-        </w:tc>
-        <w:tc>
-          <w:tcPr>
-            <w:tcW w:w="1203" w:type="dxa"/>
-            <w:tcBorders>
-              <w:top w:val="single" w:sz="4" w:space="0" w:color="7F7F7F"/>
-              <w:start w:val="single" w:sz="4" w:space="0" w:color="7F7F7F"/>
-              <w:bottom w:val="single" w:sz="4" w:space="0" w:color="7F7F7F"/>
-              <w:end w:val="single" w:sz="4" w:space="0" w:color="7F7F7F"/>
-            </w:tcBorders>
-            <w:shd w:color="auto" w:fill="FFF6D6" w:val="clear"/>
-            <w:vAlign w:val="center"/>
-          </w:tcPr>
-          <w:p>
-            <w:pPr>
-              <w:pStyle w:val="Normal"/>
-              <w:keepNext w:val="true"/>
-              <w:spacing w:lineRule="auto" w:line="252"/>
-              <w:jc w:val="center"/>
-              <w:rPr/>
-            </w:pPr>
-            <w:r>
-              <w:rPr/>
-              <w:t>0</w:t>
-            </w:r>
-          </w:p>
-        </w:tc>
-        <w:tc>
-          <w:tcPr>
-            <w:tcW w:w="1204" w:type="dxa"/>
-            <w:tcBorders>
-              <w:top w:val="single" w:sz="4" w:space="0" w:color="7F7F7F"/>
-              <w:start w:val="single" w:sz="4" w:space="0" w:color="7F7F7F"/>
-              <w:bottom w:val="single" w:sz="4" w:space="0" w:color="7F7F7F"/>
-              <w:end w:val="single" w:sz="4" w:space="0" w:color="7F7F7F"/>
-            </w:tcBorders>
-            <w:shd w:color="auto" w:fill="FFF6D6" w:val="clear"/>
-            <w:vAlign w:val="center"/>
-          </w:tcPr>
-          <w:p>
-            <w:pPr>
-              <w:pStyle w:val="Normal"/>
-              <w:keepNext w:val="true"/>
-              <w:spacing w:lineRule="auto" w:line="252"/>
-              <w:jc w:val="center"/>
-              <w:rPr/>
-            </w:pPr>
-            <w:r>
-              <w:rPr/>
-              <w:t>1</w:t>
-            </w:r>
-          </w:p>
-        </w:tc>
-        <w:tc>
-          <w:tcPr>
-            <w:tcW w:w="1205" w:type="dxa"/>
             <w:tcBorders>
               <w:top w:val="single" w:sz="4" w:space="0" w:color="7F7F7F"/>
               <w:start w:val="single" w:sz="4" w:space="0" w:color="7F7F7F"/>
@@ -11338,6 +11322,64 @@
         </w:tc>
         <w:tc>
           <w:tcPr>
+            <w:tcW w:w="1202" w:type="dxa"/>
+            <w:tcBorders>
+              <w:top w:val="single" w:sz="4" w:space="0" w:color="7F7F7F"/>
+              <w:start w:val="single" w:sz="4" w:space="0" w:color="7F7F7F"/>
+              <w:bottom w:val="single" w:sz="4" w:space="0" w:color="7F7F7F"/>
+              <w:end w:val="single" w:sz="4" w:space="0" w:color="7F7F7F"/>
+            </w:tcBorders>
+            <w:shd w:color="auto" w:fill="F2F2F2" w:val="clear"/>
+            <w:vAlign w:val="center"/>
+          </w:tcPr>
+          <w:p>
+            <w:pPr>
+              <w:pStyle w:val="Normal"/>
+              <w:keepNext w:val="true"/>
+              <w:spacing w:lineRule="auto" w:line="252"/>
+              <w:jc w:val="center"/>
+              <w:rPr/>
+            </w:pPr>
+            <w:r>
+              <w:rPr>
+                <w:sz w:val="22"/>
+                <w:szCs w:val="22"/>
+              </w:rPr>
+              <w:t>0</w:t>
+            </w:r>
+          </w:p>
+        </w:tc>
+        <w:tc>
+          <w:tcPr>
+            <w:tcW w:w="1207" w:type="dxa"/>
+            <w:tcBorders>
+              <w:top w:val="single" w:sz="4" w:space="0" w:color="7F7F7F"/>
+              <w:start w:val="single" w:sz="4" w:space="0" w:color="7F7F7F"/>
+              <w:bottom w:val="single" w:sz="4" w:space="0" w:color="7F7F7F"/>
+              <w:end w:val="single" w:sz="4" w:space="0" w:color="7F7F7F"/>
+            </w:tcBorders>
+            <w:shd w:color="auto" w:fill="F2F2F2" w:val="clear"/>
+            <w:vAlign w:val="center"/>
+          </w:tcPr>
+          <w:p>
+            <w:pPr>
+              <w:pStyle w:val="Normal"/>
+              <w:keepNext w:val="true"/>
+              <w:spacing w:lineRule="auto" w:line="252"/>
+              <w:jc w:val="center"/>
+              <w:rPr/>
+            </w:pPr>
+            <w:r>
+              <w:rPr>
+                <w:sz w:val="22"/>
+                <w:szCs w:val="22"/>
+              </w:rPr>
+              <w:t>1</w:t>
+            </w:r>
+          </w:p>
+        </w:tc>
+        <w:tc>
+          <w:tcPr>
             <w:tcW w:w="1203" w:type="dxa"/>
             <w:tcBorders>
               <w:top w:val="single" w:sz="4" w:space="0" w:color="7F7F7F"/>
@@ -11345,136 +11387,78 @@
               <w:bottom w:val="single" w:sz="4" w:space="0" w:color="7F7F7F"/>
               <w:end w:val="single" w:sz="4" w:space="0" w:color="7F7F7F"/>
             </w:tcBorders>
-            <w:shd w:color="auto" w:fill="F2F2F2" w:val="clear"/>
-            <w:vAlign w:val="center"/>
-          </w:tcPr>
-          <w:p>
-            <w:pPr>
-              <w:pStyle w:val="Normal"/>
-              <w:keepNext w:val="true"/>
-              <w:spacing w:lineRule="auto" w:line="252"/>
-              <w:jc w:val="center"/>
-              <w:rPr/>
-            </w:pPr>
-            <w:r>
-              <w:rPr>
-                <w:sz w:val="22"/>
-                <w:szCs w:val="22"/>
-              </w:rPr>
-              <w:t>0</w:t>
+            <w:shd w:color="auto" w:fill="FFF6D6" w:val="clear"/>
+            <w:vAlign w:val="center"/>
+          </w:tcPr>
+          <w:p>
+            <w:pPr>
+              <w:pStyle w:val="Normal"/>
+              <w:keepNext w:val="true"/>
+              <w:spacing w:lineRule="auto" w:line="252"/>
+              <w:jc w:val="center"/>
+              <w:rPr/>
+            </w:pPr>
+            <w:r>
+              <w:rPr/>
+              <w:t>1</w:t>
+            </w:r>
+          </w:p>
+        </w:tc>
+        <w:tc>
+          <w:tcPr>
+            <w:tcW w:w="1202" w:type="dxa"/>
+            <w:tcBorders>
+              <w:top w:val="single" w:sz="4" w:space="0" w:color="7F7F7F"/>
+              <w:start w:val="single" w:sz="4" w:space="0" w:color="7F7F7F"/>
+              <w:bottom w:val="single" w:sz="4" w:space="0" w:color="7F7F7F"/>
+              <w:end w:val="single" w:sz="4" w:space="0" w:color="7F7F7F"/>
+            </w:tcBorders>
+            <w:shd w:color="auto" w:fill="FFF6D6" w:val="clear"/>
+            <w:vAlign w:val="center"/>
+          </w:tcPr>
+          <w:p>
+            <w:pPr>
+              <w:pStyle w:val="Normal"/>
+              <w:keepNext w:val="true"/>
+              <w:spacing w:lineRule="auto" w:line="252"/>
+              <w:jc w:val="center"/>
+              <w:rPr/>
+            </w:pPr>
+            <w:r>
+              <w:rPr/>
+              <w:t xml:space="preserve">0 </w:t>
+            </w:r>
+          </w:p>
+        </w:tc>
+        <w:tc>
+          <w:tcPr>
+            <w:tcW w:w="1204" w:type="dxa"/>
+            <w:tcBorders>
+              <w:top w:val="single" w:sz="4" w:space="0" w:color="7F7F7F"/>
+              <w:start w:val="single" w:sz="4" w:space="0" w:color="7F7F7F"/>
+              <w:bottom w:val="single" w:sz="4" w:space="0" w:color="7F7F7F"/>
+              <w:end w:val="single" w:sz="4" w:space="0" w:color="7F7F7F"/>
+            </w:tcBorders>
+            <w:shd w:color="auto" w:fill="FFF6D6" w:val="clear"/>
+            <w:vAlign w:val="center"/>
+          </w:tcPr>
+          <w:p>
+            <w:pPr>
+              <w:pStyle w:val="Normal"/>
+              <w:keepNext w:val="true"/>
+              <w:spacing w:lineRule="auto" w:line="252"/>
+              <w:jc w:val="center"/>
+              <w:rPr/>
+            </w:pPr>
+            <w:r>
+              <w:rPr/>
+              <w:t>1</w:t>
             </w:r>
           </w:p>
         </w:tc>
         <w:tc>
           <w:tcPr>
             <w:tcW w:w="1206" w:type="dxa"/>
-            <w:tcBorders>
-              <w:top w:val="single" w:sz="4" w:space="0" w:color="7F7F7F"/>
-              <w:start w:val="single" w:sz="4" w:space="0" w:color="7F7F7F"/>
-              <w:bottom w:val="single" w:sz="4" w:space="0" w:color="7F7F7F"/>
-              <w:end w:val="single" w:sz="4" w:space="0" w:color="7F7F7F"/>
-            </w:tcBorders>
-            <w:shd w:color="auto" w:fill="F2F2F2" w:val="clear"/>
-            <w:vAlign w:val="center"/>
-          </w:tcPr>
-          <w:p>
-            <w:pPr>
-              <w:pStyle w:val="Normal"/>
-              <w:keepNext w:val="true"/>
-              <w:spacing w:lineRule="auto" w:line="252"/>
-              <w:jc w:val="center"/>
-              <w:rPr/>
-            </w:pPr>
-            <w:r>
-              <w:rPr>
-                <w:sz w:val="22"/>
-                <w:szCs w:val="22"/>
-              </w:rPr>
-              <w:t>1</w:t>
-            </w:r>
-          </w:p>
-        </w:tc>
-        <w:tc>
-          <w:tcPr>
-            <w:tcW w:w="1203" w:type="dxa"/>
-            <w:tcBorders>
-              <w:top w:val="single" w:sz="4" w:space="0" w:color="7F7F7F"/>
-              <w:start w:val="single" w:sz="4" w:space="0" w:color="7F7F7F"/>
-              <w:bottom w:val="single" w:sz="4" w:space="0" w:color="7F7F7F"/>
-              <w:end w:val="single" w:sz="4" w:space="0" w:color="7F7F7F"/>
-            </w:tcBorders>
-            <w:shd w:color="auto" w:fill="FFF6D6" w:val="clear"/>
-            <w:vAlign w:val="center"/>
-          </w:tcPr>
-          <w:p>
-            <w:pPr>
-              <w:pStyle w:val="Normal"/>
-              <w:keepNext w:val="true"/>
-              <w:spacing w:lineRule="auto" w:line="252"/>
-              <w:jc w:val="center"/>
-              <w:rPr/>
-            </w:pPr>
-            <w:r>
-              <w:rPr/>
-              <w:t>1</w:t>
-            </w:r>
-          </w:p>
-        </w:tc>
-        <w:tc>
-          <w:tcPr>
-            <w:tcW w:w="1203" w:type="dxa"/>
-            <w:tcBorders>
-              <w:top w:val="single" w:sz="4" w:space="0" w:color="7F7F7F"/>
-              <w:start w:val="single" w:sz="4" w:space="0" w:color="7F7F7F"/>
-              <w:bottom w:val="single" w:sz="4" w:space="0" w:color="7F7F7F"/>
-              <w:end w:val="single" w:sz="4" w:space="0" w:color="7F7F7F"/>
-            </w:tcBorders>
-            <w:shd w:color="auto" w:fill="FFF6D6" w:val="clear"/>
-            <w:vAlign w:val="center"/>
-          </w:tcPr>
-          <w:p>
-            <w:pPr>
-              <w:pStyle w:val="Normal"/>
-              <w:keepNext w:val="true"/>
-              <w:spacing w:lineRule="auto" w:line="252"/>
-              <w:jc w:val="center"/>
-              <w:rPr/>
-            </w:pPr>
-            <w:r>
-              <w:rPr/>
-              <w:t xml:space="preserve">0 </w:t>
-            </w:r>
-          </w:p>
-        </w:tc>
-        <w:tc>
-          <w:tcPr>
-            <w:tcW w:w="1204" w:type="dxa"/>
-            <w:tcBorders>
-              <w:top w:val="single" w:sz="4" w:space="0" w:color="7F7F7F"/>
-              <w:start w:val="single" w:sz="4" w:space="0" w:color="7F7F7F"/>
-              <w:bottom w:val="single" w:sz="4" w:space="0" w:color="7F7F7F"/>
-              <w:end w:val="single" w:sz="4" w:space="0" w:color="7F7F7F"/>
-            </w:tcBorders>
-            <w:shd w:color="auto" w:fill="FFF6D6" w:val="clear"/>
-            <w:vAlign w:val="center"/>
-          </w:tcPr>
-          <w:p>
-            <w:pPr>
-              <w:pStyle w:val="Normal"/>
-              <w:keepNext w:val="true"/>
-              <w:spacing w:lineRule="auto" w:line="252"/>
-              <w:jc w:val="center"/>
-              <w:rPr/>
-            </w:pPr>
-            <w:r>
-              <w:rPr/>
-              <w:t>1</w:t>
-            </w:r>
-          </w:p>
-        </w:tc>
-        <w:tc>
-          <w:tcPr>
-            <w:tcW w:w="1205" w:type="dxa"/>
             <w:tcBorders>
               <w:top w:val="single" w:sz="4" w:space="0" w:color="7F7F7F"/>
               <w:start w:val="single" w:sz="4" w:space="0" w:color="7F7F7F"/>
@@ -11561,6 +11545,64 @@
         </w:tc>
         <w:tc>
           <w:tcPr>
+            <w:tcW w:w="1202" w:type="dxa"/>
+            <w:tcBorders>
+              <w:top w:val="single" w:sz="4" w:space="0" w:color="7F7F7F"/>
+              <w:start w:val="single" w:sz="4" w:space="0" w:color="7F7F7F"/>
+              <w:bottom w:val="single" w:sz="4" w:space="0" w:color="7F7F7F"/>
+              <w:end w:val="single" w:sz="4" w:space="0" w:color="7F7F7F"/>
+            </w:tcBorders>
+            <w:shd w:color="auto" w:fill="F2F2F2" w:val="clear"/>
+            <w:vAlign w:val="center"/>
+          </w:tcPr>
+          <w:p>
+            <w:pPr>
+              <w:pStyle w:val="Normal"/>
+              <w:keepNext w:val="true"/>
+              <w:spacing w:lineRule="auto" w:line="252"/>
+              <w:jc w:val="center"/>
+              <w:rPr/>
+            </w:pPr>
+            <w:r>
+              <w:rPr>
+                <w:sz w:val="22"/>
+                <w:szCs w:val="22"/>
+              </w:rPr>
+              <w:t>1</w:t>
+            </w:r>
+          </w:p>
+        </w:tc>
+        <w:tc>
+          <w:tcPr>
+            <w:tcW w:w="1207" w:type="dxa"/>
+            <w:tcBorders>
+              <w:top w:val="single" w:sz="4" w:space="0" w:color="7F7F7F"/>
+              <w:start w:val="single" w:sz="4" w:space="0" w:color="7F7F7F"/>
+              <w:bottom w:val="single" w:sz="4" w:space="0" w:color="7F7F7F"/>
+              <w:end w:val="single" w:sz="4" w:space="0" w:color="7F7F7F"/>
+            </w:tcBorders>
+            <w:shd w:color="auto" w:fill="F2F2F2" w:val="clear"/>
+            <w:vAlign w:val="center"/>
+          </w:tcPr>
+          <w:p>
+            <w:pPr>
+              <w:pStyle w:val="Normal"/>
+              <w:keepNext w:val="true"/>
+              <w:spacing w:lineRule="auto" w:line="252"/>
+              <w:jc w:val="center"/>
+              <w:rPr/>
+            </w:pPr>
+            <w:r>
+              <w:rPr>
+                <w:sz w:val="22"/>
+                <w:szCs w:val="22"/>
+              </w:rPr>
+              <w:t>0</w:t>
+            </w:r>
+          </w:p>
+        </w:tc>
+        <w:tc>
+          <w:tcPr>
             <w:tcW w:w="1203" w:type="dxa"/>
             <w:tcBorders>
               <w:top w:val="single" w:sz="4" w:space="0" w:color="7F7F7F"/>
@@ -11568,136 +11610,78 @@
               <w:bottom w:val="single" w:sz="4" w:space="0" w:color="7F7F7F"/>
               <w:end w:val="single" w:sz="4" w:space="0" w:color="7F7F7F"/>
             </w:tcBorders>
-            <w:shd w:color="auto" w:fill="F2F2F2" w:val="clear"/>
-            <w:vAlign w:val="center"/>
-          </w:tcPr>
-          <w:p>
-            <w:pPr>
-              <w:pStyle w:val="Normal"/>
-              <w:keepNext w:val="true"/>
-              <w:spacing w:lineRule="auto" w:line="252"/>
-              <w:jc w:val="center"/>
-              <w:rPr/>
-            </w:pPr>
-            <w:r>
-              <w:rPr>
-                <w:sz w:val="22"/>
-                <w:szCs w:val="22"/>
-              </w:rPr>
+            <w:shd w:color="auto" w:fill="FFF6D6" w:val="clear"/>
+            <w:vAlign w:val="center"/>
+          </w:tcPr>
+          <w:p>
+            <w:pPr>
+              <w:pStyle w:val="Normal"/>
+              <w:keepNext w:val="true"/>
+              <w:spacing w:lineRule="auto" w:line="252"/>
+              <w:jc w:val="center"/>
+              <w:rPr/>
+            </w:pPr>
+            <w:r>
+              <w:rPr/>
               <w:t>1</w:t>
             </w:r>
           </w:p>
         </w:tc>
         <w:tc>
           <w:tcPr>
+            <w:tcW w:w="1202" w:type="dxa"/>
+            <w:tcBorders>
+              <w:top w:val="single" w:sz="4" w:space="0" w:color="7F7F7F"/>
+              <w:start w:val="single" w:sz="4" w:space="0" w:color="7F7F7F"/>
+              <w:bottom w:val="single" w:sz="4" w:space="0" w:color="7F7F7F"/>
+              <w:end w:val="single" w:sz="4" w:space="0" w:color="7F7F7F"/>
+            </w:tcBorders>
+            <w:shd w:color="auto" w:fill="FFF6D6" w:val="clear"/>
+            <w:vAlign w:val="center"/>
+          </w:tcPr>
+          <w:p>
+            <w:pPr>
+              <w:pStyle w:val="Normal"/>
+              <w:keepNext w:val="true"/>
+              <w:spacing w:lineRule="auto" w:line="252"/>
+              <w:jc w:val="center"/>
+              <w:rPr/>
+            </w:pPr>
+            <w:r>
+              <w:rPr/>
+              <w:t>1</w:t>
+            </w:r>
+          </w:p>
+        </w:tc>
+        <w:tc>
+          <w:tcPr>
+            <w:tcW w:w="1204" w:type="dxa"/>
+            <w:tcBorders>
+              <w:top w:val="single" w:sz="4" w:space="0" w:color="7F7F7F"/>
+              <w:start w:val="single" w:sz="4" w:space="0" w:color="7F7F7F"/>
+              <w:bottom w:val="single" w:sz="4" w:space="0" w:color="7F7F7F"/>
+              <w:end w:val="single" w:sz="4" w:space="0" w:color="7F7F7F"/>
+            </w:tcBorders>
+            <w:shd w:color="auto" w:fill="FFF6D6" w:val="clear"/>
+            <w:vAlign w:val="center"/>
+          </w:tcPr>
+          <w:p>
+            <w:pPr>
+              <w:pStyle w:val="Normal"/>
+              <w:keepNext w:val="true"/>
+              <w:spacing w:lineRule="auto" w:line="252"/>
+              <w:jc w:val="center"/>
+              <w:rPr/>
+            </w:pPr>
+            <w:r>
+              <w:rPr/>
+              <w:t>1</w:t>
+            </w:r>
+          </w:p>
+        </w:tc>
+        <w:tc>
+          <w:tcPr>
             <w:tcW w:w="1206" w:type="dxa"/>
-            <w:tcBorders>
-              <w:top w:val="single" w:sz="4" w:space="0" w:color="7F7F7F"/>
-              <w:start w:val="single" w:sz="4" w:space="0" w:color="7F7F7F"/>
-              <w:bottom w:val="single" w:sz="4" w:space="0" w:color="7F7F7F"/>
-              <w:end w:val="single" w:sz="4" w:space="0" w:color="7F7F7F"/>
-            </w:tcBorders>
-            <w:shd w:color="auto" w:fill="F2F2F2" w:val="clear"/>
-            <w:vAlign w:val="center"/>
-          </w:tcPr>
-          <w:p>
-            <w:pPr>
-              <w:pStyle w:val="Normal"/>
-              <w:keepNext w:val="true"/>
-              <w:spacing w:lineRule="auto" w:line="252"/>
-              <w:jc w:val="center"/>
-              <w:rPr/>
-            </w:pPr>
-            <w:r>
-              <w:rPr>
-                <w:sz w:val="22"/>
-                <w:szCs w:val="22"/>
-              </w:rPr>
-              <w:t>0</w:t>
-            </w:r>
-          </w:p>
-        </w:tc>
-        <w:tc>
-          <w:tcPr>
-            <w:tcW w:w="1203" w:type="dxa"/>
-            <w:tcBorders>
-              <w:top w:val="single" w:sz="4" w:space="0" w:color="7F7F7F"/>
-              <w:start w:val="single" w:sz="4" w:space="0" w:color="7F7F7F"/>
-              <w:bottom w:val="single" w:sz="4" w:space="0" w:color="7F7F7F"/>
-              <w:end w:val="single" w:sz="4" w:space="0" w:color="7F7F7F"/>
-            </w:tcBorders>
-            <w:shd w:color="auto" w:fill="FFF6D6" w:val="clear"/>
-            <w:vAlign w:val="center"/>
-          </w:tcPr>
-          <w:p>
-            <w:pPr>
-              <w:pStyle w:val="Normal"/>
-              <w:keepNext w:val="true"/>
-              <w:spacing w:lineRule="auto" w:line="252"/>
-              <w:jc w:val="center"/>
-              <w:rPr/>
-            </w:pPr>
-            <w:r>
-              <w:rPr/>
-              <w:t>1</w:t>
-            </w:r>
-          </w:p>
-        </w:tc>
-        <w:tc>
-          <w:tcPr>
-            <w:tcW w:w="1203" w:type="dxa"/>
-            <w:tcBorders>
-              <w:top w:val="single" w:sz="4" w:space="0" w:color="7F7F7F"/>
-              <w:start w:val="single" w:sz="4" w:space="0" w:color="7F7F7F"/>
-              <w:bottom w:val="single" w:sz="4" w:space="0" w:color="7F7F7F"/>
-              <w:end w:val="single" w:sz="4" w:space="0" w:color="7F7F7F"/>
-            </w:tcBorders>
-            <w:shd w:color="auto" w:fill="FFF6D6" w:val="clear"/>
-            <w:vAlign w:val="center"/>
-          </w:tcPr>
-          <w:p>
-            <w:pPr>
-              <w:pStyle w:val="Normal"/>
-              <w:keepNext w:val="true"/>
-              <w:spacing w:lineRule="auto" w:line="252"/>
-              <w:jc w:val="center"/>
-              <w:rPr/>
-            </w:pPr>
-            <w:r>
-              <w:rPr/>
-              <w:t>1</w:t>
-            </w:r>
-          </w:p>
-        </w:tc>
-        <w:tc>
-          <w:tcPr>
-            <w:tcW w:w="1204" w:type="dxa"/>
-            <w:tcBorders>
-              <w:top w:val="single" w:sz="4" w:space="0" w:color="7F7F7F"/>
-              <w:start w:val="single" w:sz="4" w:space="0" w:color="7F7F7F"/>
-              <w:bottom w:val="single" w:sz="4" w:space="0" w:color="7F7F7F"/>
-              <w:end w:val="single" w:sz="4" w:space="0" w:color="7F7F7F"/>
-            </w:tcBorders>
-            <w:shd w:color="auto" w:fill="FFF6D6" w:val="clear"/>
-            <w:vAlign w:val="center"/>
-          </w:tcPr>
-          <w:p>
-            <w:pPr>
-              <w:pStyle w:val="Normal"/>
-              <w:keepNext w:val="true"/>
-              <w:spacing w:lineRule="auto" w:line="252"/>
-              <w:jc w:val="center"/>
-              <w:rPr/>
-            </w:pPr>
-            <w:r>
-              <w:rPr/>
-              <w:t>1</w:t>
-            </w:r>
-          </w:p>
-        </w:tc>
-        <w:tc>
-          <w:tcPr>
-            <w:tcW w:w="1205" w:type="dxa"/>
             <w:tcBorders>
               <w:top w:val="single" w:sz="4" w:space="0" w:color="7F7F7F"/>
               <w:start w:val="single" w:sz="4" w:space="0" w:color="7F7F7F"/>
@@ -11782,6 +11766,62 @@
         </w:tc>
         <w:tc>
           <w:tcPr>
+            <w:tcW w:w="1202" w:type="dxa"/>
+            <w:tcBorders>
+              <w:top w:val="single" w:sz="4" w:space="0" w:color="7F7F7F"/>
+              <w:start w:val="single" w:sz="4" w:space="0" w:color="7F7F7F"/>
+              <w:bottom w:val="single" w:sz="4" w:space="0" w:color="7F7F7F"/>
+              <w:end w:val="single" w:sz="4" w:space="0" w:color="7F7F7F"/>
+            </w:tcBorders>
+            <w:shd w:color="auto" w:fill="F2F2F2" w:val="clear"/>
+            <w:vAlign w:val="center"/>
+          </w:tcPr>
+          <w:p>
+            <w:pPr>
+              <w:pStyle w:val="Normal"/>
+              <w:spacing w:lineRule="auto" w:line="252"/>
+              <w:jc w:val="center"/>
+              <w:rPr/>
+            </w:pPr>
+            <w:r>
+              <w:rPr>
+                <w:sz w:val="22"/>
+                <w:szCs w:val="22"/>
+              </w:rPr>
+              <w:t>1</w:t>
+            </w:r>
+          </w:p>
+        </w:tc>
+        <w:tc>
+          <w:tcPr>
+            <w:tcW w:w="1207" w:type="dxa"/>
+            <w:tcBorders>
+              <w:top w:val="single" w:sz="4" w:space="0" w:color="7F7F7F"/>
+              <w:start w:val="single" w:sz="4" w:space="0" w:color="7F7F7F"/>
+              <w:bottom w:val="single" w:sz="4" w:space="0" w:color="7F7F7F"/>
+              <w:end w:val="single" w:sz="4" w:space="0" w:color="7F7F7F"/>
+            </w:tcBorders>
+            <w:shd w:color="auto" w:fill="F2F2F2" w:val="clear"/>
+            <w:vAlign w:val="center"/>
+          </w:tcPr>
+          <w:p>
+            <w:pPr>
+              <w:pStyle w:val="Normal"/>
+              <w:spacing w:lineRule="auto" w:line="252"/>
+              <w:jc w:val="center"/>
+              <w:rPr/>
+            </w:pPr>
+            <w:r>
+              <w:rPr>
+                <w:sz w:val="22"/>
+                <w:szCs w:val="22"/>
+              </w:rPr>
+              <w:t>1</w:t>
+            </w:r>
+          </w:p>
+        </w:tc>
+        <w:tc>
+          <w:tcPr>
             <w:tcW w:w="1203" w:type="dxa"/>
             <w:tcBorders>
               <w:top w:val="single" w:sz="4" w:space="0" w:color="7F7F7F"/>
@@ -11789,131 +11829,75 @@
               <w:bottom w:val="single" w:sz="4" w:space="0" w:color="7F7F7F"/>
               <w:end w:val="single" w:sz="4" w:space="0" w:color="7F7F7F"/>
             </w:tcBorders>
-            <w:shd w:color="auto" w:fill="F2F2F2" w:val="clear"/>
-            <w:vAlign w:val="center"/>
-          </w:tcPr>
-          <w:p>
-            <w:pPr>
-              <w:pStyle w:val="Normal"/>
-              <w:spacing w:lineRule="auto" w:line="252"/>
-              <w:jc w:val="center"/>
-              <w:rPr/>
-            </w:pPr>
-            <w:r>
-              <w:rPr>
-                <w:sz w:val="22"/>
-                <w:szCs w:val="22"/>
-              </w:rPr>
+            <w:shd w:color="auto" w:fill="FFF6D6" w:val="clear"/>
+            <w:vAlign w:val="center"/>
+          </w:tcPr>
+          <w:p>
+            <w:pPr>
+              <w:pStyle w:val="Normal"/>
+              <w:spacing w:lineRule="auto" w:line="252"/>
+              <w:jc w:val="center"/>
+              <w:rPr/>
+            </w:pPr>
+            <w:r>
+              <w:rPr/>
               <w:t>1</w:t>
             </w:r>
           </w:p>
         </w:tc>
         <w:tc>
           <w:tcPr>
+            <w:tcW w:w="1202" w:type="dxa"/>
+            <w:tcBorders>
+              <w:top w:val="single" w:sz="4" w:space="0" w:color="7F7F7F"/>
+              <w:start w:val="single" w:sz="4" w:space="0" w:color="7F7F7F"/>
+              <w:bottom w:val="single" w:sz="4" w:space="0" w:color="7F7F7F"/>
+              <w:end w:val="single" w:sz="4" w:space="0" w:color="7F7F7F"/>
+            </w:tcBorders>
+            <w:shd w:color="auto" w:fill="FFF6D6" w:val="clear"/>
+            <w:vAlign w:val="center"/>
+          </w:tcPr>
+          <w:p>
+            <w:pPr>
+              <w:pStyle w:val="Normal"/>
+              <w:spacing w:lineRule="auto" w:line="252"/>
+              <w:jc w:val="center"/>
+              <w:rPr/>
+            </w:pPr>
+            <w:r>
+              <w:rPr/>
+              <w:t>1</w:t>
+            </w:r>
+          </w:p>
+        </w:tc>
+        <w:tc>
+          <w:tcPr>
+            <w:tcW w:w="1204" w:type="dxa"/>
+            <w:tcBorders>
+              <w:top w:val="single" w:sz="4" w:space="0" w:color="7F7F7F"/>
+              <w:start w:val="single" w:sz="4" w:space="0" w:color="7F7F7F"/>
+              <w:bottom w:val="single" w:sz="4" w:space="0" w:color="7F7F7F"/>
+              <w:end w:val="single" w:sz="4" w:space="0" w:color="7F7F7F"/>
+            </w:tcBorders>
+            <w:shd w:color="auto" w:fill="FFF6D6" w:val="clear"/>
+            <w:vAlign w:val="center"/>
+          </w:tcPr>
+          <w:p>
+            <w:pPr>
+              <w:pStyle w:val="Normal"/>
+              <w:spacing w:lineRule="auto" w:line="252"/>
+              <w:jc w:val="center"/>
+              <w:rPr/>
+            </w:pPr>
+            <w:r>
+              <w:rPr/>
+              <w:t>1</w:t>
+            </w:r>
+          </w:p>
+        </w:tc>
+        <w:tc>
+          <w:tcPr>
             <w:tcW w:w="1206" w:type="dxa"/>
-            <w:tcBorders>
-              <w:top w:val="single" w:sz="4" w:space="0" w:color="7F7F7F"/>
-              <w:start w:val="single" w:sz="4" w:space="0" w:color="7F7F7F"/>
-              <w:bottom w:val="single" w:sz="4" w:space="0" w:color="7F7F7F"/>
-              <w:end w:val="single" w:sz="4" w:space="0" w:color="7F7F7F"/>
-            </w:tcBorders>
-            <w:shd w:color="auto" w:fill="F2F2F2" w:val="clear"/>
-            <w:vAlign w:val="center"/>
-          </w:tcPr>
-          <w:p>
-            <w:pPr>
-              <w:pStyle w:val="Normal"/>
-              <w:spacing w:lineRule="auto" w:line="252"/>
-              <w:jc w:val="center"/>
-              <w:rPr/>
-            </w:pPr>
-            <w:r>
-              <w:rPr>
-                <w:sz w:val="22"/>
-                <w:szCs w:val="22"/>
-              </w:rPr>
-              <w:t>1</w:t>
-            </w:r>
-          </w:p>
-        </w:tc>
-        <w:tc>
-          <w:tcPr>
-            <w:tcW w:w="1203" w:type="dxa"/>
-            <w:tcBorders>
-              <w:top w:val="single" w:sz="4" w:space="0" w:color="7F7F7F"/>
-              <w:start w:val="single" w:sz="4" w:space="0" w:color="7F7F7F"/>
-              <w:bottom w:val="single" w:sz="4" w:space="0" w:color="7F7F7F"/>
-              <w:end w:val="single" w:sz="4" w:space="0" w:color="7F7F7F"/>
-            </w:tcBorders>
-            <w:shd w:color="auto" w:fill="FFF6D6" w:val="clear"/>
-            <w:vAlign w:val="center"/>
-          </w:tcPr>
-          <w:p>
-            <w:pPr>
-              <w:pStyle w:val="Normal"/>
-              <w:spacing w:lineRule="auto" w:line="252"/>
-              <w:jc w:val="center"/>
-              <w:rPr/>
-            </w:pPr>
-            <w:r>
-              <w:rPr/>
-              <w:t>1</w:t>
-            </w:r>
-          </w:p>
-        </w:tc>
-        <w:tc>
-          <w:tcPr>
-            <w:tcW w:w="1203" w:type="dxa"/>
-            <w:tcBorders>
-              <w:top w:val="single" w:sz="4" w:space="0" w:color="7F7F7F"/>
-              <w:start w:val="single" w:sz="4" w:space="0" w:color="7F7F7F"/>
-              <w:bottom w:val="single" w:sz="4" w:space="0" w:color="7F7F7F"/>
-              <w:end w:val="single" w:sz="4" w:space="0" w:color="7F7F7F"/>
-            </w:tcBorders>
-            <w:shd w:color="auto" w:fill="FFF6D6" w:val="clear"/>
-            <w:vAlign w:val="center"/>
-          </w:tcPr>
-          <w:p>
-            <w:pPr>
-              <w:pStyle w:val="Normal"/>
-              <w:spacing w:lineRule="auto" w:line="252"/>
-              <w:jc w:val="center"/>
-              <w:rPr/>
-            </w:pPr>
-            <w:r>
-              <w:rPr/>
-              <w:t>1</w:t>
-            </w:r>
-          </w:p>
-        </w:tc>
-        <w:tc>
-          <w:tcPr>
-            <w:tcW w:w="1204" w:type="dxa"/>
-            <w:tcBorders>
-              <w:top w:val="single" w:sz="4" w:space="0" w:color="7F7F7F"/>
-              <w:start w:val="single" w:sz="4" w:space="0" w:color="7F7F7F"/>
-              <w:bottom w:val="single" w:sz="4" w:space="0" w:color="7F7F7F"/>
-              <w:end w:val="single" w:sz="4" w:space="0" w:color="7F7F7F"/>
-            </w:tcBorders>
-            <w:shd w:color="auto" w:fill="FFF6D6" w:val="clear"/>
-            <w:vAlign w:val="center"/>
-          </w:tcPr>
-          <w:p>
-            <w:pPr>
-              <w:pStyle w:val="Normal"/>
-              <w:spacing w:lineRule="auto" w:line="252"/>
-              <w:jc w:val="center"/>
-              <w:rPr/>
-            </w:pPr>
-            <w:r>
-              <w:rPr/>
-              <w:t>1</w:t>
-            </w:r>
-          </w:p>
-        </w:tc>
-        <w:tc>
-          <w:tcPr>
-            <w:tcW w:w="1205" w:type="dxa"/>
             <w:tcBorders>
               <w:top w:val="single" w:sz="4" w:space="0" w:color="7F7F7F"/>
               <w:start w:val="single" w:sz="4" w:space="0" w:color="7F7F7F"/>
@@ -12069,8 +12053,8 @@
       </w:tblPr>
       <w:tblGrid>
         <w:gridCol w:w="500"/>
-        <w:gridCol w:w="1499"/>
-        <w:gridCol w:w="4301"/>
+        <w:gridCol w:w="1498"/>
+        <w:gridCol w:w="4302"/>
         <w:gridCol w:w="3338"/>
       </w:tblGrid>
       <w:tr>
@@ -12112,7 +12096,7 @@
         </w:tc>
         <w:tc>
           <w:tcPr>
-            <w:tcW w:w="1499" w:type="dxa"/>
+            <w:tcW w:w="1498" w:type="dxa"/>
             <w:tcBorders>
               <w:top w:val="single" w:sz="4" w:space="0" w:color="7F7F7F"/>
               <w:start w:val="single" w:sz="4" w:space="0" w:color="7F7F7F"/>
@@ -12143,7 +12127,7 @@
         </w:tc>
         <w:tc>
           <w:tcPr>
-            <w:tcW w:w="4301" w:type="dxa"/>
+            <w:tcW w:w="4302" w:type="dxa"/>
             <w:tcBorders>
               <w:top w:val="single" w:sz="4" w:space="0" w:color="7F7F7F"/>
               <w:start w:val="single" w:sz="4" w:space="0" w:color="7F7F7F"/>
@@ -12240,7 +12224,7 @@
         </w:tc>
         <w:tc>
           <w:tcPr>
-            <w:tcW w:w="1499" w:type="dxa"/>
+            <w:tcW w:w="1498" w:type="dxa"/>
             <w:tcBorders>
               <w:top w:val="single" w:sz="4" w:space="0" w:color="7F7F7F"/>
               <w:start w:val="single" w:sz="4" w:space="0" w:color="7F7F7F"/>
@@ -12266,7 +12250,7 @@
         </w:tc>
         <w:tc>
           <w:tcPr>
-            <w:tcW w:w="4301" w:type="dxa"/>
+            <w:tcW w:w="4302" w:type="dxa"/>
             <w:tcBorders>
               <w:top w:val="single" w:sz="4" w:space="0" w:color="7F7F7F"/>
               <w:start w:val="single" w:sz="4" w:space="0" w:color="7F7F7F"/>
@@ -12351,7 +12335,7 @@
         </w:tc>
         <w:tc>
           <w:tcPr>
-            <w:tcW w:w="1499" w:type="dxa"/>
+            <w:tcW w:w="1498" w:type="dxa"/>
             <w:tcBorders>
               <w:top w:val="single" w:sz="4" w:space="0" w:color="7F7F7F"/>
               <w:start w:val="single" w:sz="4" w:space="0" w:color="7F7F7F"/>
@@ -12377,35 +12361,27 @@
         </w:tc>
         <w:tc>
           <w:tcPr>
-            <w:tcW w:w="4301" w:type="dxa"/>
-            <w:tcBorders>
-              <w:top w:val="single" w:sz="4" w:space="0" w:color="7F7F7F"/>
-              <w:start w:val="single" w:sz="4" w:space="0" w:color="7F7F7F"/>
-              <w:bottom w:val="single" w:sz="4" w:space="0" w:color="7F7F7F"/>
-              <w:end w:val="single" w:sz="4" w:space="0" w:color="7F7F7F"/>
-            </w:tcBorders>
-            <w:shd w:color="auto" w:fill="FFF6D6" w:val="clear"/>
-            <w:vAlign w:val="center"/>
-          </w:tcPr>
-          <w:p>
-            <w:pPr>
-              <w:pStyle w:val="Normal"/>
-              <w:keepNext w:val="true"/>
-              <w:spacing w:lineRule="auto" w:line="252"/>
-              <w:jc w:val="center"/>
-              <w:rPr/>
-            </w:pPr>
-            <w:r>
-              <w:rPr/>
-              <w:t>(x.y)’ = 1 !</w:t>
-            </w:r>
-            <w:r>
-              <w:rPr/>
-              <w:t>=</w:t>
-            </w:r>
-            <w:r>
-              <w:rPr/>
-              <w:t xml:space="preserve"> x’y’ = 0 khi x = 0, y = 1 </w:t>
+            <w:tcW w:w="4302" w:type="dxa"/>
+            <w:tcBorders>
+              <w:top w:val="single" w:sz="4" w:space="0" w:color="7F7F7F"/>
+              <w:start w:val="single" w:sz="4" w:space="0" w:color="7F7F7F"/>
+              <w:bottom w:val="single" w:sz="4" w:space="0" w:color="7F7F7F"/>
+              <w:end w:val="single" w:sz="4" w:space="0" w:color="7F7F7F"/>
+            </w:tcBorders>
+            <w:shd w:color="auto" w:fill="FFF6D6" w:val="clear"/>
+            <w:vAlign w:val="center"/>
+          </w:tcPr>
+          <w:p>
+            <w:pPr>
+              <w:pStyle w:val="Normal"/>
+              <w:keepNext w:val="true"/>
+              <w:spacing w:lineRule="auto" w:line="252"/>
+              <w:jc w:val="center"/>
+              <w:rPr/>
+            </w:pPr>
+            <w:r>
+              <w:rPr/>
+              <w:t xml:space="preserve">(x.y)’ = 1 != x’y’ = 0 khi x = 0, y = 1 </w:t>
             </w:r>
           </w:p>
         </w:tc>
@@ -12472,7 +12448,7 @@
         </w:tc>
         <w:tc>
           <w:tcPr>
-            <w:tcW w:w="1499" w:type="dxa"/>
+            <w:tcW w:w="1498" w:type="dxa"/>
             <w:tcBorders>
               <w:top w:val="single" w:sz="4" w:space="0" w:color="7F7F7F"/>
               <w:start w:val="single" w:sz="4" w:space="0" w:color="7F7F7F"/>
@@ -12498,7 +12474,7 @@
         </w:tc>
         <w:tc>
           <w:tcPr>
-            <w:tcW w:w="4301" w:type="dxa"/>
+            <w:tcW w:w="4302" w:type="dxa"/>
             <w:tcBorders>
               <w:top w:val="single" w:sz="4" w:space="0" w:color="7F7F7F"/>
               <w:start w:val="single" w:sz="4" w:space="0" w:color="7F7F7F"/>
@@ -12583,7 +12559,7 @@
         </w:tc>
         <w:tc>
           <w:tcPr>
-            <w:tcW w:w="1499" w:type="dxa"/>
+            <w:tcW w:w="1498" w:type="dxa"/>
             <w:tcBorders>
               <w:top w:val="single" w:sz="4" w:space="0" w:color="7F7F7F"/>
               <w:start w:val="single" w:sz="4" w:space="0" w:color="7F7F7F"/>
@@ -12609,7 +12585,7 @@
         </w:tc>
         <w:tc>
           <w:tcPr>
-            <w:tcW w:w="4301" w:type="dxa"/>
+            <w:tcW w:w="4302" w:type="dxa"/>
             <w:tcBorders>
               <w:top w:val="single" w:sz="4" w:space="0" w:color="7F7F7F"/>
               <w:start w:val="single" w:sz="4" w:space="0" w:color="7F7F7F"/>
@@ -12695,7 +12671,7 @@
         </w:tc>
         <w:tc>
           <w:tcPr>
-            <w:tcW w:w="1499" w:type="dxa"/>
+            <w:tcW w:w="1498" w:type="dxa"/>
             <w:tcBorders>
               <w:top w:val="single" w:sz="4" w:space="0" w:color="7F7F7F"/>
               <w:start w:val="single" w:sz="4" w:space="0" w:color="7F7F7F"/>
@@ -12720,7 +12696,7 @@
         </w:tc>
         <w:tc>
           <w:tcPr>
-            <w:tcW w:w="4301" w:type="dxa"/>
+            <w:tcW w:w="4302" w:type="dxa"/>
             <w:tcBorders>
               <w:top w:val="single" w:sz="4" w:space="0" w:color="7F7F7F"/>
               <w:start w:val="single" w:sz="4" w:space="0" w:color="7F7F7F"/>
@@ -12995,11 +12971,6 @@
             </w:pPr>
             <w:r>
               <w:rPr>
-                <w:b w:val="false"/>
-                <w:bCs w:val="false"/>
-                <w:i w:val="false"/>
-                <w:iCs w:val="false"/>
-                <w:color w:val="111111"/>
                 <w:sz w:val="22"/>
                 <w:szCs w:val="22"/>
               </w:rPr>
@@ -13570,8 +13541,8 @@
         <w:tblLook w:noHBand="0" w:noVBand="0" w:firstColumn="0" w:lastRow="0" w:lastColumn="0" w:firstRow="0" w:val="0000"/>
       </w:tblPr>
       <w:tblGrid>
-        <w:gridCol w:w="799"/>
-        <w:gridCol w:w="5001"/>
+        <w:gridCol w:w="798"/>
+        <w:gridCol w:w="5002"/>
         <w:gridCol w:w="3838"/>
       </w:tblGrid>
       <w:tr>
@@ -13582,7 +13553,7 @@
         </w:trPr>
         <w:tc>
           <w:tcPr>
-            <w:tcW w:w="799" w:type="dxa"/>
+            <w:tcW w:w="798" w:type="dxa"/>
             <w:tcBorders>
               <w:top w:val="single" w:sz="4" w:space="0" w:color="7F7F7F"/>
               <w:start w:val="single" w:sz="4" w:space="0" w:color="7F7F7F"/>
@@ -13613,7 +13584,7 @@
         </w:tc>
         <w:tc>
           <w:tcPr>
-            <w:tcW w:w="5001" w:type="dxa"/>
+            <w:tcW w:w="5002" w:type="dxa"/>
             <w:tcBorders>
               <w:top w:val="single" w:sz="4" w:space="0" w:color="7F7F7F"/>
               <w:start w:val="single" w:sz="4" w:space="0" w:color="7F7F7F"/>
@@ -13681,7 +13652,7 @@
         </w:trPr>
         <w:tc>
           <w:tcPr>
-            <w:tcW w:w="799" w:type="dxa"/>
+            <w:tcW w:w="798" w:type="dxa"/>
             <w:tcBorders>
               <w:top w:val="single" w:sz="4" w:space="0" w:color="7F7F7F"/>
               <w:start w:val="single" w:sz="4" w:space="0" w:color="7F7F7F"/>
@@ -13710,7 +13681,7 @@
         </w:tc>
         <w:tc>
           <w:tcPr>
-            <w:tcW w:w="5001" w:type="dxa"/>
+            <w:tcW w:w="5002" w:type="dxa"/>
             <w:tcBorders>
               <w:top w:val="single" w:sz="4" w:space="0" w:color="7F7F7F"/>
               <w:start w:val="single" w:sz="4" w:space="0" w:color="7F7F7F"/>
@@ -13773,7 +13744,7 @@
         </w:trPr>
         <w:tc>
           <w:tcPr>
-            <w:tcW w:w="799" w:type="dxa"/>
+            <w:tcW w:w="798" w:type="dxa"/>
             <w:tcBorders>
               <w:top w:val="single" w:sz="4" w:space="0" w:color="7F7F7F"/>
               <w:start w:val="single" w:sz="4" w:space="0" w:color="7F7F7F"/>
@@ -13802,7 +13773,7 @@
         </w:tc>
         <w:tc>
           <w:tcPr>
-            <w:tcW w:w="5001" w:type="dxa"/>
+            <w:tcW w:w="5002" w:type="dxa"/>
             <w:tcBorders>
               <w:top w:val="single" w:sz="4" w:space="0" w:color="7F7F7F"/>
               <w:start w:val="single" w:sz="4" w:space="0" w:color="7F7F7F"/>
@@ -13860,7 +13831,7 @@
         </w:trPr>
         <w:tc>
           <w:tcPr>
-            <w:tcW w:w="799" w:type="dxa"/>
+            <w:tcW w:w="798" w:type="dxa"/>
             <w:tcBorders>
               <w:top w:val="single" w:sz="4" w:space="0" w:color="7F7F7F"/>
               <w:start w:val="single" w:sz="4" w:space="0" w:color="7F7F7F"/>
@@ -13889,7 +13860,7 @@
         </w:tc>
         <w:tc>
           <w:tcPr>
-            <w:tcW w:w="5001" w:type="dxa"/>
+            <w:tcW w:w="5002" w:type="dxa"/>
             <w:tcBorders>
               <w:top w:val="single" w:sz="4" w:space="0" w:color="7F7F7F"/>
               <w:start w:val="single" w:sz="4" w:space="0" w:color="7F7F7F"/>
@@ -13947,7 +13918,7 @@
         </w:trPr>
         <w:tc>
           <w:tcPr>
-            <w:tcW w:w="799" w:type="dxa"/>
+            <w:tcW w:w="798" w:type="dxa"/>
             <w:tcBorders>
               <w:top w:val="single" w:sz="4" w:space="0" w:color="7F7F7F"/>
               <w:start w:val="single" w:sz="4" w:space="0" w:color="7F7F7F"/>
@@ -13976,7 +13947,7 @@
         </w:tc>
         <w:tc>
           <w:tcPr>
-            <w:tcW w:w="5001" w:type="dxa"/>
+            <w:tcW w:w="5002" w:type="dxa"/>
             <w:tcBorders>
               <w:top w:val="single" w:sz="4" w:space="0" w:color="7F7F7F"/>
               <w:start w:val="single" w:sz="4" w:space="0" w:color="7F7F7F"/>
@@ -14034,7 +14005,7 @@
         </w:trPr>
         <w:tc>
           <w:tcPr>
-            <w:tcW w:w="799" w:type="dxa"/>
+            <w:tcW w:w="798" w:type="dxa"/>
             <w:tcBorders>
               <w:top w:val="single" w:sz="4" w:space="0" w:color="7F7F7F"/>
               <w:start w:val="single" w:sz="4" w:space="0" w:color="7F7F7F"/>
@@ -14063,7 +14034,7 @@
         </w:tc>
         <w:tc>
           <w:tcPr>
-            <w:tcW w:w="5001" w:type="dxa"/>
+            <w:tcW w:w="5002" w:type="dxa"/>
             <w:tcBorders>
               <w:top w:val="single" w:sz="4" w:space="0" w:color="7F7F7F"/>
               <w:start w:val="single" w:sz="4" w:space="0" w:color="7F7F7F"/>
@@ -14121,7 +14092,7 @@
         </w:trPr>
         <w:tc>
           <w:tcPr>
-            <w:tcW w:w="799" w:type="dxa"/>
+            <w:tcW w:w="798" w:type="dxa"/>
             <w:tcBorders>
               <w:top w:val="single" w:sz="4" w:space="0" w:color="7F7F7F"/>
               <w:start w:val="single" w:sz="4" w:space="0" w:color="7F7F7F"/>
@@ -14149,7 +14120,7 @@
         </w:tc>
         <w:tc>
           <w:tcPr>
-            <w:tcW w:w="5001" w:type="dxa"/>
+            <w:tcW w:w="5002" w:type="dxa"/>
             <w:tcBorders>
               <w:top w:val="single" w:sz="4" w:space="0" w:color="7F7F7F"/>
               <w:start w:val="single" w:sz="4" w:space="0" w:color="7F7F7F"/>
@@ -14224,8 +14195,8 @@
         <w:tblLook w:noHBand="0" w:noVBand="0" w:firstColumn="0" w:lastRow="0" w:lastColumn="0" w:firstRow="0" w:val="0000"/>
       </w:tblPr>
       <w:tblGrid>
-        <w:gridCol w:w="3199"/>
-        <w:gridCol w:w="6439"/>
+        <w:gridCol w:w="3198"/>
+        <w:gridCol w:w="6440"/>
       </w:tblGrid>
       <w:tr>
         <w:trPr>
@@ -14234,7 +14205,7 @@
         </w:trPr>
         <w:tc>
           <w:tcPr>
-            <w:tcW w:w="3199" w:type="dxa"/>
+            <w:tcW w:w="3198" w:type="dxa"/>
             <w:tcBorders>
               <w:top w:val="single" w:sz="4" w:space="0" w:color="7F7F7F"/>
               <w:start w:val="single" w:sz="4" w:space="0" w:color="7F7F7F"/>
@@ -14264,7 +14235,7 @@
         </w:tc>
         <w:tc>
           <w:tcPr>
-            <w:tcW w:w="6439" w:type="dxa"/>
+            <w:tcW w:w="6440" w:type="dxa"/>
             <w:tcBorders>
               <w:top w:val="single" w:sz="4" w:space="0" w:color="7F7F7F"/>
               <w:start w:val="single" w:sz="4" w:space="0" w:color="7F7F7F"/>
@@ -14460,15 +14431,8 @@
               <w:rPr/>
             </w:pPr>
             <w:r>
-              <w:rPr>
-                <w:i/>
-                <w:iCs/>
-                <w:color w:val="7F7F7F"/>
-                <w:sz w:val="20"/>
-                <w:szCs w:val="20"/>
-              </w:rPr>
               <w:drawing>
-                <wp:anchor distT="0" distB="0" distL="0" distR="0" simplePos="0" relativeHeight="4" behindDoc="0" locked="0" layoutInCell="0" allowOverlap="1">
+                <wp:anchor distT="0" distB="0" distL="0" distR="0" simplePos="0" relativeHeight="4" behindDoc="0" locked="0" layoutInCell="1" allowOverlap="1">
                   <wp:simplePos x="0" y="0"/>
                   <wp:positionH relativeFrom="column">
                     <wp:posOffset>-20955</wp:posOffset>
@@ -14514,7 +14478,7 @@
                 </wp:anchor>
               </w:drawing>
               <w:drawing>
-                <wp:anchor distT="0" distB="0" distL="0" distR="0" simplePos="0" relativeHeight="5" behindDoc="0" locked="0" layoutInCell="0" allowOverlap="1">
+                <wp:anchor distT="0" distB="0" distL="0" distR="0" simplePos="0" relativeHeight="5" behindDoc="0" locked="0" layoutInCell="1" allowOverlap="1">
                   <wp:simplePos x="0" y="0"/>
                   <wp:positionH relativeFrom="column">
                     <wp:posOffset>4427220</wp:posOffset>
@@ -14578,6 +14542,7 @@
       <w:pPr>
         <w:pStyle w:val="Heading1"/>
         <w:keepNext w:val="true"/>
+        <w:spacing w:before="0" w:after="140"/>
         <w:rPr/>
       </w:pPr>
       <w:r>
@@ -14876,18 +14841,18 @@
         <w:tblLook w:noHBand="0" w:noVBand="0" w:firstColumn="0" w:lastRow="0" w:lastColumn="0" w:firstRow="0" w:val="0000"/>
       </w:tblPr>
       <w:tblGrid>
-        <w:gridCol w:w="779"/>
-        <w:gridCol w:w="781"/>
+        <w:gridCol w:w="778"/>
+        <w:gridCol w:w="782"/>
         <w:gridCol w:w="780"/>
-        <w:gridCol w:w="779"/>
+        <w:gridCol w:w="778"/>
         <w:gridCol w:w="780"/>
-        <w:gridCol w:w="781"/>
-        <w:gridCol w:w="277"/>
-        <w:gridCol w:w="781"/>
+        <w:gridCol w:w="782"/>
+        <w:gridCol w:w="276"/>
+        <w:gridCol w:w="782"/>
         <w:gridCol w:w="780"/>
-        <w:gridCol w:w="779"/>
+        <w:gridCol w:w="778"/>
         <w:gridCol w:w="780"/>
-        <w:gridCol w:w="781"/>
+        <w:gridCol w:w="782"/>
         <w:gridCol w:w="780"/>
       </w:tblGrid>
       <w:tr>
@@ -14897,7 +14862,7 @@
         </w:trPr>
         <w:tc>
           <w:tcPr>
-            <w:tcW w:w="779" w:type="dxa"/>
+            <w:tcW w:w="778" w:type="dxa"/>
             <w:tcBorders>
               <w:top w:val="single" w:sz="4" w:space="0" w:color="7F7F7F"/>
               <w:start w:val="single" w:sz="4" w:space="0" w:color="7F7F7F"/>
@@ -14928,7 +14893,7 @@
         </w:tc>
         <w:tc>
           <w:tcPr>
-            <w:tcW w:w="781" w:type="dxa"/>
+            <w:tcW w:w="782" w:type="dxa"/>
             <w:tcBorders>
               <w:top w:val="single" w:sz="4" w:space="0" w:color="7F7F7F"/>
               <w:start w:val="single" w:sz="4" w:space="0" w:color="7F7F7F"/>
@@ -14990,7 +14955,7 @@
         </w:tc>
         <w:tc>
           <w:tcPr>
-            <w:tcW w:w="779" w:type="dxa"/>
+            <w:tcW w:w="778" w:type="dxa"/>
             <w:tcBorders>
               <w:top w:val="single" w:sz="4" w:space="0" w:color="7F7F7F"/>
               <w:start w:val="single" w:sz="4" w:space="0" w:color="7F7F7F"/>
@@ -15052,7 +15017,7 @@
         </w:tc>
         <w:tc>
           <w:tcPr>
-            <w:tcW w:w="781" w:type="dxa"/>
+            <w:tcW w:w="782" w:type="dxa"/>
             <w:tcBorders>
               <w:top w:val="single" w:sz="4" w:space="0" w:color="7F7F7F"/>
               <w:start w:val="single" w:sz="4" w:space="0" w:color="7F7F7F"/>
@@ -15083,7 +15048,7 @@
         </w:tc>
         <w:tc>
           <w:tcPr>
-            <w:tcW w:w="277" w:type="dxa"/>
+            <w:tcW w:w="276" w:type="dxa"/>
             <w:tcBorders/>
             <w:vAlign w:val="center"/>
           </w:tcPr>
@@ -15102,7 +15067,7 @@
         </w:tc>
         <w:tc>
           <w:tcPr>
-            <w:tcW w:w="781" w:type="dxa"/>
+            <w:tcW w:w="782" w:type="dxa"/>
             <w:tcBorders>
               <w:top w:val="single" w:sz="4" w:space="0" w:color="7F7F7F"/>
               <w:start w:val="single" w:sz="4" w:space="0" w:color="7F7F7F"/>
@@ -15164,7 +15129,7 @@
         </w:tc>
         <w:tc>
           <w:tcPr>
-            <w:tcW w:w="779" w:type="dxa"/>
+            <w:tcW w:w="778" w:type="dxa"/>
             <w:tcBorders>
               <w:top w:val="single" w:sz="4" w:space="0" w:color="7F7F7F"/>
               <w:start w:val="single" w:sz="4" w:space="0" w:color="7F7F7F"/>
@@ -15226,7 +15191,7 @@
         </w:tc>
         <w:tc>
           <w:tcPr>
-            <w:tcW w:w="781" w:type="dxa"/>
+            <w:tcW w:w="782" w:type="dxa"/>
             <w:tcBorders>
               <w:top w:val="single" w:sz="4" w:space="0" w:color="7F7F7F"/>
               <w:start w:val="single" w:sz="4" w:space="0" w:color="7F7F7F"/>
@@ -15293,7 +15258,7 @@
         </w:trPr>
         <w:tc>
           <w:tcPr>
-            <w:tcW w:w="779" w:type="dxa"/>
+            <w:tcW w:w="778" w:type="dxa"/>
             <w:tcBorders>
               <w:top w:val="single" w:sz="4" w:space="0" w:color="7F7F7F"/>
               <w:start w:val="single" w:sz="4" w:space="0" w:color="7F7F7F"/>
@@ -15322,7 +15287,7 @@
         </w:tc>
         <w:tc>
           <w:tcPr>
-            <w:tcW w:w="781" w:type="dxa"/>
+            <w:tcW w:w="782" w:type="dxa"/>
             <w:tcBorders>
               <w:top w:val="single" w:sz="4" w:space="0" w:color="7F7F7F"/>
               <w:start w:val="single" w:sz="4" w:space="0" w:color="7F7F7F"/>
@@ -15380,7 +15345,7 @@
         </w:tc>
         <w:tc>
           <w:tcPr>
-            <w:tcW w:w="779" w:type="dxa"/>
+            <w:tcW w:w="778" w:type="dxa"/>
             <w:tcBorders>
               <w:top w:val="single" w:sz="4" w:space="0" w:color="7F7F7F"/>
               <w:start w:val="single" w:sz="4" w:space="0" w:color="7F7F7F"/>
@@ -15438,7 +15403,7 @@
         </w:tc>
         <w:tc>
           <w:tcPr>
-            <w:tcW w:w="781" w:type="dxa"/>
+            <w:tcW w:w="782" w:type="dxa"/>
             <w:tcBorders>
               <w:top w:val="single" w:sz="4" w:space="0" w:color="7F7F7F"/>
               <w:start w:val="single" w:sz="4" w:space="0" w:color="7F7F7F"/>
@@ -15464,7 +15429,7 @@
         </w:tc>
         <w:tc>
           <w:tcPr>
-            <w:tcW w:w="277" w:type="dxa"/>
+            <w:tcW w:w="276" w:type="dxa"/>
             <w:tcBorders/>
             <w:vAlign w:val="center"/>
           </w:tcPr>
@@ -15483,7 +15448,7 @@
         </w:tc>
         <w:tc>
           <w:tcPr>
-            <w:tcW w:w="781" w:type="dxa"/>
+            <w:tcW w:w="782" w:type="dxa"/>
             <w:tcBorders>
               <w:top w:val="single" w:sz="4" w:space="0" w:color="7F7F7F"/>
               <w:start w:val="single" w:sz="4" w:space="0" w:color="7F7F7F"/>
@@ -15541,7 +15506,7 @@
         </w:tc>
         <w:tc>
           <w:tcPr>
-            <w:tcW w:w="779" w:type="dxa"/>
+            <w:tcW w:w="778" w:type="dxa"/>
             <w:tcBorders>
               <w:top w:val="single" w:sz="4" w:space="0" w:color="7F7F7F"/>
               <w:start w:val="single" w:sz="4" w:space="0" w:color="7F7F7F"/>
@@ -15599,7 +15564,7 @@
         </w:tc>
         <w:tc>
           <w:tcPr>
-            <w:tcW w:w="781" w:type="dxa"/>
+            <w:tcW w:w="782" w:type="dxa"/>
             <w:tcBorders>
               <w:top w:val="single" w:sz="4" w:space="0" w:color="7F7F7F"/>
               <w:start w:val="single" w:sz="4" w:space="0" w:color="7F7F7F"/>
@@ -15659,7 +15624,7 @@
         </w:trPr>
         <w:tc>
           <w:tcPr>
-            <w:tcW w:w="779" w:type="dxa"/>
+            <w:tcW w:w="778" w:type="dxa"/>
             <w:tcBorders>
               <w:top w:val="single" w:sz="4" w:space="0" w:color="7F7F7F"/>
               <w:start w:val="single" w:sz="4" w:space="0" w:color="7F7F7F"/>
@@ -15688,7 +15653,7 @@
         </w:tc>
         <w:tc>
           <w:tcPr>
-            <w:tcW w:w="781" w:type="dxa"/>
+            <w:tcW w:w="782" w:type="dxa"/>
             <w:tcBorders>
               <w:top w:val="single" w:sz="4" w:space="0" w:color="7F7F7F"/>
               <w:start w:val="single" w:sz="4" w:space="0" w:color="7F7F7F"/>
@@ -15746,7 +15711,7 @@
         </w:tc>
         <w:tc>
           <w:tcPr>
-            <w:tcW w:w="779" w:type="dxa"/>
+            <w:tcW w:w="778" w:type="dxa"/>
             <w:tcBorders>
               <w:top w:val="single" w:sz="4" w:space="0" w:color="7F7F7F"/>
               <w:start w:val="single" w:sz="4" w:space="0" w:color="7F7F7F"/>
@@ -15804,7 +15769,7 @@
         </w:tc>
         <w:tc>
           <w:tcPr>
-            <w:tcW w:w="781" w:type="dxa"/>
+            <w:tcW w:w="782" w:type="dxa"/>
             <w:tcBorders>
               <w:top w:val="single" w:sz="4" w:space="0" w:color="7F7F7F"/>
               <w:start w:val="single" w:sz="4" w:space="0" w:color="7F7F7F"/>
@@ -15830,7 +15795,7 @@
         </w:tc>
         <w:tc>
           <w:tcPr>
-            <w:tcW w:w="277" w:type="dxa"/>
+            <w:tcW w:w="276" w:type="dxa"/>
             <w:tcBorders/>
             <w:vAlign w:val="center"/>
           </w:tcPr>
@@ -15849,7 +15814,7 @@
         </w:tc>
         <w:tc>
           <w:tcPr>
-            <w:tcW w:w="781" w:type="dxa"/>
+            <w:tcW w:w="782" w:type="dxa"/>
             <w:tcBorders>
               <w:top w:val="single" w:sz="4" w:space="0" w:color="7F7F7F"/>
               <w:start w:val="single" w:sz="4" w:space="0" w:color="7F7F7F"/>
@@ -15907,7 +15872,7 @@
         </w:tc>
         <w:tc>
           <w:tcPr>
-            <w:tcW w:w="779" w:type="dxa"/>
+            <w:tcW w:w="778" w:type="dxa"/>
             <w:tcBorders>
               <w:top w:val="single" w:sz="4" w:space="0" w:color="7F7F7F"/>
               <w:start w:val="single" w:sz="4" w:space="0" w:color="7F7F7F"/>
@@ -15965,7 +15930,7 @@
         </w:tc>
         <w:tc>
           <w:tcPr>
-            <w:tcW w:w="781" w:type="dxa"/>
+            <w:tcW w:w="782" w:type="dxa"/>
             <w:tcBorders>
               <w:top w:val="single" w:sz="4" w:space="0" w:color="7F7F7F"/>
               <w:start w:val="single" w:sz="4" w:space="0" w:color="7F7F7F"/>
@@ -16025,7 +15990,7 @@
         </w:trPr>
         <w:tc>
           <w:tcPr>
-            <w:tcW w:w="779" w:type="dxa"/>
+            <w:tcW w:w="778" w:type="dxa"/>
             <w:tcBorders>
               <w:top w:val="single" w:sz="4" w:space="0" w:color="7F7F7F"/>
               <w:start w:val="single" w:sz="4" w:space="0" w:color="7F7F7F"/>
@@ -16054,7 +16019,7 @@
         </w:tc>
         <w:tc>
           <w:tcPr>
-            <w:tcW w:w="781" w:type="dxa"/>
+            <w:tcW w:w="782" w:type="dxa"/>
             <w:tcBorders>
               <w:top w:val="single" w:sz="4" w:space="0" w:color="7F7F7F"/>
               <w:start w:val="single" w:sz="4" w:space="0" w:color="7F7F7F"/>
@@ -16112,7 +16077,7 @@
         </w:tc>
         <w:tc>
           <w:tcPr>
-            <w:tcW w:w="779" w:type="dxa"/>
+            <w:tcW w:w="778" w:type="dxa"/>
             <w:tcBorders>
               <w:top w:val="single" w:sz="4" w:space="0" w:color="7F7F7F"/>
               <w:start w:val="single" w:sz="4" w:space="0" w:color="7F7F7F"/>
@@ -16170,7 +16135,7 @@
         </w:tc>
         <w:tc>
           <w:tcPr>
-            <w:tcW w:w="781" w:type="dxa"/>
+            <w:tcW w:w="782" w:type="dxa"/>
             <w:tcBorders>
               <w:top w:val="single" w:sz="4" w:space="0" w:color="7F7F7F"/>
               <w:start w:val="single" w:sz="4" w:space="0" w:color="7F7F7F"/>
@@ -16196,7 +16161,7 @@
         </w:tc>
         <w:tc>
           <w:tcPr>
-            <w:tcW w:w="277" w:type="dxa"/>
+            <w:tcW w:w="276" w:type="dxa"/>
             <w:tcBorders/>
             <w:vAlign w:val="center"/>
           </w:tcPr>
@@ -16215,7 +16180,7 @@
         </w:tc>
         <w:tc>
           <w:tcPr>
-            <w:tcW w:w="781" w:type="dxa"/>
+            <w:tcW w:w="782" w:type="dxa"/>
             <w:tcBorders>
               <w:top w:val="single" w:sz="4" w:space="0" w:color="7F7F7F"/>
               <w:start w:val="single" w:sz="4" w:space="0" w:color="7F7F7F"/>
@@ -16273,7 +16238,7 @@
         </w:tc>
         <w:tc>
           <w:tcPr>
-            <w:tcW w:w="779" w:type="dxa"/>
+            <w:tcW w:w="778" w:type="dxa"/>
             <w:tcBorders>
               <w:top w:val="single" w:sz="4" w:space="0" w:color="7F7F7F"/>
               <w:start w:val="single" w:sz="4" w:space="0" w:color="7F7F7F"/>
@@ -16331,7 +16296,7 @@
         </w:tc>
         <w:tc>
           <w:tcPr>
-            <w:tcW w:w="781" w:type="dxa"/>
+            <w:tcW w:w="782" w:type="dxa"/>
             <w:tcBorders>
               <w:top w:val="single" w:sz="4" w:space="0" w:color="7F7F7F"/>
               <w:start w:val="single" w:sz="4" w:space="0" w:color="7F7F7F"/>
@@ -16391,7 +16356,7 @@
         </w:trPr>
         <w:tc>
           <w:tcPr>
-            <w:tcW w:w="779" w:type="dxa"/>
+            <w:tcW w:w="778" w:type="dxa"/>
             <w:tcBorders>
               <w:top w:val="single" w:sz="4" w:space="0" w:color="7F7F7F"/>
               <w:start w:val="single" w:sz="4" w:space="0" w:color="7F7F7F"/>
@@ -16420,7 +16385,7 @@
         </w:tc>
         <w:tc>
           <w:tcPr>
-            <w:tcW w:w="781" w:type="dxa"/>
+            <w:tcW w:w="782" w:type="dxa"/>
             <w:tcBorders>
               <w:top w:val="single" w:sz="4" w:space="0" w:color="7F7F7F"/>
               <w:start w:val="single" w:sz="4" w:space="0" w:color="7F7F7F"/>
@@ -16478,7 +16443,7 @@
         </w:tc>
         <w:tc>
           <w:tcPr>
-            <w:tcW w:w="779" w:type="dxa"/>
+            <w:tcW w:w="778" w:type="dxa"/>
             <w:tcBorders>
               <w:top w:val="single" w:sz="4" w:space="0" w:color="7F7F7F"/>
               <w:start w:val="single" w:sz="4" w:space="0" w:color="7F7F7F"/>
@@ -16536,7 +16501,7 @@
         </w:tc>
         <w:tc>
           <w:tcPr>
-            <w:tcW w:w="781" w:type="dxa"/>
+            <w:tcW w:w="782" w:type="dxa"/>
             <w:tcBorders>
               <w:top w:val="single" w:sz="4" w:space="0" w:color="7F7F7F"/>
               <w:start w:val="single" w:sz="4" w:space="0" w:color="7F7F7F"/>
@@ -16562,7 +16527,7 @@
         </w:tc>
         <w:tc>
           <w:tcPr>
-            <w:tcW w:w="277" w:type="dxa"/>
+            <w:tcW w:w="276" w:type="dxa"/>
             <w:tcBorders/>
             <w:vAlign w:val="center"/>
           </w:tcPr>
@@ -16581,7 +16546,7 @@
         </w:tc>
         <w:tc>
           <w:tcPr>
-            <w:tcW w:w="781" w:type="dxa"/>
+            <w:tcW w:w="782" w:type="dxa"/>
             <w:tcBorders>
               <w:top w:val="single" w:sz="4" w:space="0" w:color="7F7F7F"/>
               <w:start w:val="single" w:sz="4" w:space="0" w:color="7F7F7F"/>
@@ -16639,7 +16604,7 @@
         </w:tc>
         <w:tc>
           <w:tcPr>
-            <w:tcW w:w="779" w:type="dxa"/>
+            <w:tcW w:w="778" w:type="dxa"/>
             <w:tcBorders>
               <w:top w:val="single" w:sz="4" w:space="0" w:color="7F7F7F"/>
               <w:start w:val="single" w:sz="4" w:space="0" w:color="7F7F7F"/>
@@ -16697,7 +16662,7 @@
         </w:tc>
         <w:tc>
           <w:tcPr>
-            <w:tcW w:w="781" w:type="dxa"/>
+            <w:tcW w:w="782" w:type="dxa"/>
             <w:tcBorders>
               <w:top w:val="single" w:sz="4" w:space="0" w:color="7F7F7F"/>
               <w:start w:val="single" w:sz="4" w:space="0" w:color="7F7F7F"/>
@@ -16757,7 +16722,7 @@
         </w:trPr>
         <w:tc>
           <w:tcPr>
-            <w:tcW w:w="779" w:type="dxa"/>
+            <w:tcW w:w="778" w:type="dxa"/>
             <w:tcBorders>
               <w:top w:val="single" w:sz="4" w:space="0" w:color="7F7F7F"/>
               <w:start w:val="single" w:sz="4" w:space="0" w:color="7F7F7F"/>
@@ -16786,7 +16751,7 @@
         </w:tc>
         <w:tc>
           <w:tcPr>
-            <w:tcW w:w="781" w:type="dxa"/>
+            <w:tcW w:w="782" w:type="dxa"/>
             <w:tcBorders>
               <w:top w:val="single" w:sz="4" w:space="0" w:color="7F7F7F"/>
               <w:start w:val="single" w:sz="4" w:space="0" w:color="7F7F7F"/>
@@ -16844,7 +16809,7 @@
         </w:tc>
         <w:tc>
           <w:tcPr>
-            <w:tcW w:w="779" w:type="dxa"/>
+            <w:tcW w:w="778" w:type="dxa"/>
             <w:tcBorders>
               <w:top w:val="single" w:sz="4" w:space="0" w:color="7F7F7F"/>
               <w:start w:val="single" w:sz="4" w:space="0" w:color="7F7F7F"/>
@@ -16902,7 +16867,7 @@
         </w:tc>
         <w:tc>
           <w:tcPr>
-            <w:tcW w:w="781" w:type="dxa"/>
+            <w:tcW w:w="782" w:type="dxa"/>
             <w:tcBorders>
               <w:top w:val="single" w:sz="4" w:space="0" w:color="7F7F7F"/>
               <w:start w:val="single" w:sz="4" w:space="0" w:color="7F7F7F"/>
@@ -16928,7 +16893,7 @@
         </w:tc>
         <w:tc>
           <w:tcPr>
-            <w:tcW w:w="277" w:type="dxa"/>
+            <w:tcW w:w="276" w:type="dxa"/>
             <w:tcBorders/>
             <w:vAlign w:val="center"/>
           </w:tcPr>
@@ -16947,7 +16912,7 @@
         </w:tc>
         <w:tc>
           <w:tcPr>
-            <w:tcW w:w="781" w:type="dxa"/>
+            <w:tcW w:w="782" w:type="dxa"/>
             <w:tcBorders>
               <w:top w:val="single" w:sz="4" w:space="0" w:color="7F7F7F"/>
               <w:start w:val="single" w:sz="4" w:space="0" w:color="7F7F7F"/>
@@ -17005,7 +16970,7 @@
         </w:tc>
         <w:tc>
           <w:tcPr>
-            <w:tcW w:w="779" w:type="dxa"/>
+            <w:tcW w:w="778" w:type="dxa"/>
             <w:tcBorders>
               <w:top w:val="single" w:sz="4" w:space="0" w:color="7F7F7F"/>
               <w:start w:val="single" w:sz="4" w:space="0" w:color="7F7F7F"/>
@@ -17063,7 +17028,7 @@
         </w:tc>
         <w:tc>
           <w:tcPr>
-            <w:tcW w:w="781" w:type="dxa"/>
+            <w:tcW w:w="782" w:type="dxa"/>
             <w:tcBorders>
               <w:top w:val="single" w:sz="4" w:space="0" w:color="7F7F7F"/>
               <w:start w:val="single" w:sz="4" w:space="0" w:color="7F7F7F"/>
@@ -17123,7 +17088,7 @@
         </w:trPr>
         <w:tc>
           <w:tcPr>
-            <w:tcW w:w="779" w:type="dxa"/>
+            <w:tcW w:w="778" w:type="dxa"/>
             <w:tcBorders>
               <w:top w:val="single" w:sz="4" w:space="0" w:color="7F7F7F"/>
               <w:start w:val="single" w:sz="4" w:space="0" w:color="7F7F7F"/>
@@ -17152,7 +17117,7 @@
         </w:tc>
         <w:tc>
           <w:tcPr>
-            <w:tcW w:w="781" w:type="dxa"/>
+            <w:tcW w:w="782" w:type="dxa"/>
             <w:tcBorders>
               <w:top w:val="single" w:sz="4" w:space="0" w:color="7F7F7F"/>
               <w:start w:val="single" w:sz="4" w:space="0" w:color="7F7F7F"/>
@@ -17210,7 +17175,7 @@
         </w:tc>
         <w:tc>
           <w:tcPr>
-            <w:tcW w:w="779" w:type="dxa"/>
+            <w:tcW w:w="778" w:type="dxa"/>
             <w:tcBorders>
               <w:top w:val="single" w:sz="4" w:space="0" w:color="7F7F7F"/>
               <w:start w:val="single" w:sz="4" w:space="0" w:color="7F7F7F"/>
@@ -17268,7 +17233,7 @@
         </w:tc>
         <w:tc>
           <w:tcPr>
-            <w:tcW w:w="781" w:type="dxa"/>
+            <w:tcW w:w="782" w:type="dxa"/>
             <w:tcBorders>
               <w:top w:val="single" w:sz="4" w:space="0" w:color="7F7F7F"/>
               <w:start w:val="single" w:sz="4" w:space="0" w:color="7F7F7F"/>
@@ -17294,7 +17259,7 @@
         </w:tc>
         <w:tc>
           <w:tcPr>
-            <w:tcW w:w="277" w:type="dxa"/>
+            <w:tcW w:w="276" w:type="dxa"/>
             <w:tcBorders/>
             <w:vAlign w:val="center"/>
           </w:tcPr>
@@ -17313,7 +17278,7 @@
         </w:tc>
         <w:tc>
           <w:tcPr>
-            <w:tcW w:w="781" w:type="dxa"/>
+            <w:tcW w:w="782" w:type="dxa"/>
             <w:tcBorders>
               <w:top w:val="single" w:sz="4" w:space="0" w:color="7F7F7F"/>
               <w:start w:val="single" w:sz="4" w:space="0" w:color="7F7F7F"/>
@@ -17371,7 +17336,7 @@
         </w:tc>
         <w:tc>
           <w:tcPr>
-            <w:tcW w:w="779" w:type="dxa"/>
+            <w:tcW w:w="778" w:type="dxa"/>
             <w:tcBorders>
               <w:top w:val="single" w:sz="4" w:space="0" w:color="7F7F7F"/>
               <w:start w:val="single" w:sz="4" w:space="0" w:color="7F7F7F"/>
@@ -17429,7 +17394,7 @@
         </w:tc>
         <w:tc>
           <w:tcPr>
-            <w:tcW w:w="781" w:type="dxa"/>
+            <w:tcW w:w="782" w:type="dxa"/>
             <w:tcBorders>
               <w:top w:val="single" w:sz="4" w:space="0" w:color="7F7F7F"/>
               <w:start w:val="single" w:sz="4" w:space="0" w:color="7F7F7F"/>
@@ -17489,7 +17454,7 @@
         </w:trPr>
         <w:tc>
           <w:tcPr>
-            <w:tcW w:w="779" w:type="dxa"/>
+            <w:tcW w:w="778" w:type="dxa"/>
             <w:tcBorders>
               <w:top w:val="single" w:sz="4" w:space="0" w:color="7F7F7F"/>
               <w:start w:val="single" w:sz="4" w:space="0" w:color="7F7F7F"/>
@@ -17518,7 +17483,7 @@
         </w:tc>
         <w:tc>
           <w:tcPr>
-            <w:tcW w:w="781" w:type="dxa"/>
+            <w:tcW w:w="782" w:type="dxa"/>
             <w:tcBorders>
               <w:top w:val="single" w:sz="4" w:space="0" w:color="7F7F7F"/>
               <w:start w:val="single" w:sz="4" w:space="0" w:color="7F7F7F"/>
@@ -17576,7 +17541,7 @@
         </w:tc>
         <w:tc>
           <w:tcPr>
-            <w:tcW w:w="779" w:type="dxa"/>
+            <w:tcW w:w="778" w:type="dxa"/>
             <w:tcBorders>
               <w:top w:val="single" w:sz="4" w:space="0" w:color="7F7F7F"/>
               <w:start w:val="single" w:sz="4" w:space="0" w:color="7F7F7F"/>
@@ -17634,7 +17599,7 @@
         </w:tc>
         <w:tc>
           <w:tcPr>
-            <w:tcW w:w="781" w:type="dxa"/>
+            <w:tcW w:w="782" w:type="dxa"/>
             <w:tcBorders>
               <w:top w:val="single" w:sz="4" w:space="0" w:color="7F7F7F"/>
               <w:start w:val="single" w:sz="4" w:space="0" w:color="7F7F7F"/>
@@ -17660,7 +17625,7 @@
         </w:tc>
         <w:tc>
           <w:tcPr>
-            <w:tcW w:w="277" w:type="dxa"/>
+            <w:tcW w:w="276" w:type="dxa"/>
             <w:tcBorders/>
             <w:vAlign w:val="center"/>
           </w:tcPr>
@@ -17679,7 +17644,7 @@
         </w:tc>
         <w:tc>
           <w:tcPr>
-            <w:tcW w:w="781" w:type="dxa"/>
+            <w:tcW w:w="782" w:type="dxa"/>
             <w:tcBorders>
               <w:top w:val="single" w:sz="4" w:space="0" w:color="7F7F7F"/>
               <w:start w:val="single" w:sz="4" w:space="0" w:color="7F7F7F"/>
@@ -17737,7 +17702,7 @@
         </w:tc>
         <w:tc>
           <w:tcPr>
-            <w:tcW w:w="779" w:type="dxa"/>
+            <w:tcW w:w="778" w:type="dxa"/>
             <w:tcBorders>
               <w:top w:val="single" w:sz="4" w:space="0" w:color="7F7F7F"/>
               <w:start w:val="single" w:sz="4" w:space="0" w:color="7F7F7F"/>
@@ -17795,7 +17760,7 @@
         </w:tc>
         <w:tc>
           <w:tcPr>
-            <w:tcW w:w="781" w:type="dxa"/>
+            <w:tcW w:w="782" w:type="dxa"/>
             <w:tcBorders>
               <w:top w:val="single" w:sz="4" w:space="0" w:color="7F7F7F"/>
               <w:start w:val="single" w:sz="4" w:space="0" w:color="7F7F7F"/>
@@ -17855,7 +17820,7 @@
         </w:trPr>
         <w:tc>
           <w:tcPr>
-            <w:tcW w:w="779" w:type="dxa"/>
+            <w:tcW w:w="778" w:type="dxa"/>
             <w:tcBorders>
               <w:top w:val="single" w:sz="4" w:space="0" w:color="7F7F7F"/>
               <w:start w:val="single" w:sz="4" w:space="0" w:color="7F7F7F"/>
@@ -17883,7 +17848,7 @@
         </w:tc>
         <w:tc>
           <w:tcPr>
-            <w:tcW w:w="781" w:type="dxa"/>
+            <w:tcW w:w="782" w:type="dxa"/>
             <w:tcBorders>
               <w:top w:val="single" w:sz="4" w:space="0" w:color="7F7F7F"/>
               <w:start w:val="single" w:sz="4" w:space="0" w:color="7F7F7F"/>
@@ -17939,7 +17904,7 @@
         </w:tc>
         <w:tc>
           <w:tcPr>
-            <w:tcW w:w="779" w:type="dxa"/>
+            <w:tcW w:w="778" w:type="dxa"/>
             <w:tcBorders>
               <w:top w:val="single" w:sz="4" w:space="0" w:color="7F7F7F"/>
               <w:start w:val="single" w:sz="4" w:space="0" w:color="7F7F7F"/>
@@ -17995,7 +17960,7 @@
         </w:tc>
         <w:tc>
           <w:tcPr>
-            <w:tcW w:w="781" w:type="dxa"/>
+            <w:tcW w:w="782" w:type="dxa"/>
             <w:tcBorders>
               <w:top w:val="single" w:sz="4" w:space="0" w:color="7F7F7F"/>
               <w:start w:val="single" w:sz="4" w:space="0" w:color="7F7F7F"/>
@@ -18020,7 +17985,7 @@
         </w:tc>
         <w:tc>
           <w:tcPr>
-            <w:tcW w:w="277" w:type="dxa"/>
+            <w:tcW w:w="276" w:type="dxa"/>
             <w:tcBorders/>
             <w:vAlign w:val="center"/>
           </w:tcPr>
@@ -18038,7 +18003,7 @@
         </w:tc>
         <w:tc>
           <w:tcPr>
-            <w:tcW w:w="781" w:type="dxa"/>
+            <w:tcW w:w="782" w:type="dxa"/>
             <w:tcBorders>
               <w:top w:val="single" w:sz="4" w:space="0" w:color="7F7F7F"/>
               <w:start w:val="single" w:sz="4" w:space="0" w:color="7F7F7F"/>
@@ -18094,7 +18059,7 @@
         </w:tc>
         <w:tc>
           <w:tcPr>
-            <w:tcW w:w="779" w:type="dxa"/>
+            <w:tcW w:w="778" w:type="dxa"/>
             <w:tcBorders>
               <w:top w:val="single" w:sz="4" w:space="0" w:color="7F7F7F"/>
               <w:start w:val="single" w:sz="4" w:space="0" w:color="7F7F7F"/>
@@ -18150,7 +18115,7 @@
         </w:tc>
         <w:tc>
           <w:tcPr>
-            <w:tcW w:w="781" w:type="dxa"/>
+            <w:tcW w:w="782" w:type="dxa"/>
             <w:tcBorders>
               <w:top w:val="single" w:sz="4" w:space="0" w:color="7F7F7F"/>
               <w:start w:val="single" w:sz="4" w:space="0" w:color="7F7F7F"/>
@@ -18389,6 +18354,7 @@
             </w:pPr>
             <w:r>
               <w:rPr/>
+              <w:t>2 3 5 7 11 13</w:t>
             </w:r>
           </w:p>
         </w:tc>
@@ -18448,6 +18414,7 @@
             </w:pPr>
             <w:r>
               <w:rPr/>
+              <w:t>0 1 4 6 8 9 10 12 14 15</w:t>
             </w:r>
           </w:p>
         </w:tc>
@@ -18505,6 +18472,7 @@
             </w:pPr>
             <w:r>
               <w:rPr/>
+              <w:t>A’B’CD’ + A’B’CD + A’BC’D + A’BCD + AB’CD + ABC’D</w:t>
             </w:r>
           </w:p>
         </w:tc>
@@ -18568,10 +18536,10 @@
         <w:tblLook w:noHBand="0" w:noVBand="0" w:firstColumn="0" w:lastRow="0" w:lastColumn="0" w:firstRow="0" w:val="0000"/>
       </w:tblPr>
       <w:tblGrid>
-        <w:gridCol w:w="2799"/>
+        <w:gridCol w:w="2798"/>
         <w:gridCol w:w="2000"/>
         <w:gridCol w:w="2400"/>
-        <w:gridCol w:w="2439"/>
+        <w:gridCol w:w="2440"/>
       </w:tblGrid>
       <w:tr>
         <w:trPr>
@@ -18581,7 +18549,7 @@
         </w:trPr>
         <w:tc>
           <w:tcPr>
-            <w:tcW w:w="2799" w:type="dxa"/>
+            <w:tcW w:w="2798" w:type="dxa"/>
             <w:tcBorders>
               <w:top w:val="single" w:sz="4" w:space="0" w:color="7F7F7F"/>
               <w:start w:val="single" w:sz="4" w:space="0" w:color="7F7F7F"/>
@@ -18674,7 +18642,7 @@
         </w:tc>
         <w:tc>
           <w:tcPr>
-            <w:tcW w:w="2439" w:type="dxa"/>
+            <w:tcW w:w="2440" w:type="dxa"/>
             <w:tcBorders>
               <w:top w:val="single" w:sz="4" w:space="0" w:color="7F7F7F"/>
               <w:start w:val="single" w:sz="4" w:space="0" w:color="7F7F7F"/>
@@ -18711,7 +18679,7 @@
         </w:trPr>
         <w:tc>
           <w:tcPr>
-            <w:tcW w:w="2799" w:type="dxa"/>
+            <w:tcW w:w="2798" w:type="dxa"/>
             <w:tcBorders>
               <w:top w:val="single" w:sz="4" w:space="0" w:color="7F7F7F"/>
               <w:start w:val="single" w:sz="4" w:space="0" w:color="7F7F7F"/>
@@ -18759,6 +18727,7 @@
             </w:pPr>
             <w:r>
               <w:rPr/>
+              <w:t>6</w:t>
             </w:r>
           </w:p>
         </w:tc>
@@ -18784,31 +18753,33 @@
             </w:pPr>
             <w:r>
               <w:rPr/>
-            </w:r>
-          </w:p>
-        </w:tc>
-        <w:tc>
-          <w:tcPr>
-            <w:tcW w:w="2439" w:type="dxa"/>
-            <w:tcBorders>
-              <w:top w:val="single" w:sz="4" w:space="0" w:color="7F7F7F"/>
-              <w:start w:val="single" w:sz="4" w:space="0" w:color="7F7F7F"/>
-              <w:bottom w:val="single" w:sz="4" w:space="0" w:color="7F7F7F"/>
-              <w:end w:val="single" w:sz="4" w:space="0" w:color="7F7F7F"/>
-            </w:tcBorders>
-            <w:shd w:color="auto" w:fill="FFF6D6" w:val="clear"/>
-            <w:vAlign w:val="center"/>
-          </w:tcPr>
-          <w:p>
-            <w:pPr>
-              <w:pStyle w:val="Normal"/>
-              <w:keepNext w:val="true"/>
-              <w:spacing w:lineRule="auto" w:line="252"/>
-              <w:jc w:val="center"/>
-              <w:rPr/>
-            </w:pPr>
-            <w:r>
-              <w:rPr/>
+              <w:t>4</w:t>
+            </w:r>
+          </w:p>
+        </w:tc>
+        <w:tc>
+          <w:tcPr>
+            <w:tcW w:w="2440" w:type="dxa"/>
+            <w:tcBorders>
+              <w:top w:val="single" w:sz="4" w:space="0" w:color="7F7F7F"/>
+              <w:start w:val="single" w:sz="4" w:space="0" w:color="7F7F7F"/>
+              <w:bottom w:val="single" w:sz="4" w:space="0" w:color="7F7F7F"/>
+              <w:end w:val="single" w:sz="4" w:space="0" w:color="7F7F7F"/>
+            </w:tcBorders>
+            <w:shd w:color="auto" w:fill="FFF6D6" w:val="clear"/>
+            <w:vAlign w:val="center"/>
+          </w:tcPr>
+          <w:p>
+            <w:pPr>
+              <w:pStyle w:val="Normal"/>
+              <w:keepNext w:val="true"/>
+              <w:spacing w:lineRule="auto" w:line="252"/>
+              <w:jc w:val="center"/>
+              <w:rPr/>
+            </w:pPr>
+            <w:r>
+              <w:rPr/>
+              <w:t>30</w:t>
             </w:r>
           </w:p>
         </w:tc>
@@ -18820,7 +18791,7 @@
         </w:trPr>
         <w:tc>
           <w:tcPr>
-            <w:tcW w:w="2799" w:type="dxa"/>
+            <w:tcW w:w="2798" w:type="dxa"/>
             <w:tcBorders>
               <w:top w:val="single" w:sz="4" w:space="0" w:color="7F7F7F"/>
               <w:start w:val="single" w:sz="4" w:space="0" w:color="7F7F7F"/>
@@ -18866,6 +18837,7 @@
             </w:pPr>
             <w:r>
               <w:rPr/>
+              <w:t>9</w:t>
             </w:r>
           </w:p>
         </w:tc>
@@ -18890,30 +18862,32 @@
             </w:pPr>
             <w:r>
               <w:rPr/>
-            </w:r>
-          </w:p>
-        </w:tc>
-        <w:tc>
-          <w:tcPr>
-            <w:tcW w:w="2439" w:type="dxa"/>
-            <w:tcBorders>
-              <w:top w:val="single" w:sz="4" w:space="0" w:color="7F7F7F"/>
-              <w:start w:val="single" w:sz="4" w:space="0" w:color="7F7F7F"/>
-              <w:bottom w:val="single" w:sz="4" w:space="0" w:color="7F7F7F"/>
-              <w:end w:val="single" w:sz="4" w:space="0" w:color="7F7F7F"/>
-            </w:tcBorders>
-            <w:shd w:color="auto" w:fill="FFF6D6" w:val="clear"/>
-            <w:vAlign w:val="center"/>
-          </w:tcPr>
-          <w:p>
-            <w:pPr>
-              <w:pStyle w:val="Normal"/>
-              <w:spacing w:lineRule="auto" w:line="252"/>
-              <w:jc w:val="center"/>
-              <w:rPr/>
-            </w:pPr>
-            <w:r>
-              <w:rPr/>
+              <w:t>4</w:t>
+            </w:r>
+          </w:p>
+        </w:tc>
+        <w:tc>
+          <w:tcPr>
+            <w:tcW w:w="2440" w:type="dxa"/>
+            <w:tcBorders>
+              <w:top w:val="single" w:sz="4" w:space="0" w:color="7F7F7F"/>
+              <w:start w:val="single" w:sz="4" w:space="0" w:color="7F7F7F"/>
+              <w:bottom w:val="single" w:sz="4" w:space="0" w:color="7F7F7F"/>
+              <w:end w:val="single" w:sz="4" w:space="0" w:color="7F7F7F"/>
+            </w:tcBorders>
+            <w:shd w:color="auto" w:fill="FFF6D6" w:val="clear"/>
+            <w:vAlign w:val="center"/>
+          </w:tcPr>
+          <w:p>
+            <w:pPr>
+              <w:pStyle w:val="Normal"/>
+              <w:spacing w:lineRule="auto" w:line="252"/>
+              <w:jc w:val="center"/>
+              <w:rPr/>
+            </w:pPr>
+            <w:r>
+              <w:rPr/>
+              <w:t>45</w:t>
             </w:r>
           </w:p>
         </w:tc>
@@ -18991,8 +18965,8 @@
       <w:tblGrid>
         <w:gridCol w:w="2600"/>
         <w:gridCol w:w="1899"/>
-        <w:gridCol w:w="1900"/>
-        <w:gridCol w:w="3239"/>
+        <w:gridCol w:w="1899"/>
+        <w:gridCol w:w="3240"/>
       </w:tblGrid>
       <w:tr>
         <w:trPr>
@@ -19071,7 +19045,7 @@
         </w:tc>
         <w:tc>
           <w:tcPr>
-            <w:tcW w:w="1900" w:type="dxa"/>
+            <w:tcW w:w="1899" w:type="dxa"/>
             <w:tcBorders>
               <w:top w:val="single" w:sz="4" w:space="0" w:color="7F7F7F"/>
               <w:start w:val="single" w:sz="4" w:space="0" w:color="7F7F7F"/>
@@ -19106,7 +19080,7 @@
         </w:tc>
         <w:tc>
           <w:tcPr>
-            <w:tcW w:w="3239" w:type="dxa"/>
+            <w:tcW w:w="3240" w:type="dxa"/>
             <w:tcBorders>
               <w:top w:val="single" w:sz="4" w:space="0" w:color="7F7F7F"/>
               <w:start w:val="single" w:sz="4" w:space="0" w:color="7F7F7F"/>
@@ -19158,17 +19132,21 @@
           <w:p>
             <w:pPr>
               <w:pStyle w:val="Normal"/>
-              <w:rPr/>
-            </w:pPr>
-            <w:r>
-              <w:rPr>
-                <w:i/>
-                <w:iCs/>
-                <w:color w:val="7F7F7F"/>
+              <w:rPr>
+                <w:i w:val="false"/>
+                <w:iCs w:val="false"/>
+                <w:color w:val="111111"/>
+              </w:rPr>
+            </w:pPr>
+            <w:r>
+              <w:rPr>
+                <w:i w:val="false"/>
+                <w:iCs w:val="false"/>
+                <w:color w:val="111111"/>
                 <w:sz w:val="20"/>
                 <w:szCs w:val="20"/>
               </w:rPr>
-              <w:t>Lý do:</w:t>
+              <w:t>SOP rẻ hơn vì có ít term hơn.</w:t>
             </w:r>
           </w:p>
         </w:tc>
@@ -19364,8 +19342,8 @@
         <w:tblLook w:noHBand="0" w:noVBand="0" w:firstColumn="0" w:lastRow="0" w:lastColumn="0" w:firstRow="0" w:val="0000"/>
       </w:tblPr>
       <w:tblGrid>
-        <w:gridCol w:w="5999"/>
-        <w:gridCol w:w="3639"/>
+        <w:gridCol w:w="5998"/>
+        <w:gridCol w:w="3640"/>
       </w:tblGrid>
       <w:tr>
         <w:trPr>
@@ -19374,7 +19352,7 @@
         </w:trPr>
         <w:tc>
           <w:tcPr>
-            <w:tcW w:w="5999" w:type="dxa"/>
+            <w:tcW w:w="5998" w:type="dxa"/>
             <w:tcBorders>
               <w:top w:val="single" w:sz="4" w:space="0" w:color="7F7F7F"/>
               <w:start w:val="single" w:sz="4" w:space="0" w:color="7F7F7F"/>
@@ -19402,7 +19380,7 @@
         </w:tc>
         <w:tc>
           <w:tcPr>
-            <w:tcW w:w="3639" w:type="dxa"/>
+            <w:tcW w:w="3640" w:type="dxa"/>
             <w:tcBorders>
               <w:top w:val="single" w:sz="4" w:space="0" w:color="7F7F7F"/>
               <w:start w:val="single" w:sz="4" w:space="0" w:color="7F7F7F"/>
@@ -19433,7 +19411,7 @@
         </w:trPr>
         <w:tc>
           <w:tcPr>
-            <w:tcW w:w="5999" w:type="dxa"/>
+            <w:tcW w:w="5998" w:type="dxa"/>
             <w:tcBorders>
               <w:top w:val="single" w:sz="4" w:space="0" w:color="7F7F7F"/>
               <w:start w:val="single" w:sz="4" w:space="0" w:color="7F7F7F"/>
@@ -19461,7 +19439,7 @@
         </w:tc>
         <w:tc>
           <w:tcPr>
-            <w:tcW w:w="3639" w:type="dxa"/>
+            <w:tcW w:w="3640" w:type="dxa"/>
             <w:tcBorders>
               <w:top w:val="single" w:sz="4" w:space="0" w:color="7F7F7F"/>
               <w:start w:val="single" w:sz="4" w:space="0" w:color="7F7F7F"/>
@@ -19492,7 +19470,7 @@
         </w:trPr>
         <w:tc>
           <w:tcPr>
-            <w:tcW w:w="5999" w:type="dxa"/>
+            <w:tcW w:w="5998" w:type="dxa"/>
             <w:tcBorders>
               <w:top w:val="single" w:sz="4" w:space="0" w:color="7F7F7F"/>
               <w:start w:val="single" w:sz="4" w:space="0" w:color="7F7F7F"/>
@@ -19520,7 +19498,7 @@
         </w:tc>
         <w:tc>
           <w:tcPr>
-            <w:tcW w:w="3639" w:type="dxa"/>
+            <w:tcW w:w="3640" w:type="dxa"/>
             <w:tcBorders>
               <w:top w:val="single" w:sz="4" w:space="0" w:color="7F7F7F"/>
               <w:start w:val="single" w:sz="4" w:space="0" w:color="7F7F7F"/>
@@ -19551,7 +19529,7 @@
         </w:trPr>
         <w:tc>
           <w:tcPr>
-            <w:tcW w:w="5999" w:type="dxa"/>
+            <w:tcW w:w="5998" w:type="dxa"/>
             <w:tcBorders>
               <w:top w:val="single" w:sz="4" w:space="0" w:color="7F7F7F"/>
               <w:start w:val="single" w:sz="4" w:space="0" w:color="7F7F7F"/>
@@ -19595,7 +19573,7 @@
         </w:tc>
         <w:tc>
           <w:tcPr>
-            <w:tcW w:w="3639" w:type="dxa"/>
+            <w:tcW w:w="3640" w:type="dxa"/>
             <w:tcBorders>
               <w:top w:val="single" w:sz="4" w:space="0" w:color="7F7F7F"/>
               <w:start w:val="single" w:sz="4" w:space="0" w:color="7F7F7F"/>
@@ -19626,7 +19604,7 @@
         </w:trPr>
         <w:tc>
           <w:tcPr>
-            <w:tcW w:w="5999" w:type="dxa"/>
+            <w:tcW w:w="5998" w:type="dxa"/>
             <w:tcBorders>
               <w:top w:val="single" w:sz="4" w:space="0" w:color="7F7F7F"/>
               <w:start w:val="single" w:sz="4" w:space="0" w:color="7F7F7F"/>
@@ -19654,7 +19632,7 @@
         </w:tc>
         <w:tc>
           <w:tcPr>
-            <w:tcW w:w="3639" w:type="dxa"/>
+            <w:tcW w:w="3640" w:type="dxa"/>
             <w:tcBorders>
               <w:top w:val="single" w:sz="4" w:space="0" w:color="7F7F7F"/>
               <w:start w:val="single" w:sz="4" w:space="0" w:color="7F7F7F"/>
@@ -19685,7 +19663,7 @@
         </w:trPr>
         <w:tc>
           <w:tcPr>
-            <w:tcW w:w="5999" w:type="dxa"/>
+            <w:tcW w:w="5998" w:type="dxa"/>
             <w:tcBorders>
               <w:top w:val="single" w:sz="4" w:space="0" w:color="7F7F7F"/>
               <w:start w:val="single" w:sz="4" w:space="0" w:color="7F7F7F"/>
@@ -19712,7 +19690,7 @@
         </w:tc>
         <w:tc>
           <w:tcPr>
-            <w:tcW w:w="3639" w:type="dxa"/>
+            <w:tcW w:w="3640" w:type="dxa"/>
             <w:tcBorders>
               <w:top w:val="single" w:sz="4" w:space="0" w:color="7F7F7F"/>
               <w:start w:val="single" w:sz="4" w:space="0" w:color="7F7F7F"/>
@@ -19884,6 +19862,7 @@
       <w:pPr>
         <w:pStyle w:val="Heading1"/>
         <w:keepNext w:val="true"/>
+        <w:spacing w:before="0" w:after="140"/>
         <w:rPr/>
       </w:pPr>
       <w:r>
@@ -21488,11 +21467,11 @@
         <w:tblLook w:noHBand="0" w:noVBand="0" w:firstColumn="0" w:lastRow="0" w:lastColumn="0" w:firstRow="0" w:val="0000"/>
       </w:tblPr>
       <w:tblGrid>
-        <w:gridCol w:w="2399"/>
+        <w:gridCol w:w="2398"/>
         <w:gridCol w:w="800"/>
         <w:gridCol w:w="2400"/>
         <w:gridCol w:w="800"/>
-        <w:gridCol w:w="2401"/>
+        <w:gridCol w:w="2402"/>
         <w:gridCol w:w="838"/>
       </w:tblGrid>
       <w:tr>
@@ -21502,7 +21481,7 @@
         </w:trPr>
         <w:tc>
           <w:tcPr>
-            <w:tcW w:w="2399" w:type="dxa"/>
+            <w:tcW w:w="2398" w:type="dxa"/>
             <w:tcBorders>
               <w:top w:val="single" w:sz="4" w:space="0" w:color="7F7F7F"/>
               <w:start w:val="single" w:sz="4" w:space="0" w:color="7F7F7F"/>
@@ -21612,7 +21591,7 @@
         </w:tc>
         <w:tc>
           <w:tcPr>
-            <w:tcW w:w="2401" w:type="dxa"/>
+            <w:tcW w:w="2402" w:type="dxa"/>
             <w:tcBorders>
               <w:top w:val="single" w:sz="4" w:space="0" w:color="7F7F7F"/>
               <w:start w:val="single" w:sz="4" w:space="0" w:color="7F7F7F"/>
@@ -21736,10 +21715,10 @@
       </w:tblPr>
       <w:tblGrid>
         <w:gridCol w:w="1000"/>
-        <w:gridCol w:w="2999"/>
+        <w:gridCol w:w="2998"/>
         <w:gridCol w:w="1200"/>
         <w:gridCol w:w="2000"/>
-        <w:gridCol w:w="2439"/>
+        <w:gridCol w:w="2440"/>
       </w:tblGrid>
       <w:tr>
         <w:trPr>
@@ -21780,7 +21759,7 @@
         </w:tc>
         <w:tc>
           <w:tcPr>
-            <w:tcW w:w="2999" w:type="dxa"/>
+            <w:tcW w:w="2998" w:type="dxa"/>
             <w:tcBorders>
               <w:top w:val="single" w:sz="4" w:space="0" w:color="7F7F7F"/>
               <w:start w:val="single" w:sz="4" w:space="0" w:color="7F7F7F"/>
@@ -21873,7 +21852,7 @@
         </w:tc>
         <w:tc>
           <w:tcPr>
-            <w:tcW w:w="2439" w:type="dxa"/>
+            <w:tcW w:w="2440" w:type="dxa"/>
             <w:tcBorders>
               <w:top w:val="single" w:sz="4" w:space="0" w:color="7F7F7F"/>
               <w:start w:val="single" w:sz="4" w:space="0" w:color="7F7F7F"/>
@@ -21939,7 +21918,7 @@
         </w:tc>
         <w:tc>
           <w:tcPr>
-            <w:tcW w:w="2999" w:type="dxa"/>
+            <w:tcW w:w="2998" w:type="dxa"/>
             <w:tcBorders>
               <w:top w:val="single" w:sz="4" w:space="0" w:color="7F7F7F"/>
               <w:start w:val="single" w:sz="4" w:space="0" w:color="7F7F7F"/>
@@ -22014,7 +21993,7 @@
         </w:tc>
         <w:tc>
           <w:tcPr>
-            <w:tcW w:w="2439" w:type="dxa"/>
+            <w:tcW w:w="2440" w:type="dxa"/>
             <w:tcBorders>
               <w:top w:val="single" w:sz="4" w:space="0" w:color="7F7F7F"/>
               <w:start w:val="single" w:sz="4" w:space="0" w:color="7F7F7F"/>
@@ -22074,7 +22053,7 @@
         </w:tc>
         <w:tc>
           <w:tcPr>
-            <w:tcW w:w="2999" w:type="dxa"/>
+            <w:tcW w:w="2998" w:type="dxa"/>
             <w:tcBorders>
               <w:top w:val="single" w:sz="4" w:space="0" w:color="7F7F7F"/>
               <w:start w:val="single" w:sz="4" w:space="0" w:color="7F7F7F"/>
@@ -22149,7 +22128,7 @@
         </w:tc>
         <w:tc>
           <w:tcPr>
-            <w:tcW w:w="2439" w:type="dxa"/>
+            <w:tcW w:w="2440" w:type="dxa"/>
             <w:tcBorders>
               <w:top w:val="single" w:sz="4" w:space="0" w:color="7F7F7F"/>
               <w:start w:val="single" w:sz="4" w:space="0" w:color="7F7F7F"/>
@@ -22209,7 +22188,7 @@
         </w:tc>
         <w:tc>
           <w:tcPr>
-            <w:tcW w:w="2999" w:type="dxa"/>
+            <w:tcW w:w="2998" w:type="dxa"/>
             <w:tcBorders>
               <w:top w:val="single" w:sz="4" w:space="0" w:color="7F7F7F"/>
               <w:start w:val="single" w:sz="4" w:space="0" w:color="7F7F7F"/>
@@ -22284,7 +22263,7 @@
         </w:tc>
         <w:tc>
           <w:tcPr>
-            <w:tcW w:w="2439" w:type="dxa"/>
+            <w:tcW w:w="2440" w:type="dxa"/>
             <w:tcBorders>
               <w:top w:val="single" w:sz="4" w:space="0" w:color="7F7F7F"/>
               <w:start w:val="single" w:sz="4" w:space="0" w:color="7F7F7F"/>
@@ -22344,7 +22323,7 @@
         </w:tc>
         <w:tc>
           <w:tcPr>
-            <w:tcW w:w="2999" w:type="dxa"/>
+            <w:tcW w:w="2998" w:type="dxa"/>
             <w:tcBorders>
               <w:top w:val="single" w:sz="4" w:space="0" w:color="7F7F7F"/>
               <w:start w:val="single" w:sz="4" w:space="0" w:color="7F7F7F"/>
@@ -22419,7 +22398,7 @@
         </w:tc>
         <w:tc>
           <w:tcPr>
-            <w:tcW w:w="2439" w:type="dxa"/>
+            <w:tcW w:w="2440" w:type="dxa"/>
             <w:tcBorders>
               <w:top w:val="single" w:sz="4" w:space="0" w:color="7F7F7F"/>
               <w:start w:val="single" w:sz="4" w:space="0" w:color="7F7F7F"/>
@@ -22479,7 +22458,7 @@
         </w:tc>
         <w:tc>
           <w:tcPr>
-            <w:tcW w:w="2999" w:type="dxa"/>
+            <w:tcW w:w="2998" w:type="dxa"/>
             <w:tcBorders>
               <w:top w:val="single" w:sz="4" w:space="0" w:color="7F7F7F"/>
               <w:start w:val="single" w:sz="4" w:space="0" w:color="7F7F7F"/>
@@ -22554,7 +22533,7 @@
         </w:tc>
         <w:tc>
           <w:tcPr>
-            <w:tcW w:w="2439" w:type="dxa"/>
+            <w:tcW w:w="2440" w:type="dxa"/>
             <w:tcBorders>
               <w:top w:val="single" w:sz="4" w:space="0" w:color="7F7F7F"/>
               <w:start w:val="single" w:sz="4" w:space="0" w:color="7F7F7F"/>
@@ -22634,7 +22613,7 @@
         </w:tc>
         <w:tc>
           <w:tcPr>
-            <w:tcW w:w="4199" w:type="dxa"/>
+            <w:tcW w:w="4198" w:type="dxa"/>
             <w:gridSpan w:val="2"/>
             <w:tcBorders>
               <w:top w:val="single" w:sz="4" w:space="0" w:color="7F7F7F"/>
@@ -22689,7 +22668,7 @@
         </w:tc>
         <w:tc>
           <w:tcPr>
-            <w:tcW w:w="2439" w:type="dxa"/>
+            <w:tcW w:w="2440" w:type="dxa"/>
             <w:tcBorders>
               <w:top w:val="single" w:sz="4" w:space="0" w:color="7F7F7F"/>
               <w:start w:val="single" w:sz="4" w:space="0" w:color="7F7F7F"/>
@@ -22918,10 +22897,10 @@
       </w:tblPr>
       <w:tblGrid>
         <w:gridCol w:w="1000"/>
-        <w:gridCol w:w="2999"/>
+        <w:gridCol w:w="2998"/>
         <w:gridCol w:w="1200"/>
         <w:gridCol w:w="2000"/>
-        <w:gridCol w:w="2439"/>
+        <w:gridCol w:w="2440"/>
       </w:tblGrid>
       <w:tr>
         <w:trPr>
@@ -22962,7 +22941,7 @@
         </w:tc>
         <w:tc>
           <w:tcPr>
-            <w:tcW w:w="2999" w:type="dxa"/>
+            <w:tcW w:w="2998" w:type="dxa"/>
             <w:tcBorders>
               <w:top w:val="single" w:sz="4" w:space="0" w:color="7F7F7F"/>
               <w:start w:val="single" w:sz="4" w:space="0" w:color="7F7F7F"/>
@@ -23055,7 +23034,7 @@
         </w:tc>
         <w:tc>
           <w:tcPr>
-            <w:tcW w:w="2439" w:type="dxa"/>
+            <w:tcW w:w="2440" w:type="dxa"/>
             <w:tcBorders>
               <w:top w:val="single" w:sz="4" w:space="0" w:color="7F7F7F"/>
               <w:start w:val="single" w:sz="4" w:space="0" w:color="7F7F7F"/>
@@ -23121,7 +23100,7 @@
         </w:tc>
         <w:tc>
           <w:tcPr>
-            <w:tcW w:w="2999" w:type="dxa"/>
+            <w:tcW w:w="2998" w:type="dxa"/>
             <w:tcBorders>
               <w:top w:val="single" w:sz="4" w:space="0" w:color="7F7F7F"/>
               <w:start w:val="single" w:sz="4" w:space="0" w:color="7F7F7F"/>
@@ -23196,7 +23175,7 @@
         </w:tc>
         <w:tc>
           <w:tcPr>
-            <w:tcW w:w="2439" w:type="dxa"/>
+            <w:tcW w:w="2440" w:type="dxa"/>
             <w:tcBorders>
               <w:top w:val="single" w:sz="4" w:space="0" w:color="7F7F7F"/>
               <w:start w:val="single" w:sz="4" w:space="0" w:color="7F7F7F"/>
@@ -23256,7 +23235,7 @@
         </w:tc>
         <w:tc>
           <w:tcPr>
-            <w:tcW w:w="2999" w:type="dxa"/>
+            <w:tcW w:w="2998" w:type="dxa"/>
             <w:tcBorders>
               <w:top w:val="single" w:sz="4" w:space="0" w:color="7F7F7F"/>
               <w:start w:val="single" w:sz="4" w:space="0" w:color="7F7F7F"/>
@@ -23331,7 +23310,7 @@
         </w:tc>
         <w:tc>
           <w:tcPr>
-            <w:tcW w:w="2439" w:type="dxa"/>
+            <w:tcW w:w="2440" w:type="dxa"/>
             <w:tcBorders>
               <w:top w:val="single" w:sz="4" w:space="0" w:color="7F7F7F"/>
               <w:start w:val="single" w:sz="4" w:space="0" w:color="7F7F7F"/>
@@ -23391,7 +23370,7 @@
         </w:tc>
         <w:tc>
           <w:tcPr>
-            <w:tcW w:w="2999" w:type="dxa"/>
+            <w:tcW w:w="2998" w:type="dxa"/>
             <w:tcBorders>
               <w:top w:val="single" w:sz="4" w:space="0" w:color="7F7F7F"/>
               <w:start w:val="single" w:sz="4" w:space="0" w:color="7F7F7F"/>
@@ -23466,7 +23445,7 @@
         </w:tc>
         <w:tc>
           <w:tcPr>
-            <w:tcW w:w="2439" w:type="dxa"/>
+            <w:tcW w:w="2440" w:type="dxa"/>
             <w:tcBorders>
               <w:top w:val="single" w:sz="4" w:space="0" w:color="7F7F7F"/>
               <w:start w:val="single" w:sz="4" w:space="0" w:color="7F7F7F"/>
@@ -23526,7 +23505,7 @@
         </w:tc>
         <w:tc>
           <w:tcPr>
-            <w:tcW w:w="2999" w:type="dxa"/>
+            <w:tcW w:w="2998" w:type="dxa"/>
             <w:tcBorders>
               <w:top w:val="single" w:sz="4" w:space="0" w:color="7F7F7F"/>
               <w:start w:val="single" w:sz="4" w:space="0" w:color="7F7F7F"/>
@@ -23601,7 +23580,7 @@
         </w:tc>
         <w:tc>
           <w:tcPr>
-            <w:tcW w:w="2439" w:type="dxa"/>
+            <w:tcW w:w="2440" w:type="dxa"/>
             <w:tcBorders>
               <w:top w:val="single" w:sz="4" w:space="0" w:color="7F7F7F"/>
               <w:start w:val="single" w:sz="4" w:space="0" w:color="7F7F7F"/>
@@ -23661,7 +23640,7 @@
         </w:tc>
         <w:tc>
           <w:tcPr>
-            <w:tcW w:w="2999" w:type="dxa"/>
+            <w:tcW w:w="2998" w:type="dxa"/>
             <w:tcBorders>
               <w:top w:val="single" w:sz="4" w:space="0" w:color="7F7F7F"/>
               <w:start w:val="single" w:sz="4" w:space="0" w:color="7F7F7F"/>
@@ -23736,7 +23715,7 @@
         </w:tc>
         <w:tc>
           <w:tcPr>
-            <w:tcW w:w="2439" w:type="dxa"/>
+            <w:tcW w:w="2440" w:type="dxa"/>
             <w:tcBorders>
               <w:top w:val="single" w:sz="4" w:space="0" w:color="7F7F7F"/>
               <w:start w:val="single" w:sz="4" w:space="0" w:color="7F7F7F"/>
@@ -23816,7 +23795,7 @@
         </w:tc>
         <w:tc>
           <w:tcPr>
-            <w:tcW w:w="4199" w:type="dxa"/>
+            <w:tcW w:w="4198" w:type="dxa"/>
             <w:gridSpan w:val="2"/>
             <w:tcBorders>
               <w:top w:val="single" w:sz="4" w:space="0" w:color="7F7F7F"/>
@@ -23871,7 +23850,7 @@
         </w:tc>
         <w:tc>
           <w:tcPr>
-            <w:tcW w:w="2439" w:type="dxa"/>
+            <w:tcW w:w="2440" w:type="dxa"/>
             <w:tcBorders>
               <w:top w:val="single" w:sz="4" w:space="0" w:color="7F7F7F"/>
               <w:start w:val="single" w:sz="4" w:space="0" w:color="7F7F7F"/>
@@ -24158,8 +24137,8 @@
         <w:tblLook w:noHBand="0" w:noVBand="0" w:firstColumn="0" w:lastRow="0" w:lastColumn="0" w:firstRow="0" w:val="0000"/>
       </w:tblPr>
       <w:tblGrid>
-        <w:gridCol w:w="5999"/>
-        <w:gridCol w:w="3639"/>
+        <w:gridCol w:w="5998"/>
+        <w:gridCol w:w="3640"/>
       </w:tblGrid>
       <w:tr>
         <w:trPr>
@@ -24168,7 +24147,7 @@
         </w:trPr>
         <w:tc>
           <w:tcPr>
-            <w:tcW w:w="5999" w:type="dxa"/>
+            <w:tcW w:w="5998" w:type="dxa"/>
             <w:tcBorders>
               <w:top w:val="single" w:sz="4" w:space="0" w:color="7F7F7F"/>
               <w:start w:val="single" w:sz="4" w:space="0" w:color="7F7F7F"/>
@@ -24196,7 +24175,7 @@
         </w:tc>
         <w:tc>
           <w:tcPr>
-            <w:tcW w:w="3639" w:type="dxa"/>
+            <w:tcW w:w="3640" w:type="dxa"/>
             <w:tcBorders>
               <w:top w:val="single" w:sz="4" w:space="0" w:color="7F7F7F"/>
               <w:start w:val="single" w:sz="4" w:space="0" w:color="7F7F7F"/>
@@ -24227,7 +24206,7 @@
         </w:trPr>
         <w:tc>
           <w:tcPr>
-            <w:tcW w:w="5999" w:type="dxa"/>
+            <w:tcW w:w="5998" w:type="dxa"/>
             <w:tcBorders>
               <w:top w:val="single" w:sz="4" w:space="0" w:color="7F7F7F"/>
               <w:start w:val="single" w:sz="4" w:space="0" w:color="7F7F7F"/>
@@ -24255,7 +24234,7 @@
         </w:tc>
         <w:tc>
           <w:tcPr>
-            <w:tcW w:w="3639" w:type="dxa"/>
+            <w:tcW w:w="3640" w:type="dxa"/>
             <w:tcBorders>
               <w:top w:val="single" w:sz="4" w:space="0" w:color="7F7F7F"/>
               <w:start w:val="single" w:sz="4" w:space="0" w:color="7F7F7F"/>
@@ -24286,7 +24265,7 @@
         </w:trPr>
         <w:tc>
           <w:tcPr>
-            <w:tcW w:w="5999" w:type="dxa"/>
+            <w:tcW w:w="5998" w:type="dxa"/>
             <w:tcBorders>
               <w:top w:val="single" w:sz="4" w:space="0" w:color="7F7F7F"/>
               <w:start w:val="single" w:sz="4" w:space="0" w:color="7F7F7F"/>
@@ -24313,7 +24292,7 @@
         </w:tc>
         <w:tc>
           <w:tcPr>
-            <w:tcW w:w="3639" w:type="dxa"/>
+            <w:tcW w:w="3640" w:type="dxa"/>
             <w:tcBorders>
               <w:top w:val="single" w:sz="4" w:space="0" w:color="7F7F7F"/>
               <w:start w:val="single" w:sz="4" w:space="0" w:color="7F7F7F"/>
@@ -24386,11 +24365,11 @@
         <w:tblLook w:noHBand="0" w:noVBand="0" w:firstColumn="0" w:lastRow="0" w:lastColumn="0" w:firstRow="0" w:val="0000"/>
       </w:tblPr>
       <w:tblGrid>
-        <w:gridCol w:w="2699"/>
-        <w:gridCol w:w="1001"/>
-        <w:gridCol w:w="1499"/>
+        <w:gridCol w:w="2698"/>
+        <w:gridCol w:w="1002"/>
+        <w:gridCol w:w="1498"/>
         <w:gridCol w:w="1200"/>
-        <w:gridCol w:w="1901"/>
+        <w:gridCol w:w="1902"/>
         <w:gridCol w:w="1338"/>
       </w:tblGrid>
       <w:tr>
@@ -24401,7 +24380,7 @@
         </w:trPr>
         <w:tc>
           <w:tcPr>
-            <w:tcW w:w="2699" w:type="dxa"/>
+            <w:tcW w:w="2698" w:type="dxa"/>
             <w:tcBorders>
               <w:top w:val="single" w:sz="4" w:space="0" w:color="7F7F7F"/>
               <w:start w:val="single" w:sz="4" w:space="0" w:color="7F7F7F"/>
@@ -24432,7 +24411,7 @@
         </w:tc>
         <w:tc>
           <w:tcPr>
-            <w:tcW w:w="1001" w:type="dxa"/>
+            <w:tcW w:w="1002" w:type="dxa"/>
             <w:tcBorders>
               <w:top w:val="single" w:sz="4" w:space="0" w:color="7F7F7F"/>
               <w:start w:val="single" w:sz="4" w:space="0" w:color="7F7F7F"/>
@@ -24463,7 +24442,7 @@
         </w:tc>
         <w:tc>
           <w:tcPr>
-            <w:tcW w:w="1499" w:type="dxa"/>
+            <w:tcW w:w="1498" w:type="dxa"/>
             <w:tcBorders>
               <w:top w:val="single" w:sz="4" w:space="0" w:color="7F7F7F"/>
               <w:start w:val="single" w:sz="4" w:space="0" w:color="7F7F7F"/>
@@ -24525,7 +24504,7 @@
         </w:tc>
         <w:tc>
           <w:tcPr>
-            <w:tcW w:w="1901" w:type="dxa"/>
+            <w:tcW w:w="1902" w:type="dxa"/>
             <w:tcBorders>
               <w:top w:val="single" w:sz="4" w:space="0" w:color="7F7F7F"/>
               <w:start w:val="single" w:sz="4" w:space="0" w:color="7F7F7F"/>
@@ -24593,7 +24572,7 @@
         </w:trPr>
         <w:tc>
           <w:tcPr>
-            <w:tcW w:w="2699" w:type="dxa"/>
+            <w:tcW w:w="2698" w:type="dxa"/>
             <w:tcBorders>
               <w:top w:val="single" w:sz="4" w:space="0" w:color="7F7F7F"/>
               <w:start w:val="single" w:sz="4" w:space="0" w:color="7F7F7F"/>
@@ -24621,32 +24600,32 @@
         </w:tc>
         <w:tc>
           <w:tcPr>
-            <w:tcW w:w="1001" w:type="dxa"/>
-            <w:tcBorders>
-              <w:top w:val="single" w:sz="4" w:space="0" w:color="7F7F7F"/>
-              <w:start w:val="single" w:sz="4" w:space="0" w:color="7F7F7F"/>
-              <w:bottom w:val="single" w:sz="4" w:space="0" w:color="7F7F7F"/>
-              <w:end w:val="single" w:sz="4" w:space="0" w:color="7F7F7F"/>
-            </w:tcBorders>
-            <w:shd w:color="auto" w:fill="FFF6D6" w:val="clear"/>
-            <w:vAlign w:val="center"/>
-          </w:tcPr>
-          <w:p>
-            <w:pPr>
-              <w:pStyle w:val="Normal"/>
-              <w:keepNext w:val="true"/>
-              <w:spacing w:lineRule="auto" w:line="252"/>
-              <w:jc w:val="center"/>
-              <w:rPr/>
-            </w:pPr>
-            <w:r>
-              <w:rPr/>
-            </w:r>
-          </w:p>
-        </w:tc>
-        <w:tc>
-          <w:tcPr>
-            <w:tcW w:w="1499" w:type="dxa"/>
+            <w:tcW w:w="1002" w:type="dxa"/>
+            <w:tcBorders>
+              <w:top w:val="single" w:sz="4" w:space="0" w:color="7F7F7F"/>
+              <w:start w:val="single" w:sz="4" w:space="0" w:color="7F7F7F"/>
+              <w:bottom w:val="single" w:sz="4" w:space="0" w:color="7F7F7F"/>
+              <w:end w:val="single" w:sz="4" w:space="0" w:color="7F7F7F"/>
+            </w:tcBorders>
+            <w:shd w:color="auto" w:fill="FFF6D6" w:val="clear"/>
+            <w:vAlign w:val="center"/>
+          </w:tcPr>
+          <w:p>
+            <w:pPr>
+              <w:pStyle w:val="Normal"/>
+              <w:keepNext w:val="true"/>
+              <w:spacing w:lineRule="auto" w:line="252"/>
+              <w:jc w:val="center"/>
+              <w:rPr/>
+            </w:pPr>
+            <w:r>
+              <w:rPr/>
+            </w:r>
+          </w:p>
+        </w:tc>
+        <w:tc>
+          <w:tcPr>
+            <w:tcW w:w="1498" w:type="dxa"/>
             <w:tcBorders>
               <w:top w:val="single" w:sz="4" w:space="0" w:color="7F7F7F"/>
               <w:start w:val="single" w:sz="4" w:space="0" w:color="7F7F7F"/>
@@ -24696,7 +24675,7 @@
         </w:tc>
         <w:tc>
           <w:tcPr>
-            <w:tcW w:w="1901" w:type="dxa"/>
+            <w:tcW w:w="1902" w:type="dxa"/>
             <w:tcBorders>
               <w:top w:val="single" w:sz="4" w:space="0" w:color="7F7F7F"/>
               <w:start w:val="single" w:sz="4" w:space="0" w:color="7F7F7F"/>
@@ -24752,7 +24731,7 @@
         </w:trPr>
         <w:tc>
           <w:tcPr>
-            <w:tcW w:w="2699" w:type="dxa"/>
+            <w:tcW w:w="2698" w:type="dxa"/>
             <w:tcBorders>
               <w:top w:val="single" w:sz="4" w:space="0" w:color="7F7F7F"/>
               <w:start w:val="single" w:sz="4" w:space="0" w:color="7F7F7F"/>
@@ -24780,32 +24759,32 @@
         </w:tc>
         <w:tc>
           <w:tcPr>
-            <w:tcW w:w="1001" w:type="dxa"/>
-            <w:tcBorders>
-              <w:top w:val="single" w:sz="4" w:space="0" w:color="7F7F7F"/>
-              <w:start w:val="single" w:sz="4" w:space="0" w:color="7F7F7F"/>
-              <w:bottom w:val="single" w:sz="4" w:space="0" w:color="7F7F7F"/>
-              <w:end w:val="single" w:sz="4" w:space="0" w:color="7F7F7F"/>
-            </w:tcBorders>
-            <w:shd w:color="auto" w:fill="FFF6D6" w:val="clear"/>
-            <w:vAlign w:val="center"/>
-          </w:tcPr>
-          <w:p>
-            <w:pPr>
-              <w:pStyle w:val="Normal"/>
-              <w:keepNext w:val="true"/>
-              <w:spacing w:lineRule="auto" w:line="252"/>
-              <w:jc w:val="center"/>
-              <w:rPr/>
-            </w:pPr>
-            <w:r>
-              <w:rPr/>
-            </w:r>
-          </w:p>
-        </w:tc>
-        <w:tc>
-          <w:tcPr>
-            <w:tcW w:w="1499" w:type="dxa"/>
+            <w:tcW w:w="1002" w:type="dxa"/>
+            <w:tcBorders>
+              <w:top w:val="single" w:sz="4" w:space="0" w:color="7F7F7F"/>
+              <w:start w:val="single" w:sz="4" w:space="0" w:color="7F7F7F"/>
+              <w:bottom w:val="single" w:sz="4" w:space="0" w:color="7F7F7F"/>
+              <w:end w:val="single" w:sz="4" w:space="0" w:color="7F7F7F"/>
+            </w:tcBorders>
+            <w:shd w:color="auto" w:fill="FFF6D6" w:val="clear"/>
+            <w:vAlign w:val="center"/>
+          </w:tcPr>
+          <w:p>
+            <w:pPr>
+              <w:pStyle w:val="Normal"/>
+              <w:keepNext w:val="true"/>
+              <w:spacing w:lineRule="auto" w:line="252"/>
+              <w:jc w:val="center"/>
+              <w:rPr/>
+            </w:pPr>
+            <w:r>
+              <w:rPr/>
+            </w:r>
+          </w:p>
+        </w:tc>
+        <w:tc>
+          <w:tcPr>
+            <w:tcW w:w="1498" w:type="dxa"/>
             <w:tcBorders>
               <w:top w:val="single" w:sz="4" w:space="0" w:color="7F7F7F"/>
               <w:start w:val="single" w:sz="4" w:space="0" w:color="7F7F7F"/>
@@ -24855,7 +24834,7 @@
         </w:tc>
         <w:tc>
           <w:tcPr>
-            <w:tcW w:w="1901" w:type="dxa"/>
+            <w:tcW w:w="1902" w:type="dxa"/>
             <w:tcBorders>
               <w:top w:val="single" w:sz="4" w:space="0" w:color="7F7F7F"/>
               <w:start w:val="single" w:sz="4" w:space="0" w:color="7F7F7F"/>
@@ -24911,7 +24890,7 @@
         </w:trPr>
         <w:tc>
           <w:tcPr>
-            <w:tcW w:w="2699" w:type="dxa"/>
+            <w:tcW w:w="2698" w:type="dxa"/>
             <w:tcBorders>
               <w:top w:val="single" w:sz="4" w:space="0" w:color="7F7F7F"/>
               <w:start w:val="single" w:sz="4" w:space="0" w:color="7F7F7F"/>
@@ -24939,32 +24918,32 @@
         </w:tc>
         <w:tc>
           <w:tcPr>
-            <w:tcW w:w="1001" w:type="dxa"/>
-            <w:tcBorders>
-              <w:top w:val="single" w:sz="4" w:space="0" w:color="7F7F7F"/>
-              <w:start w:val="single" w:sz="4" w:space="0" w:color="7F7F7F"/>
-              <w:bottom w:val="single" w:sz="4" w:space="0" w:color="7F7F7F"/>
-              <w:end w:val="single" w:sz="4" w:space="0" w:color="7F7F7F"/>
-            </w:tcBorders>
-            <w:shd w:color="auto" w:fill="FFF6D6" w:val="clear"/>
-            <w:vAlign w:val="center"/>
-          </w:tcPr>
-          <w:p>
-            <w:pPr>
-              <w:pStyle w:val="Normal"/>
-              <w:keepNext w:val="true"/>
-              <w:spacing w:lineRule="auto" w:line="252"/>
-              <w:jc w:val="center"/>
-              <w:rPr/>
-            </w:pPr>
-            <w:r>
-              <w:rPr/>
-            </w:r>
-          </w:p>
-        </w:tc>
-        <w:tc>
-          <w:tcPr>
-            <w:tcW w:w="1499" w:type="dxa"/>
+            <w:tcW w:w="1002" w:type="dxa"/>
+            <w:tcBorders>
+              <w:top w:val="single" w:sz="4" w:space="0" w:color="7F7F7F"/>
+              <w:start w:val="single" w:sz="4" w:space="0" w:color="7F7F7F"/>
+              <w:bottom w:val="single" w:sz="4" w:space="0" w:color="7F7F7F"/>
+              <w:end w:val="single" w:sz="4" w:space="0" w:color="7F7F7F"/>
+            </w:tcBorders>
+            <w:shd w:color="auto" w:fill="FFF6D6" w:val="clear"/>
+            <w:vAlign w:val="center"/>
+          </w:tcPr>
+          <w:p>
+            <w:pPr>
+              <w:pStyle w:val="Normal"/>
+              <w:keepNext w:val="true"/>
+              <w:spacing w:lineRule="auto" w:line="252"/>
+              <w:jc w:val="center"/>
+              <w:rPr/>
+            </w:pPr>
+            <w:r>
+              <w:rPr/>
+            </w:r>
+          </w:p>
+        </w:tc>
+        <w:tc>
+          <w:tcPr>
+            <w:tcW w:w="1498" w:type="dxa"/>
             <w:tcBorders>
               <w:top w:val="single" w:sz="4" w:space="0" w:color="7F7F7F"/>
               <w:start w:val="single" w:sz="4" w:space="0" w:color="7F7F7F"/>
@@ -25014,7 +24993,7 @@
         </w:tc>
         <w:tc>
           <w:tcPr>
-            <w:tcW w:w="1901" w:type="dxa"/>
+            <w:tcW w:w="1902" w:type="dxa"/>
             <w:tcBorders>
               <w:top w:val="single" w:sz="4" w:space="0" w:color="7F7F7F"/>
               <w:start w:val="single" w:sz="4" w:space="0" w:color="7F7F7F"/>
@@ -25070,7 +25049,7 @@
         </w:trPr>
         <w:tc>
           <w:tcPr>
-            <w:tcW w:w="2699" w:type="dxa"/>
+            <w:tcW w:w="2698" w:type="dxa"/>
             <w:tcBorders>
               <w:top w:val="single" w:sz="4" w:space="0" w:color="7F7F7F"/>
               <w:start w:val="single" w:sz="4" w:space="0" w:color="7F7F7F"/>
@@ -25097,31 +25076,31 @@
         </w:tc>
         <w:tc>
           <w:tcPr>
-            <w:tcW w:w="1001" w:type="dxa"/>
-            <w:tcBorders>
-              <w:top w:val="single" w:sz="4" w:space="0" w:color="7F7F7F"/>
-              <w:start w:val="single" w:sz="4" w:space="0" w:color="7F7F7F"/>
-              <w:bottom w:val="single" w:sz="4" w:space="0" w:color="7F7F7F"/>
-              <w:end w:val="single" w:sz="4" w:space="0" w:color="7F7F7F"/>
-            </w:tcBorders>
-            <w:shd w:color="auto" w:fill="FFF6D6" w:val="clear"/>
-            <w:vAlign w:val="center"/>
-          </w:tcPr>
-          <w:p>
-            <w:pPr>
-              <w:pStyle w:val="Normal"/>
-              <w:spacing w:lineRule="auto" w:line="252"/>
-              <w:jc w:val="center"/>
-              <w:rPr/>
-            </w:pPr>
-            <w:r>
-              <w:rPr/>
-            </w:r>
-          </w:p>
-        </w:tc>
-        <w:tc>
-          <w:tcPr>
-            <w:tcW w:w="1499" w:type="dxa"/>
+            <w:tcW w:w="1002" w:type="dxa"/>
+            <w:tcBorders>
+              <w:top w:val="single" w:sz="4" w:space="0" w:color="7F7F7F"/>
+              <w:start w:val="single" w:sz="4" w:space="0" w:color="7F7F7F"/>
+              <w:bottom w:val="single" w:sz="4" w:space="0" w:color="7F7F7F"/>
+              <w:end w:val="single" w:sz="4" w:space="0" w:color="7F7F7F"/>
+            </w:tcBorders>
+            <w:shd w:color="auto" w:fill="FFF6D6" w:val="clear"/>
+            <w:vAlign w:val="center"/>
+          </w:tcPr>
+          <w:p>
+            <w:pPr>
+              <w:pStyle w:val="Normal"/>
+              <w:spacing w:lineRule="auto" w:line="252"/>
+              <w:jc w:val="center"/>
+              <w:rPr/>
+            </w:pPr>
+            <w:r>
+              <w:rPr/>
+            </w:r>
+          </w:p>
+        </w:tc>
+        <w:tc>
+          <w:tcPr>
+            <w:tcW w:w="1498" w:type="dxa"/>
             <w:tcBorders>
               <w:top w:val="single" w:sz="4" w:space="0" w:color="7F7F7F"/>
               <w:start w:val="single" w:sz="4" w:space="0" w:color="7F7F7F"/>
@@ -25169,7 +25148,7 @@
         </w:tc>
         <w:tc>
           <w:tcPr>
-            <w:tcW w:w="1901" w:type="dxa"/>
+            <w:tcW w:w="1902" w:type="dxa"/>
             <w:tcBorders>
               <w:top w:val="single" w:sz="4" w:space="0" w:color="7F7F7F"/>
               <w:start w:val="single" w:sz="4" w:space="0" w:color="7F7F7F"/>
@@ -25577,6 +25556,7 @@
       <w:pPr>
         <w:pStyle w:val="Heading1"/>
         <w:keepNext w:val="true"/>
+        <w:spacing w:before="0" w:after="140"/>
         <w:rPr/>
       </w:pPr>
       <w:r>
@@ -27586,8 +27566,8 @@
         <w:tblLook w:noHBand="0" w:noVBand="0" w:firstColumn="0" w:lastRow="0" w:lastColumn="0" w:firstRow="0" w:val="0000"/>
       </w:tblPr>
       <w:tblGrid>
-        <w:gridCol w:w="5999"/>
-        <w:gridCol w:w="3639"/>
+        <w:gridCol w:w="5998"/>
+        <w:gridCol w:w="3640"/>
       </w:tblGrid>
       <w:tr>
         <w:trPr>
@@ -27596,7 +27576,7 @@
         </w:trPr>
         <w:tc>
           <w:tcPr>
-            <w:tcW w:w="5999" w:type="dxa"/>
+            <w:tcW w:w="5998" w:type="dxa"/>
             <w:tcBorders>
               <w:top w:val="single" w:sz="4" w:space="0" w:color="7F7F7F"/>
               <w:start w:val="single" w:sz="4" w:space="0" w:color="7F7F7F"/>
@@ -27623,7 +27603,7 @@
         </w:tc>
         <w:tc>
           <w:tcPr>
-            <w:tcW w:w="3639" w:type="dxa"/>
+            <w:tcW w:w="3640" w:type="dxa"/>
             <w:tcBorders>
               <w:top w:val="single" w:sz="4" w:space="0" w:color="7F7F7F"/>
               <w:start w:val="single" w:sz="4" w:space="0" w:color="7F7F7F"/>
@@ -27730,8 +27710,8 @@
         <w:tblLook w:noHBand="0" w:noVBand="0" w:firstColumn="0" w:lastRow="0" w:lastColumn="0" w:firstRow="0" w:val="0000"/>
       </w:tblPr>
       <w:tblGrid>
-        <w:gridCol w:w="1999"/>
-        <w:gridCol w:w="3801"/>
+        <w:gridCol w:w="1998"/>
+        <w:gridCol w:w="3802"/>
         <w:gridCol w:w="3838"/>
       </w:tblGrid>
       <w:tr>
@@ -27742,7 +27722,7 @@
         </w:trPr>
         <w:tc>
           <w:tcPr>
-            <w:tcW w:w="1999" w:type="dxa"/>
+            <w:tcW w:w="1998" w:type="dxa"/>
             <w:tcBorders>
               <w:top w:val="single" w:sz="4" w:space="0" w:color="7F7F7F"/>
               <w:start w:val="single" w:sz="4" w:space="0" w:color="7F7F7F"/>
@@ -27773,7 +27753,7 @@
         </w:tc>
         <w:tc>
           <w:tcPr>
-            <w:tcW w:w="3801" w:type="dxa"/>
+            <w:tcW w:w="3802" w:type="dxa"/>
             <w:tcBorders>
               <w:top w:val="single" w:sz="4" w:space="0" w:color="7F7F7F"/>
               <w:start w:val="single" w:sz="4" w:space="0" w:color="7F7F7F"/>
@@ -27841,7 +27821,7 @@
         </w:trPr>
         <w:tc>
           <w:tcPr>
-            <w:tcW w:w="1999" w:type="dxa"/>
+            <w:tcW w:w="1998" w:type="dxa"/>
             <w:tcBorders>
               <w:top w:val="single" w:sz="4" w:space="0" w:color="7F7F7F"/>
               <w:start w:val="single" w:sz="4" w:space="0" w:color="7F7F7F"/>
@@ -27870,7 +27850,7 @@
         </w:tc>
         <w:tc>
           <w:tcPr>
-            <w:tcW w:w="3801" w:type="dxa"/>
+            <w:tcW w:w="3802" w:type="dxa"/>
             <w:tcBorders>
               <w:top w:val="single" w:sz="4" w:space="0" w:color="7F7F7F"/>
               <w:start w:val="single" w:sz="4" w:space="0" w:color="7F7F7F"/>
@@ -27926,7 +27906,7 @@
         </w:trPr>
         <w:tc>
           <w:tcPr>
-            <w:tcW w:w="1999" w:type="dxa"/>
+            <w:tcW w:w="1998" w:type="dxa"/>
             <w:tcBorders>
               <w:top w:val="single" w:sz="4" w:space="0" w:color="7F7F7F"/>
               <w:start w:val="single" w:sz="4" w:space="0" w:color="7F7F7F"/>
@@ -27955,7 +27935,7 @@
         </w:tc>
         <w:tc>
           <w:tcPr>
-            <w:tcW w:w="3801" w:type="dxa"/>
+            <w:tcW w:w="3802" w:type="dxa"/>
             <w:tcBorders>
               <w:top w:val="single" w:sz="4" w:space="0" w:color="7F7F7F"/>
               <w:start w:val="single" w:sz="4" w:space="0" w:color="7F7F7F"/>
@@ -28011,7 +27991,7 @@
         </w:trPr>
         <w:tc>
           <w:tcPr>
-            <w:tcW w:w="1999" w:type="dxa"/>
+            <w:tcW w:w="1998" w:type="dxa"/>
             <w:tcBorders>
               <w:top w:val="single" w:sz="4" w:space="0" w:color="7F7F7F"/>
               <w:start w:val="single" w:sz="4" w:space="0" w:color="7F7F7F"/>
@@ -28039,7 +28019,7 @@
         </w:tc>
         <w:tc>
           <w:tcPr>
-            <w:tcW w:w="3801" w:type="dxa"/>
+            <w:tcW w:w="3802" w:type="dxa"/>
             <w:tcBorders>
               <w:top w:val="single" w:sz="4" w:space="0" w:color="7F7F7F"/>
               <w:start w:val="single" w:sz="4" w:space="0" w:color="7F7F7F"/>
@@ -28235,6 +28215,7 @@
       <w:pPr>
         <w:pStyle w:val="Heading1"/>
         <w:keepNext w:val="true"/>
+        <w:spacing w:before="0" w:after="140"/>
         <w:rPr/>
       </w:pPr>
       <w:r>
@@ -28271,8 +28252,8 @@
         <w:tblLook w:noHBand="0" w:noVBand="0" w:firstColumn="0" w:lastRow="0" w:lastColumn="0" w:firstRow="0" w:val="0000"/>
       </w:tblPr>
       <w:tblGrid>
-        <w:gridCol w:w="619"/>
-        <w:gridCol w:w="9019"/>
+        <w:gridCol w:w="618"/>
+        <w:gridCol w:w="9020"/>
       </w:tblGrid>
       <w:tr>
         <w:trPr>
@@ -28281,7 +28262,7 @@
         </w:trPr>
         <w:tc>
           <w:tcPr>
-            <w:tcW w:w="619" w:type="dxa"/>
+            <w:tcW w:w="618" w:type="dxa"/>
             <w:tcBorders>
               <w:top w:val="single" w:sz="4" w:space="0" w:color="7F7F7F"/>
               <w:start w:val="single" w:sz="4" w:space="0" w:color="7F7F7F"/>
@@ -28312,7 +28293,7 @@
         </w:tc>
         <w:tc>
           <w:tcPr>
-            <w:tcW w:w="9019" w:type="dxa"/>
+            <w:tcW w:w="9020" w:type="dxa"/>
             <w:tcBorders>
               <w:top w:val="single" w:sz="4" w:space="0" w:color="7F7F7F"/>
               <w:start w:val="single" w:sz="4" w:space="0" w:color="7F7F7F"/>
@@ -28348,7 +28329,7 @@
         </w:trPr>
         <w:tc>
           <w:tcPr>
-            <w:tcW w:w="619" w:type="dxa"/>
+            <w:tcW w:w="618" w:type="dxa"/>
             <w:tcBorders>
               <w:top w:val="single" w:sz="4" w:space="0" w:color="7F7F7F"/>
               <w:start w:val="single" w:sz="4" w:space="0" w:color="7F7F7F"/>
@@ -28377,7 +28358,7 @@
         </w:tc>
         <w:tc>
           <w:tcPr>
-            <w:tcW w:w="9019" w:type="dxa"/>
+            <w:tcW w:w="9020" w:type="dxa"/>
             <w:tcBorders>
               <w:top w:val="single" w:sz="4" w:space="0" w:color="7F7F7F"/>
               <w:start w:val="single" w:sz="4" w:space="0" w:color="7F7F7F"/>
@@ -28442,7 +28423,7 @@
         </w:trPr>
         <w:tc>
           <w:tcPr>
-            <w:tcW w:w="619" w:type="dxa"/>
+            <w:tcW w:w="618" w:type="dxa"/>
             <w:tcBorders>
               <w:top w:val="single" w:sz="4" w:space="0" w:color="7F7F7F"/>
               <w:start w:val="single" w:sz="4" w:space="0" w:color="7F7F7F"/>
@@ -28471,7 +28452,7 @@
         </w:tc>
         <w:tc>
           <w:tcPr>
-            <w:tcW w:w="9019" w:type="dxa"/>
+            <w:tcW w:w="9020" w:type="dxa"/>
             <w:tcBorders>
               <w:top w:val="single" w:sz="4" w:space="0" w:color="7F7F7F"/>
               <w:start w:val="single" w:sz="4" w:space="0" w:color="7F7F7F"/>
@@ -28504,7 +28485,7 @@
         </w:trPr>
         <w:tc>
           <w:tcPr>
-            <w:tcW w:w="619" w:type="dxa"/>
+            <w:tcW w:w="618" w:type="dxa"/>
             <w:tcBorders>
               <w:top w:val="single" w:sz="4" w:space="0" w:color="7F7F7F"/>
               <w:start w:val="single" w:sz="4" w:space="0" w:color="7F7F7F"/>
@@ -28533,7 +28514,7 @@
         </w:tc>
         <w:tc>
           <w:tcPr>
-            <w:tcW w:w="9019" w:type="dxa"/>
+            <w:tcW w:w="9020" w:type="dxa"/>
             <w:tcBorders>
               <w:top w:val="single" w:sz="4" w:space="0" w:color="7F7F7F"/>
               <w:start w:val="single" w:sz="4" w:space="0" w:color="7F7F7F"/>
@@ -28566,7 +28547,7 @@
         </w:trPr>
         <w:tc>
           <w:tcPr>
-            <w:tcW w:w="619" w:type="dxa"/>
+            <w:tcW w:w="618" w:type="dxa"/>
             <w:tcBorders>
               <w:top w:val="single" w:sz="4" w:space="0" w:color="7F7F7F"/>
               <w:start w:val="single" w:sz="4" w:space="0" w:color="7F7F7F"/>
@@ -28594,7 +28575,7 @@
         </w:tc>
         <w:tc>
           <w:tcPr>
-            <w:tcW w:w="9019" w:type="dxa"/>
+            <w:tcW w:w="9020" w:type="dxa"/>
             <w:tcBorders>
               <w:top w:val="single" w:sz="4" w:space="0" w:color="7F7F7F"/>
               <w:start w:val="single" w:sz="4" w:space="0" w:color="7F7F7F"/>
@@ -28930,7 +28911,7 @@
         <w:pStyle w:val="ListParagraph"/>
         <w:numPr>
           <w:ilvl w:val="0"/>
-          <w:numId w:val="1"/>
+          <w:numId w:val="3"/>
         </w:numPr>
         <w:spacing w:lineRule="auto" w:line="276" w:before="0" w:after="60"/>
         <w:rPr/>
@@ -28945,7 +28926,7 @@
         <w:pStyle w:val="ListParagraph"/>
         <w:numPr>
           <w:ilvl w:val="0"/>
-          <w:numId w:val="1"/>
+          <w:numId w:val="3"/>
         </w:numPr>
         <w:spacing w:lineRule="auto" w:line="276" w:before="0" w:after="60"/>
         <w:rPr/>
@@ -29522,6 +29503,248 @@
   <w:abstractNum w:abstractNumId="3">
     <w:lvl w:ilvl="0">
       <w:start w:val="1"/>
+      <w:numFmt w:val="bullet"/>
+      <w:lvlText w:val=""/>
+      <w:lvlJc w:val="start"/>
+      <w:pPr>
+        <w:tabs>
+          <w:tab w:val="num" w:pos="0"/>
+        </w:tabs>
+        <w:ind w:start="500" w:hanging="260"/>
+      </w:pPr>
+      <w:rPr>
+        <w:rFonts w:ascii="Symbol" w:hAnsi="Symbol" w:cs="Symbol" w:hint="default"/>
+      </w:rPr>
+    </w:lvl>
+    <w:lvl w:ilvl="1">
+      <w:start w:val="0"/>
+      <w:numFmt w:val="decimal"/>
+      <w:lvlText w:val=""/>
+      <w:lvlJc w:val="start"/>
+      <w:pPr>
+        <w:tabs>
+          <w:tab w:val="num" w:pos="0"/>
+        </w:tabs>
+        <w:ind w:start="0" w:hanging="0"/>
+      </w:pPr>
+      <w:rPr/>
+    </w:lvl>
+    <w:lvl w:ilvl="2">
+      <w:start w:val="0"/>
+      <w:numFmt w:val="decimal"/>
+      <w:lvlText w:val=""/>
+      <w:lvlJc w:val="start"/>
+      <w:pPr>
+        <w:tabs>
+          <w:tab w:val="num" w:pos="0"/>
+        </w:tabs>
+        <w:ind w:start="0" w:hanging="0"/>
+      </w:pPr>
+      <w:rPr/>
+    </w:lvl>
+    <w:lvl w:ilvl="3">
+      <w:start w:val="0"/>
+      <w:numFmt w:val="decimal"/>
+      <w:lvlText w:val=""/>
+      <w:lvlJc w:val="start"/>
+      <w:pPr>
+        <w:tabs>
+          <w:tab w:val="num" w:pos="0"/>
+        </w:tabs>
+        <w:ind w:start="0" w:hanging="0"/>
+      </w:pPr>
+      <w:rPr/>
+    </w:lvl>
+    <w:lvl w:ilvl="4">
+      <w:start w:val="0"/>
+      <w:numFmt w:val="decimal"/>
+      <w:lvlText w:val=""/>
+      <w:lvlJc w:val="start"/>
+      <w:pPr>
+        <w:tabs>
+          <w:tab w:val="num" w:pos="0"/>
+        </w:tabs>
+        <w:ind w:start="0" w:hanging="0"/>
+      </w:pPr>
+      <w:rPr/>
+    </w:lvl>
+    <w:lvl w:ilvl="5">
+      <w:start w:val="0"/>
+      <w:numFmt w:val="decimal"/>
+      <w:lvlText w:val=""/>
+      <w:lvlJc w:val="start"/>
+      <w:pPr>
+        <w:tabs>
+          <w:tab w:val="num" w:pos="0"/>
+        </w:tabs>
+        <w:ind w:start="0" w:hanging="0"/>
+      </w:pPr>
+      <w:rPr/>
+    </w:lvl>
+    <w:lvl w:ilvl="6">
+      <w:start w:val="0"/>
+      <w:numFmt w:val="decimal"/>
+      <w:lvlText w:val=""/>
+      <w:lvlJc w:val="start"/>
+      <w:pPr>
+        <w:tabs>
+          <w:tab w:val="num" w:pos="0"/>
+        </w:tabs>
+        <w:ind w:start="0" w:hanging="0"/>
+      </w:pPr>
+      <w:rPr/>
+    </w:lvl>
+    <w:lvl w:ilvl="7">
+      <w:start w:val="0"/>
+      <w:numFmt w:val="decimal"/>
+      <w:lvlText w:val=""/>
+      <w:lvlJc w:val="start"/>
+      <w:pPr>
+        <w:tabs>
+          <w:tab w:val="num" w:pos="0"/>
+        </w:tabs>
+        <w:ind w:start="0" w:hanging="0"/>
+      </w:pPr>
+      <w:rPr/>
+    </w:lvl>
+    <w:lvl w:ilvl="8">
+      <w:start w:val="0"/>
+      <w:numFmt w:val="decimal"/>
+      <w:lvlText w:val=""/>
+      <w:lvlJc w:val="start"/>
+      <w:pPr>
+        <w:tabs>
+          <w:tab w:val="num" w:pos="0"/>
+        </w:tabs>
+        <w:ind w:start="0" w:hanging="0"/>
+      </w:pPr>
+      <w:rPr/>
+    </w:lvl>
+  </w:abstractNum>
+  <w:abstractNum w:abstractNumId="4">
+    <w:lvl w:ilvl="0">
+      <w:start w:val="1"/>
+      <w:numFmt w:val="bullet"/>
+      <w:lvlText w:val=""/>
+      <w:lvlJc w:val="start"/>
+      <w:pPr>
+        <w:tabs>
+          <w:tab w:val="num" w:pos="0"/>
+        </w:tabs>
+        <w:ind w:start="340" w:hanging="220"/>
+      </w:pPr>
+      <w:rPr>
+        <w:rFonts w:ascii="Symbol" w:hAnsi="Symbol" w:cs="Symbol" w:hint="default"/>
+      </w:rPr>
+    </w:lvl>
+    <w:lvl w:ilvl="1">
+      <w:start w:val="0"/>
+      <w:numFmt w:val="decimal"/>
+      <w:lvlText w:val=""/>
+      <w:lvlJc w:val="start"/>
+      <w:pPr>
+        <w:tabs>
+          <w:tab w:val="num" w:pos="0"/>
+        </w:tabs>
+        <w:ind w:start="0" w:hanging="0"/>
+      </w:pPr>
+      <w:rPr/>
+    </w:lvl>
+    <w:lvl w:ilvl="2">
+      <w:start w:val="0"/>
+      <w:numFmt w:val="decimal"/>
+      <w:lvlText w:val=""/>
+      <w:lvlJc w:val="start"/>
+      <w:pPr>
+        <w:tabs>
+          <w:tab w:val="num" w:pos="0"/>
+        </w:tabs>
+        <w:ind w:start="0" w:hanging="0"/>
+      </w:pPr>
+      <w:rPr/>
+    </w:lvl>
+    <w:lvl w:ilvl="3">
+      <w:start w:val="0"/>
+      <w:numFmt w:val="decimal"/>
+      <w:lvlText w:val=""/>
+      <w:lvlJc w:val="start"/>
+      <w:pPr>
+        <w:tabs>
+          <w:tab w:val="num" w:pos="0"/>
+        </w:tabs>
+        <w:ind w:start="0" w:hanging="0"/>
+      </w:pPr>
+      <w:rPr/>
+    </w:lvl>
+    <w:lvl w:ilvl="4">
+      <w:start w:val="0"/>
+      <w:numFmt w:val="decimal"/>
+      <w:lvlText w:val=""/>
+      <w:lvlJc w:val="start"/>
+      <w:pPr>
+        <w:tabs>
+          <w:tab w:val="num" w:pos="0"/>
+        </w:tabs>
+        <w:ind w:start="0" w:hanging="0"/>
+      </w:pPr>
+      <w:rPr/>
+    </w:lvl>
+    <w:lvl w:ilvl="5">
+      <w:start w:val="0"/>
+      <w:numFmt w:val="decimal"/>
+      <w:lvlText w:val=""/>
+      <w:lvlJc w:val="start"/>
+      <w:pPr>
+        <w:tabs>
+          <w:tab w:val="num" w:pos="0"/>
+        </w:tabs>
+        <w:ind w:start="0" w:hanging="0"/>
+      </w:pPr>
+      <w:rPr/>
+    </w:lvl>
+    <w:lvl w:ilvl="6">
+      <w:start w:val="0"/>
+      <w:numFmt w:val="decimal"/>
+      <w:lvlText w:val=""/>
+      <w:lvlJc w:val="start"/>
+      <w:pPr>
+        <w:tabs>
+          <w:tab w:val="num" w:pos="0"/>
+        </w:tabs>
+        <w:ind w:start="0" w:hanging="0"/>
+      </w:pPr>
+      <w:rPr/>
+    </w:lvl>
+    <w:lvl w:ilvl="7">
+      <w:start w:val="0"/>
+      <w:numFmt w:val="decimal"/>
+      <w:lvlText w:val=""/>
+      <w:lvlJc w:val="start"/>
+      <w:pPr>
+        <w:tabs>
+          <w:tab w:val="num" w:pos="0"/>
+        </w:tabs>
+        <w:ind w:start="0" w:hanging="0"/>
+      </w:pPr>
+      <w:rPr/>
+    </w:lvl>
+    <w:lvl w:ilvl="8">
+      <w:start w:val="0"/>
+      <w:numFmt w:val="decimal"/>
+      <w:lvlText w:val=""/>
+      <w:lvlJc w:val="start"/>
+      <w:pPr>
+        <w:tabs>
+          <w:tab w:val="num" w:pos="0"/>
+        </w:tabs>
+        <w:ind w:start="0" w:hanging="0"/>
+      </w:pPr>
+      <w:rPr/>
+    </w:lvl>
+  </w:abstractNum>
+  <w:abstractNum w:abstractNumId="5">
+    <w:lvl w:ilvl="0">
+      <w:start w:val="1"/>
       <w:numFmt w:val="none"/>
       <w:suff w:val="nothing"/>
       <w:lvlText w:val=""/>
@@ -29648,13 +29871,19 @@
     <w:abstractNumId w:val="3"/>
   </w:num>
   <w:num w:numId="4">
-    <w:abstractNumId w:val="1"/>
+    <w:abstractNumId w:val="4"/>
+  </w:num>
+  <w:num w:numId="5">
+    <w:abstractNumId w:val="5"/>
+  </w:num>
+  <w:num w:numId="6">
+    <w:abstractNumId w:val="3"/>
     <w:lvlOverride w:ilvl="0">
       <w:startOverride w:val="1"/>
     </w:lvlOverride>
   </w:num>
-  <w:num w:numId="5">
-    <w:abstractNumId w:val="2"/>
+  <w:num w:numId="7">
+    <w:abstractNumId w:val="4"/>
     <w:lvlOverride w:ilvl="0">
       <w:startOverride w:val="1"/>
     </w:lvlOverride>
@@ -30062,6 +30291,7 @@
     <w:qFormat/>
     <w:pPr>
       <w:widowControl/>
+      <w:suppressAutoHyphens w:val="true"/>
       <w:bidi w:val="0"/>
       <w:spacing w:before="0" w:after="0"/>
       <w:jc w:val="start"/>
@@ -30082,6 +30312,7 @@
     <w:pPr>
       <w:widowControl/>
       <w:shd w:val="clear" w:color="auto" w:fill="1F4E79"/>
+      <w:suppressAutoHyphens w:val="true"/>
       <w:bidi w:val="0"/>
       <w:spacing w:before="200" w:after="140"/>
       <w:jc w:val="start"/>
@@ -30108,6 +30339,7 @@
       <w:pBdr>
         <w:bottom w:val="single" w:sz="6" w:space="2" w:color="2E74B5"/>
       </w:pBdr>
+      <w:suppressAutoHyphens w:val="true"/>
       <w:bidi w:val="0"/>
       <w:spacing w:before="200" w:after="90"/>
       <w:jc w:val="start"/>
@@ -30132,6 +30364,7 @@
     <w:qFormat/>
     <w:pPr>
       <w:widowControl/>
+      <w:suppressAutoHyphens w:val="true"/>
       <w:bidi w:val="0"/>
       <w:spacing w:before="0" w:after="0"/>
       <w:jc w:val="start"/>
@@ -30154,6 +30387,7 @@
     <w:qFormat/>
     <w:pPr>
       <w:widowControl/>
+      <w:suppressAutoHyphens w:val="true"/>
       <w:bidi w:val="0"/>
       <w:spacing w:before="0" w:after="0"/>
       <w:jc w:val="start"/>
@@ -30178,6 +30412,7 @@
     <w:qFormat/>
     <w:pPr>
       <w:widowControl/>
+      <w:suppressAutoHyphens w:val="true"/>
       <w:bidi w:val="0"/>
       <w:spacing w:before="0" w:after="0"/>
       <w:jc w:val="start"/>
@@ -30200,6 +30435,7 @@
     <w:qFormat/>
     <w:pPr>
       <w:widowControl/>
+      <w:suppressAutoHyphens w:val="true"/>
       <w:bidi w:val="0"/>
       <w:spacing w:before="0" w:after="0"/>
       <w:jc w:val="start"/>
@@ -30231,11 +30467,18 @@
       <w:u w:val="single"/>
     </w:rPr>
   </w:style>
-  <w:style w:type="character" w:styleId="FootnoteCharacters">
-    <w:name w:val="Footnote Characters"/>
+  <w:style w:type="character" w:styleId="FootnoteCharactersuser">
+    <w:name w:val="Footnote Characters (user)"/>
     <w:uiPriority w:val="99"/>
     <w:semiHidden/>
     <w:unhideWhenUsed/>
+    <w:qFormat/>
+    <w:rPr>
+      <w:vertAlign w:val="superscript"/>
+    </w:rPr>
+  </w:style>
+  <w:style w:type="character" w:styleId="FootnoteCharacters">
+    <w:name w:val="Footnote Characters"/>
     <w:qFormat/>
     <w:rPr>
       <w:vertAlign w:val="superscript"/>
@@ -30259,11 +30502,18 @@
       <w:szCs w:val="20"/>
     </w:rPr>
   </w:style>
-  <w:style w:type="character" w:styleId="EndnoteCharacters">
-    <w:name w:val="Endnote Characters"/>
+  <w:style w:type="character" w:styleId="EndnoteCharactersuser">
+    <w:name w:val="Endnote Characters (user)"/>
     <w:uiPriority w:val="99"/>
     <w:semiHidden/>
     <w:unhideWhenUsed/>
+    <w:qFormat/>
+    <w:rPr>
+      <w:vertAlign w:val="superscript"/>
+    </w:rPr>
+  </w:style>
+  <w:style w:type="character" w:styleId="EndnoteCharacters">
+    <w:name w:val="Endnote Characters"/>
     <w:qFormat/>
     <w:rPr>
       <w:vertAlign w:val="superscript"/>
@@ -30351,6 +30601,7 @@
     <w:qFormat/>
     <w:pPr>
       <w:widowControl/>
+      <w:suppressAutoHyphens w:val="true"/>
       <w:bidi w:val="0"/>
       <w:spacing w:before="0" w:after="0"/>
       <w:jc w:val="start"/>
@@ -30369,6 +30620,7 @@
     <w:qFormat/>
     <w:pPr>
       <w:widowControl/>
+      <w:suppressAutoHyphens w:val="true"/>
       <w:bidi w:val="0"/>
       <w:spacing w:before="0" w:after="0"/>
       <w:jc w:val="start"/>
@@ -30389,6 +30641,7 @@
     <w:qFormat/>
     <w:pPr>
       <w:widowControl/>
+      <w:suppressAutoHyphens w:val="true"/>
       <w:bidi w:val="0"/>
       <w:spacing w:before="0" w:after="0"/>
       <w:jc w:val="start"/>
@@ -30410,6 +30663,7 @@
     <w:unhideWhenUsed/>
     <w:pPr>
       <w:widowControl/>
+      <w:suppressAutoHyphens w:val="true"/>
       <w:bidi w:val="0"/>
       <w:spacing w:before="0" w:after="0"/>
       <w:jc w:val="start"/>
@@ -30431,6 +30685,7 @@
     <w:unhideWhenUsed/>
     <w:pPr>
       <w:widowControl/>
+      <w:suppressAutoHyphens w:val="true"/>
       <w:bidi w:val="0"/>
       <w:spacing w:before="0" w:after="0"/>
       <w:jc w:val="start"/>

--- a/IT012_Lab01_2026.docx
+++ b/IT012_Lab01_2026.docx
@@ -25026,7 +25026,7 @@
             </w:pPr>
             <w:r>
               <w:rPr/>
-              <w:t>10</w:t>
+              <w:t>4</w:t>
             </w:r>
           </w:p>
         </w:tc>
@@ -25250,6 +25250,7 @@
             </w:pPr>
             <w:r>
               <w:rPr/>
+              <w:t>10</w:t>
             </w:r>
           </w:p>
         </w:tc>
@@ -25275,6 +25276,7 @@
             </w:pPr>
             <w:r>
               <w:rPr/>
+              <w:t>40</w:t>
             </w:r>
           </w:p>
         </w:tc>
@@ -25300,6 +25302,7 @@
             </w:pPr>
             <w:r>
               <w:rPr/>
+              <w:t>45</w:t>
             </w:r>
           </w:p>
         </w:tc>
@@ -25325,6 +25328,7 @@
             </w:pPr>
             <w:r>
               <w:rPr/>
+              <w:t>45</w:t>
             </w:r>
           </w:p>
         </w:tc>
@@ -25350,6 +25354,7 @@
             </w:pPr>
             <w:r>
               <w:rPr/>
+              <w:t>4</w:t>
             </w:r>
           </w:p>
         </w:tc>
@@ -25407,6 +25412,7 @@
             </w:pPr>
             <w:r>
               <w:rPr/>
+              <w:t>5</w:t>
             </w:r>
           </w:p>
         </w:tc>
@@ -25431,6 +25437,7 @@
             </w:pPr>
             <w:r>
               <w:rPr/>
+              <w:t>13</w:t>
             </w:r>
           </w:p>
         </w:tc>
@@ -25455,6 +25462,7 @@
             </w:pPr>
             <w:r>
               <w:rPr/>
+              <w:t>18</w:t>
             </w:r>
           </w:p>
         </w:tc>
@@ -25479,6 +25487,7 @@
             </w:pPr>
             <w:r>
               <w:rPr/>
+              <w:t>18</w:t>
             </w:r>
           </w:p>
         </w:tc>
@@ -25503,6 +25512,7 @@
             </w:pPr>
             <w:r>
               <w:rPr/>
+              <w:t>4</w:t>
             </w:r>
           </w:p>
         </w:tc>
@@ -25595,17 +25605,66 @@
           <w:p>
             <w:pPr>
               <w:pStyle w:val="Normal"/>
-              <w:rPr/>
-            </w:pPr>
-            <w:r>
               <w:rPr>
                 <w:i/>
                 <w:iCs/>
-                <w:color w:val="7F7F7F"/>
-                <w:sz w:val="20"/>
-                <w:szCs w:val="20"/>
-              </w:rPr>
-              <w:t>Trả lời:</w:t>
+                <w:color w:val="111111"/>
+                <w:sz w:val="24"/>
+                <w:szCs w:val="24"/>
+              </w:rPr>
+            </w:pPr>
+            <w:r>
+              <w:rPr>
+                <w:i/>
+                <w:iCs/>
+                <w:color w:val="111111"/>
+                <w:sz w:val="24"/>
+                <w:szCs w:val="24"/>
+              </w:rPr>
+              <w:t>Nhóm càng lớn, triệt tiêu nhiều biến làm giảm số lượng literal</w:t>
+            </w:r>
+          </w:p>
+          <w:p>
+            <w:pPr>
+              <w:pStyle w:val="Normal"/>
+              <w:rPr>
+                <w:i/>
+                <w:iCs/>
+                <w:color w:val="111111"/>
+                <w:sz w:val="24"/>
+                <w:szCs w:val="24"/>
+              </w:rPr>
+            </w:pPr>
+            <w:r>
+              <w:rPr>
+                <w:i/>
+                <w:iCs/>
+                <w:color w:val="111111"/>
+                <w:sz w:val="24"/>
+                <w:szCs w:val="24"/>
+              </w:rPr>
+              <w:t>Càng ít nhóm phủ hết các ô thì sô lượng cổng/ số  hạng O(B) càng ít</w:t>
+            </w:r>
+          </w:p>
+          <w:p>
+            <w:pPr>
+              <w:pStyle w:val="Normal"/>
+              <w:rPr>
+                <w:i/>
+                <w:iCs/>
+                <w:color w:val="111111"/>
+                <w:sz w:val="24"/>
+                <w:szCs w:val="24"/>
+              </w:rPr>
+            </w:pPr>
+            <w:r>
+              <w:rPr>
+                <w:i/>
+                <w:iCs/>
+                <w:color w:val="111111"/>
+                <w:sz w:val="24"/>
+                <w:szCs w:val="24"/>
+              </w:rPr>
             </w:r>
           </w:p>
         </w:tc>
@@ -25739,6 +25798,7 @@
             </w:pPr>
             <w:r>
               <w:rPr/>
+              <w:t>A’B’C+B’CD+BC’D+A’CD</w:t>
             </w:r>
           </w:p>
         </w:tc>
@@ -25796,6 +25856,7 @@
             </w:pPr>
             <w:r>
               <w:rPr/>
+              <w:t>chi phí bằng</w:t>
             </w:r>
           </w:p>
         </w:tc>
@@ -25830,7 +25891,7 @@
       </w:tblGrid>
       <w:tr>
         <w:trPr>
-          <w:trHeight w:val="2400" w:hRule="atLeast"/>
+          <w:trHeight w:val="8100" w:hRule="atLeast"/>
           <w:cantSplit/>
         </w:trPr>
         <w:tc>
@@ -25850,6 +25911,100 @@
               <w:jc w:val="center"/>
               <w:rPr/>
             </w:pPr>
+            <w:r>
+              <w:drawing>
+                <wp:anchor distT="0" distB="0" distL="0" distR="0" simplePos="0" relativeHeight="8" behindDoc="0" locked="0" layoutInCell="0" allowOverlap="1">
+                  <wp:simplePos x="0" y="0"/>
+                  <wp:positionH relativeFrom="column">
+                    <wp:posOffset>-44450</wp:posOffset>
+                  </wp:positionH>
+                  <wp:positionV relativeFrom="paragraph">
+                    <wp:posOffset>204470</wp:posOffset>
+                  </wp:positionV>
+                  <wp:extent cx="3672205" cy="5006340"/>
+                  <wp:effectExtent l="0" t="0" r="0" b="0"/>
+                  <wp:wrapSquare wrapText="largest"/>
+                  <wp:docPr id="8" name="Image5"/>
+                  <wp:cNvGraphicFramePr>
+                    <a:graphicFrameLocks xmlns:a="http://schemas.openxmlformats.org/drawingml/2006/main" noChangeAspect="1"/>
+                  </wp:cNvGraphicFramePr>
+                  <a:graphic xmlns:a="http://schemas.openxmlformats.org/drawingml/2006/main">
+                    <a:graphicData uri="http://schemas.openxmlformats.org/drawingml/2006/picture">
+                      <pic:pic xmlns:pic="http://schemas.openxmlformats.org/drawingml/2006/picture">
+                        <pic:nvPicPr>
+                          <pic:cNvPr id="8" name="Image5"/>
+                          <pic:cNvPicPr>
+                            <a:picLocks noChangeAspect="1" noChangeArrowheads="1"/>
+                          </pic:cNvPicPr>
+                        </pic:nvPicPr>
+                        <pic:blipFill>
+                          <a:blip r:embed="rId9"/>
+                          <a:stretch>
+                            <a:fillRect/>
+                          </a:stretch>
+                        </pic:blipFill>
+                        <pic:spPr bwMode="auto">
+                          <a:xfrm>
+                            <a:off x="0" y="0"/>
+                            <a:ext cx="3672205" cy="5006340"/>
+                          </a:xfrm>
+                          <a:prstGeom prst="rect">
+                            <a:avLst/>
+                          </a:prstGeom>
+                          <a:noFill/>
+                        </pic:spPr>
+                      </pic:pic>
+                    </a:graphicData>
+                  </a:graphic>
+                </wp:anchor>
+              </w:drawing>
+              <w:drawing>
+                <wp:anchor distT="0" distB="0" distL="0" distR="0" simplePos="0" relativeHeight="9" behindDoc="0" locked="0" layoutInCell="0" allowOverlap="1">
+                  <wp:simplePos x="0" y="0"/>
+                  <wp:positionH relativeFrom="column">
+                    <wp:posOffset>3627120</wp:posOffset>
+                  </wp:positionH>
+                  <wp:positionV relativeFrom="paragraph">
+                    <wp:posOffset>557530</wp:posOffset>
+                  </wp:positionV>
+                  <wp:extent cx="2429510" cy="2416175"/>
+                  <wp:effectExtent l="0" t="0" r="0" b="0"/>
+                  <wp:wrapSquare wrapText="largest"/>
+                  <wp:docPr id="9" name="Image7"/>
+                  <wp:cNvGraphicFramePr>
+                    <a:graphicFrameLocks xmlns:a="http://schemas.openxmlformats.org/drawingml/2006/main" noChangeAspect="1"/>
+                  </wp:cNvGraphicFramePr>
+                  <a:graphic xmlns:a="http://schemas.openxmlformats.org/drawingml/2006/main">
+                    <a:graphicData uri="http://schemas.openxmlformats.org/drawingml/2006/picture">
+                      <pic:pic xmlns:pic="http://schemas.openxmlformats.org/drawingml/2006/picture">
+                        <pic:nvPicPr>
+                          <pic:cNvPr id="9" name="Image7"/>
+                          <pic:cNvPicPr>
+                            <a:picLocks noChangeAspect="1" noChangeArrowheads="1"/>
+                          </pic:cNvPicPr>
+                        </pic:nvPicPr>
+                        <pic:blipFill>
+                          <a:blip r:embed="rId10"/>
+                          <a:stretch>
+                            <a:fillRect/>
+                          </a:stretch>
+                        </pic:blipFill>
+                        <pic:spPr bwMode="auto">
+                          <a:xfrm>
+                            <a:off x="0" y="0"/>
+                            <a:ext cx="2429510" cy="2416175"/>
+                          </a:xfrm>
+                          <a:prstGeom prst="rect">
+                            <a:avLst/>
+                          </a:prstGeom>
+                          <a:noFill/>
+                        </pic:spPr>
+                      </pic:pic>
+                    </a:graphicData>
+                  </a:graphic>
+                </wp:anchor>
+              </w:drawing>
+            </w:r>
             <w:r>
               <w:rPr>
                 <w:i/>
@@ -26334,6 +26489,7 @@
             </w:pPr>
             <w:r>
               <w:rPr/>
+              <w:t>0</w:t>
             </w:r>
           </w:p>
         </w:tc>
@@ -26451,6 +26607,7 @@
             </w:pPr>
             <w:r>
               <w:rPr/>
+              <w:t>1</w:t>
             </w:r>
           </w:p>
         </w:tc>
@@ -26568,6 +26725,7 @@
             </w:pPr>
             <w:r>
               <w:rPr/>
+              <w:t>1</w:t>
             </w:r>
           </w:p>
         </w:tc>
@@ -26685,6 +26843,7 @@
             </w:pPr>
             <w:r>
               <w:rPr/>
+              <w:t>0</w:t>
             </w:r>
           </w:p>
         </w:tc>
@@ -26802,6 +26961,7 @@
             </w:pPr>
             <w:r>
               <w:rPr/>
+              <w:t>0</w:t>
             </w:r>
           </w:p>
         </w:tc>
@@ -26919,6 +27079,7 @@
             </w:pPr>
             <w:r>
               <w:rPr/>
+              <w:t>1</w:t>
             </w:r>
           </w:p>
         </w:tc>
@@ -27036,6 +27197,7 @@
             </w:pPr>
             <w:r>
               <w:rPr/>
+              <w:t>1</w:t>
             </w:r>
           </w:p>
         </w:tc>
@@ -27149,6 +27311,7 @@
             </w:pPr>
             <w:r>
               <w:rPr/>
+              <w:t>0</w:t>
             </w:r>
           </w:p>
         </w:tc>
@@ -27185,9 +27348,9 @@
     </w:p>
     <w:tbl>
       <w:tblPr>
-        <w:tblW w:w="9638" w:type="dxa"/>
+        <w:tblW w:w="9437" w:type="dxa"/>
         <w:jc w:val="start"/>
-        <w:tblInd w:w="0" w:type="dxa"/>
+        <w:tblInd w:w="201" w:type="dxa"/>
         <w:tblLayout w:type="fixed"/>
         <w:tblCellMar>
           <w:top w:w="60" w:type="dxa"/>
@@ -27198,7 +27361,7 @@
         <w:tblLook w:noHBand="0" w:noVBand="0" w:firstColumn="0" w:lastRow="0" w:lastColumn="0" w:firstRow="0" w:val="0000"/>
       </w:tblPr>
       <w:tblGrid>
-        <w:gridCol w:w="9638"/>
+        <w:gridCol w:w="9437"/>
       </w:tblGrid>
       <w:tr>
         <w:trPr>
@@ -27207,29 +27370,57 @@
         </w:trPr>
         <w:tc>
           <w:tcPr>
-            <w:tcW w:w="9638" w:type="dxa"/>
-            <w:tcBorders>
-              <w:top w:val="single" w:sz="4" w:space="0" w:color="7F7F7F"/>
-              <w:start w:val="single" w:sz="4" w:space="0" w:color="7F7F7F"/>
-              <w:bottom w:val="single" w:sz="4" w:space="0" w:color="7F7F7F"/>
-              <w:end w:val="single" w:sz="4" w:space="0" w:color="7F7F7F"/>
-            </w:tcBorders>
-            <w:shd w:color="auto" w:fill="FFF6D6" w:val="clear"/>
-          </w:tcPr>
-          <w:p>
-            <w:pPr>
-              <w:pStyle w:val="Normal"/>
-              <w:rPr/>
-            </w:pPr>
-            <w:r>
-              <w:rPr>
-                <w:i/>
-                <w:iCs/>
-                <w:color w:val="7F7F7F"/>
+            <w:tcW w:w="9437" w:type="dxa"/>
+            <w:tcBorders>
+              <w:top w:val="single" w:sz="4" w:space="0" w:color="7F7F7F"/>
+              <w:start w:val="single" w:sz="4" w:space="0" w:color="7F7F7F"/>
+              <w:bottom w:val="single" w:sz="4" w:space="0" w:color="7F7F7F"/>
+              <w:end w:val="single" w:sz="4" w:space="0" w:color="7F7F7F"/>
+            </w:tcBorders>
+            <w:shd w:color="auto" w:fill="FFF6D6" w:val="clear"/>
+          </w:tcPr>
+          <w:p>
+            <w:pPr>
+              <w:pStyle w:val="Normal"/>
+              <w:rPr>
+                <w:i w:val="false"/>
+                <w:iCs w:val="false"/>
+                <w:color w:val="111111"/>
                 <w:sz w:val="20"/>
                 <w:szCs w:val="20"/>
               </w:rPr>
-              <w:t>Trả lời:</w:t>
+            </w:pPr>
+            <w:r>
+              <w:rPr>
+                <w:i w:val="false"/>
+                <w:iCs w:val="false"/>
+                <w:color w:val="111111"/>
+                <w:sz w:val="20"/>
+                <w:szCs w:val="20"/>
+              </w:rPr>
+              <w:t>Vì nó chỉ khác nhau ở một BIT</w:t>
+            </w:r>
+          </w:p>
+          <w:p>
+            <w:pPr>
+              <w:pStyle w:val="Normal"/>
+              <w:rPr>
+                <w:i w:val="false"/>
+                <w:iCs w:val="false"/>
+                <w:color w:val="111111"/>
+                <w:sz w:val="20"/>
+                <w:szCs w:val="20"/>
+              </w:rPr>
+            </w:pPr>
+            <w:r>
+              <w:rPr>
+                <w:i w:val="false"/>
+                <w:iCs w:val="false"/>
+                <w:color w:val="111111"/>
+                <w:sz w:val="20"/>
+                <w:szCs w:val="20"/>
+              </w:rPr>
+              <w:t>giống quy tắc gom nhóm</w:t>
             </w:r>
           </w:p>
         </w:tc>
@@ -27504,6 +27695,7 @@
             </w:pPr>
             <w:r>
               <w:rPr/>
+              <w:t>0</w:t>
             </w:r>
           </w:p>
         </w:tc>
@@ -27529,6 +27721,7 @@
             </w:pPr>
             <w:r>
               <w:rPr/>
+              <w:t>1</w:t>
             </w:r>
           </w:p>
         </w:tc>
@@ -27554,6 +27747,7 @@
             </w:pPr>
             <w:r>
               <w:rPr/>
+              <w:t>0</w:t>
             </w:r>
           </w:p>
         </w:tc>
@@ -27579,6 +27773,7 @@
             </w:pPr>
             <w:r>
               <w:rPr/>
+              <w:t>1</w:t>
             </w:r>
           </w:p>
         </w:tc>
@@ -27639,6 +27834,7 @@
             </w:pPr>
             <w:r>
               <w:rPr/>
+              <w:t>0</w:t>
             </w:r>
           </w:p>
         </w:tc>
@@ -27663,6 +27859,7 @@
             </w:pPr>
             <w:r>
               <w:rPr/>
+              <w:t>1</w:t>
             </w:r>
           </w:p>
         </w:tc>
@@ -27687,6 +27884,7 @@
             </w:pPr>
             <w:r>
               <w:rPr/>
+              <w:t>0</w:t>
             </w:r>
           </w:p>
         </w:tc>
@@ -27711,6 +27909,7 @@
             </w:pPr>
             <w:r>
               <w:rPr/>
+              <w:t>1</w:t>
             </w:r>
           </w:p>
         </w:tc>
@@ -27791,7 +27990,7 @@
                 <w:sz w:val="20"/>
                 <w:szCs w:val="20"/>
               </w:rPr>
-              <w:t>Trả lời:</w:t>
+              <w:t>Có</w:t>
             </w:r>
           </w:p>
         </w:tc>
@@ -28755,10 +28954,12 @@
             </w:pPr>
             <w:r>
               <w:rPr>
-                <w:sz w:val="22"/>
-                <w:szCs w:val="22"/>
-              </w:rPr>
-              <w:t>☐</w:t>
+                <w:b/>
+                <w:bCs/>
+                <w:sz w:val="22"/>
+                <w:szCs w:val="22"/>
+              </w:rPr>
+              <w:t>☑</w:t>
             </w:r>
           </w:p>
         </w:tc>
@@ -28817,10 +29018,12 @@
             </w:pPr>
             <w:r>
               <w:rPr>
-                <w:sz w:val="22"/>
-                <w:szCs w:val="22"/>
-              </w:rPr>
-              <w:t>☐</w:t>
+                <w:b/>
+                <w:bCs/>
+                <w:sz w:val="22"/>
+                <w:szCs w:val="22"/>
+              </w:rPr>
+              <w:t>☑</w:t>
             </w:r>
           </w:p>
         </w:tc>
@@ -28872,16 +29075,19 @@
           <w:p>
             <w:pPr>
               <w:pStyle w:val="Normal"/>
-              <w:spacing w:lineRule="auto" w:line="252"/>
-              <w:jc w:val="center"/>
-              <w:rPr/>
-            </w:pPr>
-            <w:r>
-              <w:rPr>
-                <w:sz w:val="22"/>
-                <w:szCs w:val="22"/>
-              </w:rPr>
-              <w:t>☐</w:t>
+              <w:keepNext w:val="true"/>
+              <w:spacing w:lineRule="auto" w:line="252"/>
+              <w:jc w:val="center"/>
+              <w:rPr/>
+            </w:pPr>
+            <w:r>
+              <w:rPr>
+                <w:b/>
+                <w:bCs/>
+                <w:sz w:val="22"/>
+                <w:szCs w:val="22"/>
+              </w:rPr>
+              <w:t>☑</w:t>
             </w:r>
           </w:p>
         </w:tc>
@@ -29018,17 +29224,60 @@
           <w:p>
             <w:pPr>
               <w:pStyle w:val="Normal"/>
-              <w:rPr/>
+              <w:rPr>
+                <w:color w:val="111111"/>
+              </w:rPr>
             </w:pPr>
             <w:r>
               <w:rPr>
                 <w:i/>
                 <w:iCs/>
-                <w:color w:val="7F7F7F"/>
+                <w:color w:val="111111"/>
                 <w:sz w:val="20"/>
                 <w:szCs w:val="20"/>
               </w:rPr>
-              <w:t>Trả lời:</w:t>
+              <w:t xml:space="preserve">Dùng </w:t>
+            </w:r>
+            <w:r>
+              <w:rPr>
+                <w:b/>
+                <w:i/>
+                <w:iCs/>
+                <w:color w:val="111111"/>
+                <w:sz w:val="20"/>
+                <w:szCs w:val="20"/>
+              </w:rPr>
+              <w:t>đại số</w:t>
+            </w:r>
+            <w:r>
+              <w:rPr>
+                <w:i/>
+                <w:iCs/>
+                <w:color w:val="111111"/>
+                <w:sz w:val="20"/>
+                <w:szCs w:val="20"/>
+              </w:rPr>
+              <w:t xml:space="preserve"> khi cần rút gọn nhanh các biểu thức ít biến (2–3 biến) hoặc cần chứng minh tính tương đương lý thuyết trước khi thiết kế.</w:t>
+              <w:br/>
+            </w:r>
+            <w:r>
+              <w:rPr>
+                <w:color w:val="111111"/>
+              </w:rPr>
+              <w:t xml:space="preserve">Dùng </w:t>
+            </w:r>
+            <w:r>
+              <w:rPr>
+                <w:b/>
+                <w:color w:val="111111"/>
+              </w:rPr>
+              <w:t>mô phỏng</w:t>
+            </w:r>
+            <w:r>
+              <w:rPr>
+                <w:color w:val="111111"/>
+              </w:rPr>
+              <w:t xml:space="preserve"> khi kiểm thử mạch thực tế, mạch phức tạp nhiều ngõ vào/ngõ ra, hoặc cần kiểm tra độ trễ và sự ăn khớp giữa mạch trước và sau rút gọn</w:t>
             </w:r>
           </w:p>
         </w:tc>
@@ -29061,6 +29310,105 @@
       <w:r>
         <w:rPr/>
         <w:t xml:space="preserve"> Từ Thí nghiệm 3, 4 và 5, Sinh viên sẽ cân nhắc những điều gì khi được giao tối ưu một hàm Boole mới (gom 1 hay gom 0, cách gom, loại cổng sử dụng…)?</w:t>
+      </w:r>
+    </w:p>
+    <w:tbl>
+      <w:tblPr>
+        <w:tblW w:w="9620" w:type="dxa"/>
+        <w:jc w:val="start"/>
+        <w:tblInd w:w="0" w:type="dxa"/>
+        <w:tblLayout w:type="fixed"/>
+        <w:tblCellMar>
+          <w:top w:w="60" w:type="dxa"/>
+          <w:start w:w="110" w:type="dxa"/>
+          <w:bottom w:w="60" w:type="dxa"/>
+          <w:end w:w="110" w:type="dxa"/>
+        </w:tblCellMar>
+        <w:tblLook w:noHBand="0" w:noVBand="0" w:firstColumn="0" w:lastRow="0" w:lastColumn="0" w:firstRow="0" w:val="0000"/>
+      </w:tblPr>
+      <w:tblGrid>
+        <w:gridCol w:w="9620"/>
+      </w:tblGrid>
+      <w:tr>
+        <w:trPr>
+          <w:trHeight w:val="900" w:hRule="atLeast"/>
+          <w:cantSplit/>
+        </w:trPr>
+        <w:tc>
+          <w:tcPr>
+            <w:tcW w:w="9620" w:type="dxa"/>
+            <w:tcBorders>
+              <w:top w:val="single" w:sz="4" w:space="0" w:color="7F7F7F"/>
+              <w:start w:val="single" w:sz="4" w:space="0" w:color="7F7F7F"/>
+              <w:bottom w:val="single" w:sz="4" w:space="0" w:color="7F7F7F"/>
+              <w:end w:val="single" w:sz="4" w:space="0" w:color="7F7F7F"/>
+            </w:tcBorders>
+            <w:shd w:color="auto" w:fill="FFF6D6" w:val="clear"/>
+          </w:tcPr>
+          <w:p>
+            <w:pPr>
+              <w:pStyle w:val="Normal"/>
+              <w:rPr/>
+            </w:pPr>
+            <w:r>
+              <w:rPr>
+                <w:i/>
+                <w:iCs/>
+                <w:color w:val="7F7F7F"/>
+                <w:sz w:val="20"/>
+                <w:szCs w:val="20"/>
+              </w:rPr>
+              <w:t>X</w:t>
+            </w:r>
+            <w:r>
+              <w:rPr/>
+              <w:t>em hướng nào tạo được các nhóm có kích thước lớn hơn và số lượng nhóm ít hơn để chi phí thấp nhất.</w:t>
+              <w:br/>
+              <w:t>SOP dùng NAND/AND-OR, POS dùng NOR / OR-AND</w:t>
+            </w:r>
+          </w:p>
+        </w:tc>
+      </w:tr>
+    </w:tbl>
+    <w:p>
+      <w:pPr>
+        <w:pStyle w:val="Normal"/>
+        <w:spacing w:lineRule="exact" w:line="100"/>
+        <w:rPr/>
+      </w:pPr>
+      <w:r>
+        <w:rPr/>
+        <w:t xml:space="preserve"> </w:t>
+      </w:r>
+    </w:p>
+    <w:p>
+      <w:pPr>
+        <w:pStyle w:val="Normal"/>
+        <w:keepNext w:val="true"/>
+        <w:spacing w:lineRule="auto" w:line="276" w:before="0" w:after="100"/>
+        <w:rPr/>
+      </w:pPr>
+      <w:r>
+        <w:rPr>
+          <w:b/>
+          <w:bCs/>
+        </w:rPr>
+        <w:t>Câu R3.</w:t>
+      </w:r>
+      <w:r>
+        <w:rPr/>
+        <w:t xml:space="preserve"> Nêu </w:t>
+      </w:r>
+      <w:r>
+        <w:rPr>
+          <w:b/>
+          <w:bCs/>
+        </w:rPr>
+        <w:t>một</w:t>
+      </w:r>
+      <w:r>
+        <w:rPr/>
+        <w:t xml:space="preserve"> lỗi hoặc nhầm lẫn Sinh viên đã gặp trong buổi thực hành, Sinh viên phát hiện ra bằng cách nào và bài học rút ra là gì?</w:t>
       </w:r>
     </w:p>
     <w:tbl>
@@ -29099,109 +29447,79 @@
           <w:p>
             <w:pPr>
               <w:pStyle w:val="Normal"/>
-              <w:rPr/>
-            </w:pPr>
-            <w:r>
-              <w:rPr>
-                <w:i/>
-                <w:iCs/>
-                <w:color w:val="7F7F7F"/>
+              <w:rPr>
+                <w:b w:val="false"/>
+                <w:bCs w:val="false"/>
+                <w:i w:val="false"/>
+                <w:iCs w:val="false"/>
+                <w:color w:val="111111"/>
                 <w:sz w:val="20"/>
                 <w:szCs w:val="20"/>
               </w:rPr>
-              <w:t>Trả lời:</w:t>
-            </w:r>
-          </w:p>
-        </w:tc>
-      </w:tr>
-    </w:tbl>
-    <w:p>
-      <w:pPr>
-        <w:pStyle w:val="Normal"/>
-        <w:spacing w:lineRule="exact" w:line="100"/>
-        <w:rPr/>
-      </w:pPr>
-      <w:r>
-        <w:rPr/>
-      </w:r>
-    </w:p>
-    <w:p>
-      <w:pPr>
-        <w:pStyle w:val="Normal"/>
-        <w:keepNext w:val="true"/>
-        <w:spacing w:lineRule="auto" w:line="276" w:before="0" w:after="100"/>
-        <w:rPr/>
-      </w:pPr>
-      <w:r>
-        <w:rPr>
-          <w:b/>
-          <w:bCs/>
-        </w:rPr>
-        <w:t>Câu R3.</w:t>
-      </w:r>
-      <w:r>
-        <w:rPr/>
-        <w:t xml:space="preserve"> Nêu </w:t>
-      </w:r>
-      <w:r>
-        <w:rPr>
-          <w:b/>
-          <w:bCs/>
-        </w:rPr>
-        <w:t>một</w:t>
-      </w:r>
-      <w:r>
-        <w:rPr/>
-        <w:t xml:space="preserve"> lỗi hoặc nhầm lẫn Sinh viên đã gặp trong buổi thực hành, Sinh viên phát hiện ra bằng cách nào và bài học rút ra là gì?</w:t>
-      </w:r>
-    </w:p>
-    <w:tbl>
-      <w:tblPr>
-        <w:tblW w:w="9638" w:type="dxa"/>
-        <w:jc w:val="start"/>
-        <w:tblInd w:w="0" w:type="dxa"/>
-        <w:tblLayout w:type="fixed"/>
-        <w:tblCellMar>
-          <w:top w:w="60" w:type="dxa"/>
-          <w:start w:w="110" w:type="dxa"/>
-          <w:bottom w:w="60" w:type="dxa"/>
-          <w:end w:w="110" w:type="dxa"/>
-        </w:tblCellMar>
-        <w:tblLook w:noHBand="0" w:noVBand="0" w:firstColumn="0" w:lastRow="0" w:lastColumn="0" w:firstRow="0" w:val="0000"/>
-      </w:tblPr>
-      <w:tblGrid>
-        <w:gridCol w:w="9638"/>
-      </w:tblGrid>
-      <w:tr>
-        <w:trPr>
-          <w:trHeight w:val="900" w:hRule="atLeast"/>
-          <w:cantSplit/>
-        </w:trPr>
-        <w:tc>
-          <w:tcPr>
-            <w:tcW w:w="9638" w:type="dxa"/>
-            <w:tcBorders>
-              <w:top w:val="single" w:sz="4" w:space="0" w:color="7F7F7F"/>
-              <w:start w:val="single" w:sz="4" w:space="0" w:color="7F7F7F"/>
-              <w:bottom w:val="single" w:sz="4" w:space="0" w:color="7F7F7F"/>
-              <w:end w:val="single" w:sz="4" w:space="0" w:color="7F7F7F"/>
-            </w:tcBorders>
-            <w:shd w:color="auto" w:fill="FFF6D6" w:val="clear"/>
-          </w:tcPr>
-          <w:p>
-            <w:pPr>
-              <w:pStyle w:val="Normal"/>
-              <w:rPr/>
-            </w:pPr>
-            <w:r>
-              <w:rPr>
-                <w:i/>
-                <w:iCs/>
-                <w:color w:val="7F7F7F"/>
+            </w:pPr>
+            <w:r>
+              <w:rPr>
+                <w:b w:val="false"/>
+                <w:bCs w:val="false"/>
+                <w:i w:val="false"/>
+                <w:iCs w:val="false"/>
+                <w:color w:val="111111"/>
                 <w:sz w:val="20"/>
                 <w:szCs w:val="20"/>
               </w:rPr>
-              <w:t>Trả lời:</w:t>
+              <w:t>nhầm lẫn thứ tự mã Gray -&gt; sai minterm</w:t>
+            </w:r>
+          </w:p>
+          <w:p>
+            <w:pPr>
+              <w:pStyle w:val="Normal"/>
+              <w:rPr>
+                <w:b w:val="false"/>
+                <w:bCs w:val="false"/>
+                <w:i w:val="false"/>
+                <w:iCs w:val="false"/>
+                <w:color w:val="111111"/>
+                <w:sz w:val="20"/>
+                <w:szCs w:val="20"/>
+              </w:rPr>
+            </w:pPr>
+            <w:r>
+              <w:rPr>
+                <w:b w:val="false"/>
+                <w:bCs w:val="false"/>
+                <w:i w:val="false"/>
+                <w:iCs w:val="false"/>
+                <w:color w:val="111111"/>
+                <w:sz w:val="20"/>
+                <w:szCs w:val="20"/>
+              </w:rPr>
+              <w:t>Cách phát hiện: Kiểm tra bảng chân trị mô phỏng trên Logisim thấy ngõ ra bị sai lệch ở một vài tổ hợp ngõ vào.</w:t>
+            </w:r>
+          </w:p>
+          <w:p>
+            <w:pPr>
+              <w:pStyle w:val="Normal"/>
+              <w:rPr>
+                <w:b w:val="false"/>
+                <w:bCs w:val="false"/>
+                <w:i w:val="false"/>
+                <w:iCs w:val="false"/>
+                <w:color w:val="111111"/>
+                <w:sz w:val="20"/>
+                <w:szCs w:val="20"/>
+              </w:rPr>
+            </w:pPr>
+            <w:r>
+              <w:rPr>
+                <w:b w:val="false"/>
+                <w:bCs w:val="false"/>
+                <w:i w:val="false"/>
+                <w:iCs w:val="false"/>
+                <w:color w:val="111111"/>
+                <w:sz w:val="20"/>
+                <w:szCs w:val="20"/>
+              </w:rPr>
+              <w:t>Bài học: Luôn kiểm tra kỹ nhãn tọa độ mã Gray trước khi điền ô và dùng bảng chân trị của phần mềm để kiểm tra chéo kết quả</w:t>
             </w:r>
           </w:p>
         </w:tc>
@@ -29260,12 +29578,12 @@
       </w:r>
     </w:p>
     <w:sectPr>
-      <w:headerReference w:type="even" r:id="rId9"/>
-      <w:headerReference w:type="default" r:id="rId10"/>
-      <w:headerReference w:type="first" r:id="rId11"/>
-      <w:footerReference w:type="even" r:id="rId12"/>
-      <w:footerReference w:type="default" r:id="rId13"/>
-      <w:footerReference w:type="first" r:id="rId14"/>
+      <w:headerReference w:type="even" r:id="rId11"/>
+      <w:headerReference w:type="default" r:id="rId12"/>
+      <w:headerReference w:type="first" r:id="rId13"/>
+      <w:footerReference w:type="even" r:id="rId14"/>
+      <w:footerReference w:type="default" r:id="rId15"/>
+      <w:footerReference w:type="first" r:id="rId16"/>
       <w:type w:val="nextPage"/>
       <w:pgSz w:w="11906" w:h="16838"/>
       <w:pgMar w:left="1134" w:right="1134" w:gutter="0" w:header="500" w:top="1134" w:footer="500" w:bottom="1134"/>
@@ -29386,7 +29704,7 @@
         <w:sz w:val="18"/>
         <w:szCs w:val="18"/>
       </w:rPr>
-      <w:t>18</w:t>
+      <w:t>19</w:t>
     </w:r>
     <w:r>
       <w:rPr>
@@ -29494,7 +29812,7 @@
         <w:sz w:val="18"/>
         <w:szCs w:val="18"/>
       </w:rPr>
-      <w:t>18</w:t>
+      <w:t>19</w:t>
     </w:r>
     <w:r>
       <w:rPr>
